--- a/docs/DWWM - Partie 3 - Environnement technique.docx
+++ b/docs/DWWM - Partie 3 - Environnement technique.docx
@@ -4,84 +4,63 @@
   <w:body>
     <w:p>
       <w:pPr>
-        <w:spacing w:after="1400"/>
-      </w:pPr>
-    </w:p>
-    <w:p>
-      <w:pPr>
-        <w:spacing w:after="100"/>
+        <w:spacing w:after="2000"/>
+      </w:pPr>
+    </w:p>
+    <w:p>
+      <w:pPr>
+        <w:spacing w:after="120"/>
         <w:jc w:val="center"/>
       </w:pPr>
       <w:r>
         <w:rPr>
           <w:rFonts w:ascii="Calibri" w:cs="Calibri" w:eastAsia="Calibri" w:hAnsi="Calibri"/>
-          <w:b/>
-          <w:bCs/>
-          <w:color w:val="B8860B"/>
-          <w:spacing w:val="60"/>
-          <w:sz w:val="26"/>
-          <w:szCs w:val="26"/>
-        </w:rPr>
-        <w:t xml:space="preserve">DOSSIER DE PROJET</w:t>
-      </w:r>
-    </w:p>
-    <w:p>
-      <w:pPr>
+          <w:color w:val="7F7F7F"/>
+          <w:spacing w:val="40"/>
+          <w:sz w:val="20"/>
+          <w:szCs w:val="20"/>
+        </w:rPr>
+        <w:t xml:space="preserve">DOSSIER DE PROJET — PARTIE 3</w:t>
+      </w:r>
+    </w:p>
+    <w:p>
+      <w:pPr>
+        <w:spacing w:after="120"/>
+        <w:jc w:val="center"/>
+      </w:pPr>
+      <w:r>
+        <w:rPr>
+          <w:rFonts w:ascii="Calibri" w:cs="Calibri" w:eastAsia="Calibri" w:hAnsi="Calibri"/>
+          <w:b/>
+          <w:bCs/>
+          <w:color w:val="1F4E79"/>
+          <w:sz w:val="56"/>
+          <w:szCs w:val="56"/>
+        </w:rPr>
+        <w:t xml:space="preserve">ENVIRONNEMENT TECHNIQUE</w:t>
+      </w:r>
+    </w:p>
+    <w:p>
+      <w:pPr>
+        <w:pBdr>
+          <w:bottom w:val="single" w:color="2E75B6" w:sz="12" w:space="10"/>
+        </w:pBdr>
         <w:spacing w:after="240"/>
         <w:jc w:val="center"/>
       </w:pPr>
       <w:r>
         <w:rPr>
           <w:rFonts w:ascii="Calibri" w:cs="Calibri" w:eastAsia="Calibri" w:hAnsi="Calibri"/>
-          <w:b/>
-          <w:bCs/>
-          <w:color w:val="1F3864"/>
-          <w:sz w:val="64"/>
-          <w:szCs w:val="64"/>
-        </w:rPr>
-        <w:t xml:space="preserve">PARTIE 3</w:t>
-      </w:r>
-    </w:p>
-    <w:p>
-      <w:pPr>
-        <w:pBdr>
-          <w:top w:val="single" w:color="B8860B" w:sz="12" w:space="12"/>
-        </w:pBdr>
-        <w:spacing w:after="400"/>
-        <w:jc w:val="center"/>
-      </w:pPr>
-      <w:r>
-        <w:rPr>
-          <w:rFonts w:ascii="Calibri" w:cs="Calibri" w:eastAsia="Calibri" w:hAnsi="Calibri"/>
-          <w:b/>
-          <w:bCs/>
-          <w:color w:val="2E74B5"/>
+          <w:color w:val="2E75B6"/>
           <w:sz w:val="32"/>
           <w:szCs w:val="32"/>
         </w:rPr>
-        <w:t xml:space="preserve">Environnement technique</w:t>
-      </w:r>
-    </w:p>
-    <w:p>
-      <w:pPr>
-        <w:spacing w:after="80"/>
-        <w:jc w:val="center"/>
-      </w:pPr>
-      <w:r>
-        <w:rPr>
-          <w:rFonts w:ascii="Calibri" w:cs="Calibri" w:eastAsia="Calibri" w:hAnsi="Calibri"/>
-          <w:b/>
-          <w:bCs/>
-          <w:color w:val="1F3864"/>
-          <w:sz w:val="28"/>
-          <w:szCs w:val="28"/>
-        </w:rPr>
         <w:t xml:space="preserve">Signale Mayotte</w:t>
       </w:r>
     </w:p>
     <w:p>
       <w:pPr>
-        <w:spacing w:after="400"/>
+        <w:spacing w:after="1800"/>
         <w:jc w:val="center"/>
       </w:pPr>
       <w:r>
@@ -89,11 +68,10 @@
           <w:rFonts w:ascii="Calibri" w:cs="Calibri" w:eastAsia="Calibri" w:hAnsi="Calibri"/>
           <w:i/>
           <w:iCs/>
-          <w:color w:val="44546A"/>
-          <w:sz w:val="22"/>
-          <w:szCs w:val="22"/>
-        </w:rPr>
-        <w:t xml:space="preserve">Plateforme citoyenne de signalement — projet fil rouge</w:t>
+          <w:sz w:val="24"/>
+          <w:szCs w:val="24"/>
+        </w:rPr>
+        <w:t xml:space="preserve">Plateforme citoyenne de signalement — https://signale-mayotte.onrender.com</w:t>
       </w:r>
     </w:p>
     <w:p>
@@ -104,58 +82,372 @@
       <w:r>
         <w:rPr>
           <w:rFonts w:ascii="Calibri" w:cs="Calibri" w:eastAsia="Calibri" w:hAnsi="Calibri"/>
-          <w:color w:val="44546A"/>
-          <w:sz w:val="22"/>
-          <w:szCs w:val="22"/>
-        </w:rPr>
-        <w:t xml:space="preserve">Titre Professionnel Développeur Web et Web Mobile</w:t>
-      </w:r>
-    </w:p>
-    <w:p>
-      <w:pPr>
-        <w:spacing w:after="300"/>
+          <w:b/>
+          <w:bCs/>
+          <w:color w:val="1F4E79"/>
+          <w:sz w:val="22"/>
+          <w:szCs w:val="22"/>
+        </w:rPr>
+        <w:t xml:space="preserve">Plan du document</w:t>
+      </w:r>
+    </w:p>
+    <w:p>
+      <w:pPr>
+        <w:spacing w:after="20"/>
         <w:jc w:val="center"/>
       </w:pPr>
       <w:r>
         <w:rPr>
           <w:rFonts w:ascii="Calibri" w:cs="Calibri" w:eastAsia="Calibri" w:hAnsi="Calibri"/>
-          <w:color w:val="2E74B5"/>
+          <w:sz w:val="22"/>
+          <w:szCs w:val="22"/>
+        </w:rPr>
+        <w:t xml:space="preserve">3.1  Architecture générale de l'application</w:t>
+      </w:r>
+    </w:p>
+    <w:p>
+      <w:pPr>
+        <w:spacing w:after="20"/>
+        <w:jc w:val="center"/>
+      </w:pPr>
+      <w:r>
+        <w:rPr>
+          <w:rFonts w:ascii="Calibri" w:cs="Calibri" w:eastAsia="Calibri" w:hAnsi="Calibri"/>
+          <w:sz w:val="22"/>
+          <w:szCs w:val="22"/>
+        </w:rPr>
+        <w:t xml:space="preserve">3.2  Environnement de développement</w:t>
+      </w:r>
+    </w:p>
+    <w:p>
+      <w:pPr>
+        <w:spacing w:after="20"/>
+        <w:jc w:val="center"/>
+      </w:pPr>
+      <w:r>
+        <w:rPr>
+          <w:rFonts w:ascii="Calibri" w:cs="Calibri" w:eastAsia="Calibri" w:hAnsi="Calibri"/>
+          <w:sz w:val="22"/>
+          <w:szCs w:val="22"/>
+        </w:rPr>
+        <w:t xml:space="preserve">3.3  Technologies front-end</w:t>
+      </w:r>
+    </w:p>
+    <w:p>
+      <w:pPr>
+        <w:spacing w:after="20"/>
+        <w:jc w:val="center"/>
+      </w:pPr>
+      <w:r>
+        <w:rPr>
+          <w:rFonts w:ascii="Calibri" w:cs="Calibri" w:eastAsia="Calibri" w:hAnsi="Calibri"/>
+          <w:sz w:val="22"/>
+          <w:szCs w:val="22"/>
+        </w:rPr>
+        <w:t xml:space="preserve">3.4  Technologies back-end</w:t>
+      </w:r>
+    </w:p>
+    <w:p>
+      <w:pPr>
+        <w:spacing w:after="20"/>
+        <w:jc w:val="center"/>
+      </w:pPr>
+      <w:r>
+        <w:rPr>
+          <w:rFonts w:ascii="Calibri" w:cs="Calibri" w:eastAsia="Calibri" w:hAnsi="Calibri"/>
+          <w:sz w:val="22"/>
+          <w:szCs w:val="22"/>
+        </w:rPr>
+        <w:t xml:space="preserve">3.5  Base de données</w:t>
+      </w:r>
+    </w:p>
+    <w:p>
+      <w:pPr>
+        <w:spacing w:after="20"/>
+        <w:jc w:val="center"/>
+      </w:pPr>
+      <w:r>
+        <w:rPr>
+          <w:rFonts w:ascii="Calibri" w:cs="Calibri" w:eastAsia="Calibri" w:hAnsi="Calibri"/>
+          <w:sz w:val="22"/>
+          <w:szCs w:val="22"/>
+        </w:rPr>
+        <w:t xml:space="preserve">3.6  Outils utilisés</w:t>
+      </w:r>
+    </w:p>
+    <w:p>
+      <w:pPr>
+        <w:spacing w:after="20"/>
+        <w:jc w:val="center"/>
+      </w:pPr>
+      <w:r>
+        <w:rPr>
+          <w:rFonts w:ascii="Calibri" w:cs="Calibri" w:eastAsia="Calibri" w:hAnsi="Calibri"/>
+          <w:sz w:val="22"/>
+          <w:szCs w:val="22"/>
+        </w:rPr>
+        <w:t xml:space="preserve">3.7  Organisation du projet</w:t>
+      </w:r>
+    </w:p>
+    <w:p>
+      <w:pPr>
+        <w:spacing w:after="20"/>
+        <w:jc w:val="center"/>
+      </w:pPr>
+      <w:r>
+        <w:rPr>
+          <w:rFonts w:ascii="Calibri" w:cs="Calibri" w:eastAsia="Calibri" w:hAnsi="Calibri"/>
+          <w:sz w:val="22"/>
+          <w:szCs w:val="22"/>
+        </w:rPr>
+        <w:t xml:space="preserve">3.8  Gestion des versions</w:t>
+      </w:r>
+    </w:p>
+    <w:p>
+      <w:pPr>
+        <w:spacing w:after="20"/>
+        <w:jc w:val="center"/>
+      </w:pPr>
+      <w:r>
+        <w:rPr>
+          <w:rFonts w:ascii="Calibri" w:cs="Calibri" w:eastAsia="Calibri" w:hAnsi="Calibri"/>
+          <w:sz w:val="22"/>
+          <w:szCs w:val="22"/>
+        </w:rPr>
+        <w:t xml:space="preserve">3.9  Environnement de production / hébergement</w:t>
+      </w:r>
+    </w:p>
+    <w:p>
+      <w:pPr>
+        <w:spacing w:after="1600"/>
+      </w:pPr>
+    </w:p>
+    <w:p>
+      <w:pPr>
+        <w:spacing w:after="40"/>
+        <w:jc w:val="center"/>
+      </w:pPr>
+      <w:r>
+        <w:rPr>
+          <w:rFonts w:ascii="Calibri" w:cs="Calibri" w:eastAsia="Calibri" w:hAnsi="Calibri"/>
           <w:sz w:val="20"/>
           <w:szCs w:val="20"/>
         </w:rPr>
-        <w:t xml:space="preserve">https://signale-mayotte.onrender.com</w:t>
+        <w:t xml:space="preserve">Réalisé par : ……………………………………</w:t>
+      </w:r>
+    </w:p>
+    <w:p>
+      <w:pPr>
+        <w:spacing w:after="0"/>
+        <w:jc w:val="center"/>
+      </w:pPr>
+      <w:r>
+        <w:rPr>
+          <w:rFonts w:ascii="Calibri" w:cs="Calibri" w:eastAsia="Calibri" w:hAnsi="Calibri"/>
+          <w:sz w:val="22"/>
+          <w:szCs w:val="22"/>
+        </w:rPr>
+        <w:t xml:space="preserve">Formation Développeur Web et Web Mobile — Promotion 2026</w:t>
+      </w:r>
+    </w:p>
+    <w:p>
+      <w:r>
+        <w:br w:type="page"/>
+      </w:r>
+    </w:p>
+    <w:p>
+      <w:pPr>
+        <w:spacing w:after="240"/>
+      </w:pPr>
+      <w:r>
+        <w:rPr>
+          <w:rFonts w:ascii="Calibri" w:cs="Calibri" w:eastAsia="Calibri" w:hAnsi="Calibri"/>
+          <w:b/>
+          <w:bCs/>
+          <w:color w:val="1F4E79"/>
+          <w:sz w:val="36"/>
+          <w:szCs w:val="36"/>
+        </w:rPr>
+        <w:t xml:space="preserve">Sommaire</w:t>
+      </w:r>
+    </w:p>
+    <w:p>
+      <w:pPr>
+        <w:spacing w:after="60" w:before="160"/>
+      </w:pPr>
+      <w:r>
+        <w:rPr>
+          <w:rFonts w:ascii="Calibri" w:cs="Calibri" w:eastAsia="Calibri" w:hAnsi="Calibri"/>
+          <w:b/>
+          <w:bCs/>
+          <w:color w:val="1F4E79"/>
+          <w:sz w:val="24"/>
+          <w:szCs w:val="24"/>
+        </w:rPr>
+        <w:t xml:space="preserve">3.1  Architecture générale de l'application</w:t>
+      </w:r>
+    </w:p>
+    <w:p>
+      <w:pPr>
+        <w:spacing w:after="60" w:before="160"/>
+      </w:pPr>
+      <w:r>
+        <w:rPr>
+          <w:rFonts w:ascii="Calibri" w:cs="Calibri" w:eastAsia="Calibri" w:hAnsi="Calibri"/>
+          <w:b/>
+          <w:bCs/>
+          <w:color w:val="1F4E79"/>
+          <w:sz w:val="24"/>
+          <w:szCs w:val="24"/>
+        </w:rPr>
+        <w:t xml:space="preserve">3.2  Environnement de développement</w:t>
+      </w:r>
+    </w:p>
+    <w:p>
+      <w:pPr>
+        <w:spacing w:after="60" w:before="160"/>
+      </w:pPr>
+      <w:r>
+        <w:rPr>
+          <w:rFonts w:ascii="Calibri" w:cs="Calibri" w:eastAsia="Calibri" w:hAnsi="Calibri"/>
+          <w:b/>
+          <w:bCs/>
+          <w:color w:val="1F4E79"/>
+          <w:sz w:val="24"/>
+          <w:szCs w:val="24"/>
+        </w:rPr>
+        <w:t xml:space="preserve">3.3  Technologies front-end</w:t>
+      </w:r>
+    </w:p>
+    <w:p>
+      <w:pPr>
+        <w:spacing w:after="60" w:before="160"/>
+      </w:pPr>
+      <w:r>
+        <w:rPr>
+          <w:rFonts w:ascii="Calibri" w:cs="Calibri" w:eastAsia="Calibri" w:hAnsi="Calibri"/>
+          <w:b/>
+          <w:bCs/>
+          <w:color w:val="1F4E79"/>
+          <w:sz w:val="24"/>
+          <w:szCs w:val="24"/>
+        </w:rPr>
+        <w:t xml:space="preserve">3.4  Technologies back-end</w:t>
+      </w:r>
+    </w:p>
+    <w:p>
+      <w:pPr>
+        <w:spacing w:after="60" w:before="160"/>
+      </w:pPr>
+      <w:r>
+        <w:rPr>
+          <w:rFonts w:ascii="Calibri" w:cs="Calibri" w:eastAsia="Calibri" w:hAnsi="Calibri"/>
+          <w:b/>
+          <w:bCs/>
+          <w:color w:val="1F4E79"/>
+          <w:sz w:val="24"/>
+          <w:szCs w:val="24"/>
+        </w:rPr>
+        <w:t xml:space="preserve">3.5  Base de données</w:t>
+      </w:r>
+    </w:p>
+    <w:p>
+      <w:pPr>
+        <w:spacing w:after="60" w:before="160"/>
+      </w:pPr>
+      <w:r>
+        <w:rPr>
+          <w:rFonts w:ascii="Calibri" w:cs="Calibri" w:eastAsia="Calibri" w:hAnsi="Calibri"/>
+          <w:b/>
+          <w:bCs/>
+          <w:color w:val="1F4E79"/>
+          <w:sz w:val="24"/>
+          <w:szCs w:val="24"/>
+        </w:rPr>
+        <w:t xml:space="preserve">3.6  Outils utilisés</w:t>
+      </w:r>
+    </w:p>
+    <w:p>
+      <w:pPr>
+        <w:spacing w:after="60" w:before="160"/>
+      </w:pPr>
+      <w:r>
+        <w:rPr>
+          <w:rFonts w:ascii="Calibri" w:cs="Calibri" w:eastAsia="Calibri" w:hAnsi="Calibri"/>
+          <w:b/>
+          <w:bCs/>
+          <w:color w:val="1F4E79"/>
+          <w:sz w:val="24"/>
+          <w:szCs w:val="24"/>
+        </w:rPr>
+        <w:t xml:space="preserve">3.7  Organisation du projet</w:t>
+      </w:r>
+    </w:p>
+    <w:p>
+      <w:pPr>
+        <w:spacing w:after="60" w:before="160"/>
+      </w:pPr>
+      <w:r>
+        <w:rPr>
+          <w:rFonts w:ascii="Calibri" w:cs="Calibri" w:eastAsia="Calibri" w:hAnsi="Calibri"/>
+          <w:b/>
+          <w:bCs/>
+          <w:color w:val="1F4E79"/>
+          <w:sz w:val="24"/>
+          <w:szCs w:val="24"/>
+        </w:rPr>
+        <w:t xml:space="preserve">3.8  Gestion des versions</w:t>
+      </w:r>
+    </w:p>
+    <w:p>
+      <w:pPr>
+        <w:spacing w:after="60" w:before="160"/>
+      </w:pPr>
+      <w:r>
+        <w:rPr>
+          <w:rFonts w:ascii="Calibri" w:cs="Calibri" w:eastAsia="Calibri" w:hAnsi="Calibri"/>
+          <w:b/>
+          <w:bCs/>
+          <w:color w:val="1F4E79"/>
+          <w:sz w:val="24"/>
+          <w:szCs w:val="24"/>
+        </w:rPr>
+        <w:t xml:space="preserve">3.9  Environnement de production / hébergement</w:t>
+      </w:r>
+    </w:p>
+    <w:p>
+      <w:r>
+        <w:br w:type="page"/>
       </w:r>
     </w:p>
     <w:p>
       <w:pPr>
         <w:pStyle w:val="Heading1"/>
-        <w:pBdr>
-          <w:bottom w:val="single" w:color="B8860B" w:sz="12" w:space="6"/>
-        </w:pBdr>
-        <w:spacing w:after="160" w:before="360"/>
-      </w:pPr>
-      <w:r>
-        <w:rPr>
-          <w:rFonts w:ascii="Calibri" w:cs="Calibri" w:eastAsia="Calibri" w:hAnsi="Calibri"/>
-          <w:b/>
-          <w:bCs/>
-          <w:color w:val="1F3864"/>
-          <w:sz w:val="32"/>
-          <w:szCs w:val="32"/>
+        <w:shd w:fill="1F4E79" w:val="clear"/>
+        <w:spacing w:after="200" w:before="360"/>
+      </w:pPr>
+      <w:r>
+        <w:rPr>
+          <w:rFonts w:ascii="Calibri" w:cs="Calibri" w:eastAsia="Calibri" w:hAnsi="Calibri"/>
+          <w:b/>
+          <w:bCs/>
+          <w:color w:val="FFFFFF"/>
+          <w:sz w:val="30"/>
+          <w:szCs w:val="30"/>
         </w:rPr>
         <w:t xml:space="preserve">3.1  Architecture générale de l'application</w:t>
       </w:r>
     </w:p>
     <w:p>
       <w:pPr>
-        <w:shd w:fill="F4F6F8" w:val="clear"/>
+        <w:shd w:fill="F2F2F2" w:val="clear"/>
         <w:spacing w:after="0" w:line="240"/>
         <w:ind w:left="200" w:right="120"/>
       </w:pPr>
       <w:r>
         <w:rPr>
           <w:rFonts w:ascii="Consolas" w:cs="Consolas" w:eastAsia="Consolas" w:hAnsi="Consolas"/>
-          <w:color w:val="1B3A57"/>
+          <w:color w:val="1F1F1F"/>
           <w:sz w:val="18"/>
           <w:szCs w:val="18"/>
         </w:rPr>
@@ -164,14 +456,14 @@
     </w:p>
     <w:p>
       <w:pPr>
-        <w:shd w:fill="F4F6F8" w:val="clear"/>
+        <w:shd w:fill="F2F2F2" w:val="clear"/>
         <w:spacing w:after="0" w:line="240"/>
         <w:ind w:left="200" w:right="120"/>
       </w:pPr>
       <w:r>
         <w:rPr>
           <w:rFonts w:ascii="Consolas" w:cs="Consolas" w:eastAsia="Consolas" w:hAnsi="Consolas"/>
-          <w:color w:val="1B3A57"/>
+          <w:color w:val="1F1F1F"/>
           <w:sz w:val="18"/>
           <w:szCs w:val="18"/>
         </w:rPr>
@@ -180,14 +472,14 @@
     </w:p>
     <w:p>
       <w:pPr>
-        <w:shd w:fill="F4F6F8" w:val="clear"/>
+        <w:shd w:fill="F2F2F2" w:val="clear"/>
         <w:spacing w:after="0" w:line="240"/>
         <w:ind w:left="200" w:right="120"/>
       </w:pPr>
       <w:r>
         <w:rPr>
           <w:rFonts w:ascii="Consolas" w:cs="Consolas" w:eastAsia="Consolas" w:hAnsi="Consolas"/>
-          <w:color w:val="1B3A57"/>
+          <w:color w:val="1F1F1F"/>
           <w:sz w:val="18"/>
           <w:szCs w:val="18"/>
         </w:rPr>
@@ -196,14 +488,14 @@
     </w:p>
     <w:p>
       <w:pPr>
-        <w:shd w:fill="F4F6F8" w:val="clear"/>
+        <w:shd w:fill="F2F2F2" w:val="clear"/>
         <w:spacing w:after="0" w:line="240"/>
         <w:ind w:left="200" w:right="120"/>
       </w:pPr>
       <w:r>
         <w:rPr>
           <w:rFonts w:ascii="Consolas" w:cs="Consolas" w:eastAsia="Consolas" w:hAnsi="Consolas"/>
-          <w:color w:val="1B3A57"/>
+          <w:color w:val="1F1F1F"/>
           <w:sz w:val="18"/>
           <w:szCs w:val="18"/>
         </w:rPr>
@@ -212,14 +504,14 @@
     </w:p>
     <w:p>
       <w:pPr>
-        <w:shd w:fill="F4F6F8" w:val="clear"/>
+        <w:shd w:fill="F2F2F2" w:val="clear"/>
         <w:spacing w:after="0" w:line="240"/>
         <w:ind w:left="200" w:right="120"/>
       </w:pPr>
       <w:r>
         <w:rPr>
           <w:rFonts w:ascii="Consolas" w:cs="Consolas" w:eastAsia="Consolas" w:hAnsi="Consolas"/>
-          <w:color w:val="1B3A57"/>
+          <w:color w:val="1F1F1F"/>
           <w:sz w:val="18"/>
           <w:szCs w:val="18"/>
         </w:rPr>
@@ -228,14 +520,14 @@
     </w:p>
     <w:p>
       <w:pPr>
-        <w:shd w:fill="F4F6F8" w:val="clear"/>
+        <w:shd w:fill="F2F2F2" w:val="clear"/>
         <w:spacing w:after="0" w:line="240"/>
         <w:ind w:left="200" w:right="120"/>
       </w:pPr>
       <w:r>
         <w:rPr>
           <w:rFonts w:ascii="Consolas" w:cs="Consolas" w:eastAsia="Consolas" w:hAnsi="Consolas"/>
-          <w:color w:val="1B3A57"/>
+          <w:color w:val="1F1F1F"/>
           <w:sz w:val="18"/>
           <w:szCs w:val="18"/>
         </w:rPr>
@@ -249,12 +541,12 @@
     </w:p>
     <w:p>
       <w:pPr>
-        <w:spacing w:after="120" w:line="276"/>
-      </w:pPr>
-      <w:r>
-        <w:rPr>
-          <w:rFonts w:ascii="Calibri" w:cs="Calibri" w:eastAsia="Calibri" w:hAnsi="Calibri"/>
-          <w:color w:val="262626"/>
+        <w:spacing w:after="120" w:line="300"/>
+      </w:pPr>
+      <w:r>
+        <w:rPr>
+          <w:rFonts w:ascii="Calibri" w:cs="Calibri" w:eastAsia="Calibri" w:hAnsi="Calibri"/>
+          <w:color w:val="000000"/>
           <w:sz w:val="22"/>
           <w:szCs w:val="22"/>
         </w:rPr>
@@ -263,12 +555,12 @@
     </w:p>
     <w:p>
       <w:pPr>
-        <w:spacing w:after="120" w:line="276"/>
-      </w:pPr>
-      <w:r>
-        <w:rPr>
-          <w:rFonts w:ascii="Calibri" w:cs="Calibri" w:eastAsia="Calibri" w:hAnsi="Calibri"/>
-          <w:color w:val="262626"/>
+        <w:spacing w:after="120" w:line="300"/>
+      </w:pPr>
+      <w:r>
+        <w:rPr>
+          <w:rFonts w:ascii="Calibri" w:cs="Calibri" w:eastAsia="Calibri" w:hAnsi="Calibri"/>
+          <w:color w:val="000000"/>
           <w:sz w:val="22"/>
           <w:szCs w:val="22"/>
         </w:rPr>
@@ -279,7 +571,7 @@
           <w:rFonts w:ascii="Calibri" w:cs="Calibri" w:eastAsia="Calibri" w:hAnsi="Calibri"/>
           <w:b/>
           <w:bCs/>
-          <w:color w:val="262626"/>
+          <w:color w:val="000000"/>
           <w:sz w:val="22"/>
           <w:szCs w:val="22"/>
         </w:rPr>
@@ -288,7 +580,7 @@
       <w:r>
         <w:rPr>
           <w:rFonts w:ascii="Calibri" w:cs="Calibri" w:eastAsia="Calibri" w:hAnsi="Calibri"/>
-          <w:color w:val="262626"/>
+          <w:color w:val="000000"/>
           <w:sz w:val="22"/>
           <w:szCs w:val="22"/>
         </w:rPr>
@@ -297,12 +589,12 @@
     </w:p>
     <w:p>
       <w:pPr>
-        <w:spacing w:after="120" w:line="276"/>
-      </w:pPr>
-      <w:r>
-        <w:rPr>
-          <w:rFonts w:ascii="Calibri" w:cs="Calibri" w:eastAsia="Calibri" w:hAnsi="Calibri"/>
-          <w:color w:val="262626"/>
+        <w:spacing w:after="120" w:line="300"/>
+      </w:pPr>
+      <w:r>
+        <w:rPr>
+          <w:rFonts w:ascii="Calibri" w:cs="Calibri" w:eastAsia="Calibri" w:hAnsi="Calibri"/>
+          <w:color w:val="000000"/>
           <w:sz w:val="22"/>
           <w:szCs w:val="22"/>
         </w:rPr>
@@ -311,12 +603,12 @@
     </w:p>
     <w:p>
       <w:pPr>
-        <w:spacing w:after="120" w:line="276"/>
-      </w:pPr>
-      <w:r>
-        <w:rPr>
-          <w:rFonts w:ascii="Calibri" w:cs="Calibri" w:eastAsia="Calibri" w:hAnsi="Calibri"/>
-          <w:color w:val="262626"/>
+        <w:spacing w:after="120" w:line="300"/>
+      </w:pPr>
+      <w:r>
+        <w:rPr>
+          <w:rFonts w:ascii="Calibri" w:cs="Calibri" w:eastAsia="Calibri" w:hAnsi="Calibri"/>
+          <w:color w:val="000000"/>
           <w:sz w:val="22"/>
           <w:szCs w:val="22"/>
         </w:rPr>
@@ -327,7 +619,7 @@
           <w:rFonts w:ascii="Calibri" w:cs="Calibri" w:eastAsia="Calibri" w:hAnsi="Calibri"/>
           <w:b/>
           <w:bCs/>
-          <w:color w:val="262626"/>
+          <w:color w:val="000000"/>
           <w:sz w:val="22"/>
           <w:szCs w:val="22"/>
         </w:rPr>
@@ -336,7 +628,7 @@
       <w:r>
         <w:rPr>
           <w:rFonts w:ascii="Calibri" w:cs="Calibri" w:eastAsia="Calibri" w:hAnsi="Calibri"/>
-          <w:color w:val="262626"/>
+          <w:color w:val="000000"/>
           <w:sz w:val="22"/>
           <w:szCs w:val="22"/>
         </w:rPr>
@@ -347,7 +639,7 @@
           <w:rFonts w:ascii="Calibri" w:cs="Calibri" w:eastAsia="Calibri" w:hAnsi="Calibri"/>
           <w:b/>
           <w:bCs/>
-          <w:color w:val="262626"/>
+          <w:color w:val="000000"/>
           <w:sz w:val="22"/>
           <w:szCs w:val="22"/>
         </w:rPr>
@@ -356,7 +648,7 @@
       <w:r>
         <w:rPr>
           <w:rFonts w:ascii="Calibri" w:cs="Calibri" w:eastAsia="Calibri" w:hAnsi="Calibri"/>
-          <w:color w:val="262626"/>
+          <w:color w:val="000000"/>
           <w:sz w:val="22"/>
           <w:szCs w:val="22"/>
         </w:rPr>
@@ -366,16 +658,16 @@
     <w:p>
       <w:pPr>
         <w:pBdr>
-          <w:left w:val="single" w:color="B8860B" w:sz="24" w:space="8"/>
+          <w:left w:val="single" w:color="1F4E79" w:sz="24" w:space="8"/>
         </w:pBdr>
-        <w:shd w:fill="FFF8E7" w:val="clear"/>
+        <w:shd w:fill="EAF1F8" w:val="clear"/>
         <w:spacing w:after="200" w:before="160"/>
         <w:ind w:left="120" w:right="120"/>
       </w:pPr>
       <w:r>
         <w:rPr>
           <w:rFonts w:ascii="Calibri" w:cs="Calibri" w:eastAsia="Calibri" w:hAnsi="Calibri"/>
-          <w:color w:val="3D2E00"/>
+          <w:color w:val="000000"/>
           <w:sz w:val="22"/>
           <w:szCs w:val="22"/>
         </w:rPr>
@@ -386,7 +678,7 @@
           <w:rFonts w:ascii="Calibri" w:cs="Calibri" w:eastAsia="Calibri" w:hAnsi="Calibri"/>
           <w:b/>
           <w:bCs/>
-          <w:color w:val="3D2E00"/>
+          <w:color w:val="000000"/>
           <w:sz w:val="22"/>
           <w:szCs w:val="22"/>
         </w:rPr>
@@ -395,7 +687,7 @@
       <w:r>
         <w:rPr>
           <w:rFonts w:ascii="Calibri" w:cs="Calibri" w:eastAsia="Calibri" w:hAnsi="Calibri"/>
-          <w:color w:val="3D2E00"/>
+          <w:color w:val="000000"/>
           <w:sz w:val="22"/>
           <w:szCs w:val="22"/>
         </w:rPr>
@@ -405,19 +697,17 @@
     <w:p>
       <w:pPr>
         <w:pStyle w:val="Heading1"/>
-        <w:pBdr>
-          <w:bottom w:val="single" w:color="B8860B" w:sz="12" w:space="6"/>
-        </w:pBdr>
-        <w:spacing w:after="160" w:before="360"/>
-      </w:pPr>
-      <w:r>
-        <w:rPr>
-          <w:rFonts w:ascii="Calibri" w:cs="Calibri" w:eastAsia="Calibri" w:hAnsi="Calibri"/>
-          <w:b/>
-          <w:bCs/>
-          <w:color w:val="1F3864"/>
-          <w:sz w:val="32"/>
-          <w:szCs w:val="32"/>
+        <w:shd w:fill="1F4E79" w:val="clear"/>
+        <w:spacing w:after="200" w:before="360"/>
+      </w:pPr>
+      <w:r>
+        <w:rPr>
+          <w:rFonts w:ascii="Calibri" w:cs="Calibri" w:eastAsia="Calibri" w:hAnsi="Calibri"/>
+          <w:b/>
+          <w:bCs/>
+          <w:color w:val="FFFFFF"/>
+          <w:sz w:val="30"/>
+          <w:szCs w:val="30"/>
         </w:rPr>
         <w:t xml:space="preserve">3.2  Environnement de développement</w:t>
       </w:r>
@@ -429,14 +719,14 @@
           <w:ilvl w:val="0"/>
           <w:numId w:val="2"/>
         </w:numPr>
-        <w:spacing w:after="80" w:line="276"/>
-      </w:pPr>
-      <w:r>
-        <w:rPr>
-          <w:rFonts w:ascii="Calibri" w:cs="Calibri" w:eastAsia="Calibri" w:hAnsi="Calibri"/>
-          <w:b/>
-          <w:bCs/>
-          <w:color w:val="262626"/>
+        <w:spacing w:after="60" w:line="276"/>
+      </w:pPr>
+      <w:r>
+        <w:rPr>
+          <w:rFonts w:ascii="Calibri" w:cs="Calibri" w:eastAsia="Calibri" w:hAnsi="Calibri"/>
+          <w:b/>
+          <w:bCs/>
+          <w:color w:val="000000"/>
           <w:sz w:val="22"/>
           <w:szCs w:val="22"/>
         </w:rPr>
@@ -445,7 +735,7 @@
       <w:r>
         <w:rPr>
           <w:rFonts w:ascii="Calibri" w:cs="Calibri" w:eastAsia="Calibri" w:hAnsi="Calibri"/>
-          <w:color w:val="262626"/>
+          <w:color w:val="000000"/>
           <w:sz w:val="22"/>
           <w:szCs w:val="22"/>
         </w:rPr>
@@ -459,14 +749,14 @@
           <w:ilvl w:val="0"/>
           <w:numId w:val="2"/>
         </w:numPr>
-        <w:spacing w:after="80" w:line="276"/>
-      </w:pPr>
-      <w:r>
-        <w:rPr>
-          <w:rFonts w:ascii="Calibri" w:cs="Calibri" w:eastAsia="Calibri" w:hAnsi="Calibri"/>
-          <w:b/>
-          <w:bCs/>
-          <w:color w:val="262626"/>
+        <w:spacing w:after="60" w:line="276"/>
+      </w:pPr>
+      <w:r>
+        <w:rPr>
+          <w:rFonts w:ascii="Calibri" w:cs="Calibri" w:eastAsia="Calibri" w:hAnsi="Calibri"/>
+          <w:b/>
+          <w:bCs/>
+          <w:color w:val="000000"/>
           <w:sz w:val="22"/>
           <w:szCs w:val="22"/>
         </w:rPr>
@@ -475,7 +765,7 @@
       <w:r>
         <w:rPr>
           <w:rFonts w:ascii="Calibri" w:cs="Calibri" w:eastAsia="Calibri" w:hAnsi="Calibri"/>
-          <w:color w:val="262626"/>
+          <w:color w:val="000000"/>
           <w:sz w:val="22"/>
           <w:szCs w:val="22"/>
         </w:rPr>
@@ -489,14 +779,14 @@
           <w:ilvl w:val="0"/>
           <w:numId w:val="2"/>
         </w:numPr>
-        <w:spacing w:after="80" w:line="276"/>
-      </w:pPr>
-      <w:r>
-        <w:rPr>
-          <w:rFonts w:ascii="Calibri" w:cs="Calibri" w:eastAsia="Calibri" w:hAnsi="Calibri"/>
-          <w:b/>
-          <w:bCs/>
-          <w:color w:val="262626"/>
+        <w:spacing w:after="60" w:line="276"/>
+      </w:pPr>
+      <w:r>
+        <w:rPr>
+          <w:rFonts w:ascii="Calibri" w:cs="Calibri" w:eastAsia="Calibri" w:hAnsi="Calibri"/>
+          <w:b/>
+          <w:bCs/>
+          <w:color w:val="000000"/>
           <w:sz w:val="22"/>
           <w:szCs w:val="22"/>
         </w:rPr>
@@ -505,7 +795,7 @@
       <w:r>
         <w:rPr>
           <w:rFonts w:ascii="Calibri" w:cs="Calibri" w:eastAsia="Calibri" w:hAnsi="Calibri"/>
-          <w:color w:val="262626"/>
+          <w:color w:val="000000"/>
           <w:sz w:val="22"/>
           <w:szCs w:val="22"/>
         </w:rPr>
@@ -519,14 +809,14 @@
           <w:ilvl w:val="0"/>
           <w:numId w:val="2"/>
         </w:numPr>
-        <w:spacing w:after="80" w:line="276"/>
-      </w:pPr>
-      <w:r>
-        <w:rPr>
-          <w:rFonts w:ascii="Calibri" w:cs="Calibri" w:eastAsia="Calibri" w:hAnsi="Calibri"/>
-          <w:b/>
-          <w:bCs/>
-          <w:color w:val="262626"/>
+        <w:spacing w:after="60" w:line="276"/>
+      </w:pPr>
+      <w:r>
+        <w:rPr>
+          <w:rFonts w:ascii="Calibri" w:cs="Calibri" w:eastAsia="Calibri" w:hAnsi="Calibri"/>
+          <w:b/>
+          <w:bCs/>
+          <w:color w:val="000000"/>
           <w:sz w:val="22"/>
           <w:szCs w:val="22"/>
         </w:rPr>
@@ -535,7 +825,7 @@
       <w:r>
         <w:rPr>
           <w:rFonts w:ascii="Calibri" w:cs="Calibri" w:eastAsia="Calibri" w:hAnsi="Calibri"/>
-          <w:color w:val="262626"/>
+          <w:color w:val="000000"/>
           <w:sz w:val="22"/>
           <w:szCs w:val="22"/>
         </w:rPr>
@@ -549,14 +839,14 @@
           <w:ilvl w:val="0"/>
           <w:numId w:val="2"/>
         </w:numPr>
-        <w:spacing w:after="80" w:line="276"/>
-      </w:pPr>
-      <w:r>
-        <w:rPr>
-          <w:rFonts w:ascii="Calibri" w:cs="Calibri" w:eastAsia="Calibri" w:hAnsi="Calibri"/>
-          <w:b/>
-          <w:bCs/>
-          <w:color w:val="262626"/>
+        <w:spacing w:after="60" w:line="276"/>
+      </w:pPr>
+      <w:r>
+        <w:rPr>
+          <w:rFonts w:ascii="Calibri" w:cs="Calibri" w:eastAsia="Calibri" w:hAnsi="Calibri"/>
+          <w:b/>
+          <w:bCs/>
+          <w:color w:val="000000"/>
           <w:sz w:val="22"/>
           <w:szCs w:val="22"/>
         </w:rPr>
@@ -565,7 +855,7 @@
       <w:r>
         <w:rPr>
           <w:rFonts w:ascii="Calibri" w:cs="Calibri" w:eastAsia="Calibri" w:hAnsi="Calibri"/>
-          <w:color w:val="262626"/>
+          <w:color w:val="000000"/>
           <w:sz w:val="22"/>
           <w:szCs w:val="22"/>
         </w:rPr>
@@ -575,38 +865,36 @@
     <w:p>
       <w:pPr>
         <w:pStyle w:val="Heading1"/>
-        <w:pBdr>
-          <w:bottom w:val="single" w:color="B8860B" w:sz="12" w:space="6"/>
-        </w:pBdr>
-        <w:spacing w:after="160" w:before="360"/>
-      </w:pPr>
-      <w:r>
-        <w:rPr>
-          <w:rFonts w:ascii="Calibri" w:cs="Calibri" w:eastAsia="Calibri" w:hAnsi="Calibri"/>
-          <w:b/>
-          <w:bCs/>
-          <w:color w:val="1F3864"/>
-          <w:sz w:val="32"/>
-          <w:szCs w:val="32"/>
+        <w:shd w:fill="1F4E79" w:val="clear"/>
+        <w:spacing w:after="200" w:before="360"/>
+      </w:pPr>
+      <w:r>
+        <w:rPr>
+          <w:rFonts w:ascii="Calibri" w:cs="Calibri" w:eastAsia="Calibri" w:hAnsi="Calibri"/>
+          <w:b/>
+          <w:bCs/>
+          <w:color w:val="FFFFFF"/>
+          <w:sz w:val="30"/>
+          <w:szCs w:val="30"/>
         </w:rPr>
         <w:t xml:space="preserve">3.3  Technologies front-end</w:t>
       </w:r>
     </w:p>
     <w:tbl>
       <w:tblPr>
-        <w:tblW w:type="dxa" w:w="9000"/>
+        <w:tblW w:type="dxa" w:w="9300"/>
         <w:tblBorders>
-          <w:top w:val="single" w:color="B4C6E7" w:sz="4"/>
-          <w:left w:val="single" w:color="B4C6E7" w:sz="4"/>
-          <w:bottom w:val="single" w:color="B4C6E7" w:sz="4"/>
-          <w:right w:val="single" w:color="B4C6E7" w:sz="4"/>
-          <w:insideH w:val="single" w:color="B4C6E7" w:sz="2"/>
-          <w:insideV w:val="single" w:color="B4C6E7" w:sz="2"/>
+          <w:top w:val="single" w:color="BFBFBF" w:sz="4"/>
+          <w:left w:val="single" w:color="BFBFBF" w:sz="4"/>
+          <w:bottom w:val="single" w:color="BFBFBF" w:sz="4"/>
+          <w:right w:val="single" w:color="BFBFBF" w:sz="4"/>
+          <w:insideH w:val="single" w:color="BFBFBF" w:sz="4"/>
+          <w:insideV w:val="single" w:color="BFBFBF" w:sz="4"/>
         </w:tblBorders>
       </w:tblPr>
       <w:tblGrid>
-        <w:gridCol w:w="1800"/>
-        <w:gridCol w:w="7200"/>
+        <w:gridCol w:w="1860"/>
+        <w:gridCol w:w="7440"/>
       </w:tblGrid>
       <w:tr>
         <w:trPr>
@@ -614,13 +902,13 @@
         </w:trPr>
         <w:tc>
           <w:tcPr>
-            <w:tcW w:type="dxa" w:w="1800"/>
-            <w:shd w:fill="1F3864" w:val="clear"/>
-            <w:tcMar>
-              <w:top w:type="dxa" w:w="60"/>
-              <w:left w:type="dxa" w:w="100"/>
-              <w:bottom w:type="dxa" w:w="60"/>
-              <w:right w:type="dxa" w:w="100"/>
+            <w:tcW w:type="dxa" w:w="1860"/>
+            <w:shd w:fill="1F4E79" w:val="clear"/>
+            <w:tcMar>
+              <w:top w:type="dxa" w:w="80"/>
+              <w:left w:type="dxa" w:w="110"/>
+              <w:bottom w:type="dxa" w:w="80"/>
+              <w:right w:type="dxa" w:w="110"/>
             </w:tcMar>
           </w:tcPr>
           <w:p>
@@ -642,13 +930,13 @@
         </w:tc>
         <w:tc>
           <w:tcPr>
-            <w:tcW w:type="dxa" w:w="7200"/>
-            <w:shd w:fill="1F3864" w:val="clear"/>
-            <w:tcMar>
-              <w:top w:type="dxa" w:w="60"/>
-              <w:left w:type="dxa" w:w="100"/>
-              <w:bottom w:type="dxa" w:w="60"/>
-              <w:right w:type="dxa" w:w="100"/>
+            <w:tcW w:type="dxa" w:w="7440"/>
+            <w:shd w:fill="1F4E79" w:val="clear"/>
+            <w:tcMar>
+              <w:top w:type="dxa" w:w="80"/>
+              <w:left w:type="dxa" w:w="110"/>
+              <w:bottom w:type="dxa" w:w="80"/>
+              <w:right w:type="dxa" w:w="110"/>
             </w:tcMar>
           </w:tcPr>
           <w:p>
@@ -670,27 +958,30 @@
         </w:tc>
       </w:tr>
       <w:tr>
-        <w:tc>
-          <w:tcPr>
-            <w:tcW w:type="dxa" w:w="1800"/>
-            <w:shd w:fill="FFFFFF" w:val="clear"/>
-            <w:tcMar>
-              <w:top w:type="dxa" w:w="60"/>
-              <w:left w:type="dxa" w:w="100"/>
-              <w:bottom w:type="dxa" w:w="60"/>
-              <w:right w:type="dxa" w:w="100"/>
-            </w:tcMar>
-          </w:tcPr>
-          <w:p>
-            <w:pPr>
-              <w:spacing w:after="0" w:line="252"/>
-            </w:pPr>
-            <w:r>
-              <w:rPr>
-                <w:rFonts w:ascii="Calibri" w:cs="Calibri" w:eastAsia="Calibri" w:hAnsi="Calibri"/>
-                <w:b w:val="false"/>
-                <w:bCs w:val="false"/>
-                <w:color w:val="262626"/>
+        <w:trPr>
+          <w:cantSplit/>
+        </w:trPr>
+        <w:tc>
+          <w:tcPr>
+            <w:tcW w:type="dxa" w:w="1860"/>
+            <w:shd w:fill="FFFFFF" w:val="clear"/>
+            <w:tcMar>
+              <w:top w:type="dxa" w:w="80"/>
+              <w:left w:type="dxa" w:w="110"/>
+              <w:bottom w:type="dxa" w:w="80"/>
+              <w:right w:type="dxa" w:w="110"/>
+            </w:tcMar>
+          </w:tcPr>
+          <w:p>
+            <w:pPr>
+              <w:spacing w:after="0" w:line="252"/>
+            </w:pPr>
+            <w:r>
+              <w:rPr>
+                <w:rFonts w:ascii="Calibri" w:cs="Calibri" w:eastAsia="Calibri" w:hAnsi="Calibri"/>
+                <w:b w:val="false"/>
+                <w:bCs w:val="false"/>
+                <w:color w:val="000000"/>
                 <w:sz w:val="20"/>
                 <w:szCs w:val="20"/>
               </w:rPr>
@@ -700,25 +991,25 @@
         </w:tc>
         <w:tc>
           <w:tcPr>
-            <w:tcW w:type="dxa" w:w="7200"/>
-            <w:shd w:fill="FFFFFF" w:val="clear"/>
-            <w:tcMar>
-              <w:top w:type="dxa" w:w="60"/>
-              <w:left w:type="dxa" w:w="100"/>
-              <w:bottom w:type="dxa" w:w="60"/>
-              <w:right w:type="dxa" w:w="100"/>
-            </w:tcMar>
-          </w:tcPr>
-          <w:p>
-            <w:pPr>
-              <w:spacing w:after="0" w:line="252"/>
-            </w:pPr>
-            <w:r>
-              <w:rPr>
-                <w:rFonts w:ascii="Calibri" w:cs="Calibri" w:eastAsia="Calibri" w:hAnsi="Calibri"/>
-                <w:b w:val="false"/>
-                <w:bCs w:val="false"/>
-                <w:color w:val="262626"/>
+            <w:tcW w:type="dxa" w:w="7440"/>
+            <w:shd w:fill="FFFFFF" w:val="clear"/>
+            <w:tcMar>
+              <w:top w:type="dxa" w:w="80"/>
+              <w:left w:type="dxa" w:w="110"/>
+              <w:bottom w:type="dxa" w:w="80"/>
+              <w:right w:type="dxa" w:w="110"/>
+            </w:tcMar>
+          </w:tcPr>
+          <w:p>
+            <w:pPr>
+              <w:spacing w:after="0" w:line="252"/>
+            </w:pPr>
+            <w:r>
+              <w:rPr>
+                <w:rFonts w:ascii="Calibri" w:cs="Calibri" w:eastAsia="Calibri" w:hAnsi="Calibri"/>
+                <w:b w:val="false"/>
+                <w:bCs w:val="false"/>
+                <w:color w:val="000000"/>
                 <w:sz w:val="20"/>
                 <w:szCs w:val="20"/>
               </w:rPr>
@@ -728,27 +1019,30 @@
         </w:tc>
       </w:tr>
       <w:tr>
-        <w:tc>
-          <w:tcPr>
-            <w:tcW w:type="dxa" w:w="1800"/>
-            <w:shd w:fill="EDF2F9" w:val="clear"/>
-            <w:tcMar>
-              <w:top w:type="dxa" w:w="60"/>
-              <w:left w:type="dxa" w:w="100"/>
-              <w:bottom w:type="dxa" w:w="60"/>
-              <w:right w:type="dxa" w:w="100"/>
-            </w:tcMar>
-          </w:tcPr>
-          <w:p>
-            <w:pPr>
-              <w:spacing w:after="0" w:line="252"/>
-            </w:pPr>
-            <w:r>
-              <w:rPr>
-                <w:rFonts w:ascii="Calibri" w:cs="Calibri" w:eastAsia="Calibri" w:hAnsi="Calibri"/>
-                <w:b w:val="false"/>
-                <w:bCs w:val="false"/>
-                <w:color w:val="262626"/>
+        <w:trPr>
+          <w:cantSplit/>
+        </w:trPr>
+        <w:tc>
+          <w:tcPr>
+            <w:tcW w:type="dxa" w:w="1860"/>
+            <w:shd w:fill="FFFFFF" w:val="clear"/>
+            <w:tcMar>
+              <w:top w:type="dxa" w:w="80"/>
+              <w:left w:type="dxa" w:w="110"/>
+              <w:bottom w:type="dxa" w:w="80"/>
+              <w:right w:type="dxa" w:w="110"/>
+            </w:tcMar>
+          </w:tcPr>
+          <w:p>
+            <w:pPr>
+              <w:spacing w:after="0" w:line="252"/>
+            </w:pPr>
+            <w:r>
+              <w:rPr>
+                <w:rFonts w:ascii="Calibri" w:cs="Calibri" w:eastAsia="Calibri" w:hAnsi="Calibri"/>
+                <w:b w:val="false"/>
+                <w:bCs w:val="false"/>
+                <w:color w:val="000000"/>
                 <w:sz w:val="20"/>
                 <w:szCs w:val="20"/>
               </w:rPr>
@@ -758,25 +1052,25 @@
         </w:tc>
         <w:tc>
           <w:tcPr>
-            <w:tcW w:type="dxa" w:w="7200"/>
-            <w:shd w:fill="EDF2F9" w:val="clear"/>
-            <w:tcMar>
-              <w:top w:type="dxa" w:w="60"/>
-              <w:left w:type="dxa" w:w="100"/>
-              <w:bottom w:type="dxa" w:w="60"/>
-              <w:right w:type="dxa" w:w="100"/>
-            </w:tcMar>
-          </w:tcPr>
-          <w:p>
-            <w:pPr>
-              <w:spacing w:after="0" w:line="252"/>
-            </w:pPr>
-            <w:r>
-              <w:rPr>
-                <w:rFonts w:ascii="Calibri" w:cs="Calibri" w:eastAsia="Calibri" w:hAnsi="Calibri"/>
-                <w:b w:val="false"/>
-                <w:bCs w:val="false"/>
-                <w:color w:val="262626"/>
+            <w:tcW w:type="dxa" w:w="7440"/>
+            <w:shd w:fill="FFFFFF" w:val="clear"/>
+            <w:tcMar>
+              <w:top w:type="dxa" w:w="80"/>
+              <w:left w:type="dxa" w:w="110"/>
+              <w:bottom w:type="dxa" w:w="80"/>
+              <w:right w:type="dxa" w:w="110"/>
+            </w:tcMar>
+          </w:tcPr>
+          <w:p>
+            <w:pPr>
+              <w:spacing w:after="0" w:line="252"/>
+            </w:pPr>
+            <w:r>
+              <w:rPr>
+                <w:rFonts w:ascii="Calibri" w:cs="Calibri" w:eastAsia="Calibri" w:hAnsi="Calibri"/>
+                <w:b w:val="false"/>
+                <w:bCs w:val="false"/>
+                <w:color w:val="000000"/>
                 <w:sz w:val="20"/>
                 <w:szCs w:val="20"/>
               </w:rPr>
@@ -786,27 +1080,30 @@
         </w:tc>
       </w:tr>
       <w:tr>
-        <w:tc>
-          <w:tcPr>
-            <w:tcW w:type="dxa" w:w="1800"/>
-            <w:shd w:fill="FFFFFF" w:val="clear"/>
-            <w:tcMar>
-              <w:top w:type="dxa" w:w="60"/>
-              <w:left w:type="dxa" w:w="100"/>
-              <w:bottom w:type="dxa" w:w="60"/>
-              <w:right w:type="dxa" w:w="100"/>
-            </w:tcMar>
-          </w:tcPr>
-          <w:p>
-            <w:pPr>
-              <w:spacing w:after="0" w:line="252"/>
-            </w:pPr>
-            <w:r>
-              <w:rPr>
-                <w:rFonts w:ascii="Calibri" w:cs="Calibri" w:eastAsia="Calibri" w:hAnsi="Calibri"/>
-                <w:b w:val="false"/>
-                <w:bCs w:val="false"/>
-                <w:color w:val="262626"/>
+        <w:trPr>
+          <w:cantSplit/>
+        </w:trPr>
+        <w:tc>
+          <w:tcPr>
+            <w:tcW w:type="dxa" w:w="1860"/>
+            <w:shd w:fill="FFFFFF" w:val="clear"/>
+            <w:tcMar>
+              <w:top w:type="dxa" w:w="80"/>
+              <w:left w:type="dxa" w:w="110"/>
+              <w:bottom w:type="dxa" w:w="80"/>
+              <w:right w:type="dxa" w:w="110"/>
+            </w:tcMar>
+          </w:tcPr>
+          <w:p>
+            <w:pPr>
+              <w:spacing w:after="0" w:line="252"/>
+            </w:pPr>
+            <w:r>
+              <w:rPr>
+                <w:rFonts w:ascii="Calibri" w:cs="Calibri" w:eastAsia="Calibri" w:hAnsi="Calibri"/>
+                <w:b w:val="false"/>
+                <w:bCs w:val="false"/>
+                <w:color w:val="000000"/>
                 <w:sz w:val="20"/>
                 <w:szCs w:val="20"/>
               </w:rPr>
@@ -816,25 +1113,25 @@
         </w:tc>
         <w:tc>
           <w:tcPr>
-            <w:tcW w:type="dxa" w:w="7200"/>
-            <w:shd w:fill="FFFFFF" w:val="clear"/>
-            <w:tcMar>
-              <w:top w:type="dxa" w:w="60"/>
-              <w:left w:type="dxa" w:w="100"/>
-              <w:bottom w:type="dxa" w:w="60"/>
-              <w:right w:type="dxa" w:w="100"/>
-            </w:tcMar>
-          </w:tcPr>
-          <w:p>
-            <w:pPr>
-              <w:spacing w:after="0" w:line="252"/>
-            </w:pPr>
-            <w:r>
-              <w:rPr>
-                <w:rFonts w:ascii="Calibri" w:cs="Calibri" w:eastAsia="Calibri" w:hAnsi="Calibri"/>
-                <w:b w:val="false"/>
-                <w:bCs w:val="false"/>
-                <w:color w:val="262626"/>
+            <w:tcW w:type="dxa" w:w="7440"/>
+            <w:shd w:fill="FFFFFF" w:val="clear"/>
+            <w:tcMar>
+              <w:top w:type="dxa" w:w="80"/>
+              <w:left w:type="dxa" w:w="110"/>
+              <w:bottom w:type="dxa" w:w="80"/>
+              <w:right w:type="dxa" w:w="110"/>
+            </w:tcMar>
+          </w:tcPr>
+          <w:p>
+            <w:pPr>
+              <w:spacing w:after="0" w:line="252"/>
+            </w:pPr>
+            <w:r>
+              <w:rPr>
+                <w:rFonts w:ascii="Calibri" w:cs="Calibri" w:eastAsia="Calibri" w:hAnsi="Calibri"/>
+                <w:b w:val="false"/>
+                <w:bCs w:val="false"/>
+                <w:color w:val="000000"/>
                 <w:sz w:val="20"/>
                 <w:szCs w:val="20"/>
               </w:rPr>
@@ -844,27 +1141,30 @@
         </w:tc>
       </w:tr>
       <w:tr>
-        <w:tc>
-          <w:tcPr>
-            <w:tcW w:type="dxa" w:w="1800"/>
-            <w:shd w:fill="EDF2F9" w:val="clear"/>
-            <w:tcMar>
-              <w:top w:type="dxa" w:w="60"/>
-              <w:left w:type="dxa" w:w="100"/>
-              <w:bottom w:type="dxa" w:w="60"/>
-              <w:right w:type="dxa" w:w="100"/>
-            </w:tcMar>
-          </w:tcPr>
-          <w:p>
-            <w:pPr>
-              <w:spacing w:after="0" w:line="252"/>
-            </w:pPr>
-            <w:r>
-              <w:rPr>
-                <w:rFonts w:ascii="Calibri" w:cs="Calibri" w:eastAsia="Calibri" w:hAnsi="Calibri"/>
-                <w:b w:val="false"/>
-                <w:bCs w:val="false"/>
-                <w:color w:val="262626"/>
+        <w:trPr>
+          <w:cantSplit/>
+        </w:trPr>
+        <w:tc>
+          <w:tcPr>
+            <w:tcW w:type="dxa" w:w="1860"/>
+            <w:shd w:fill="FFFFFF" w:val="clear"/>
+            <w:tcMar>
+              <w:top w:type="dxa" w:w="80"/>
+              <w:left w:type="dxa" w:w="110"/>
+              <w:bottom w:type="dxa" w:w="80"/>
+              <w:right w:type="dxa" w:w="110"/>
+            </w:tcMar>
+          </w:tcPr>
+          <w:p>
+            <w:pPr>
+              <w:spacing w:after="0" w:line="252"/>
+            </w:pPr>
+            <w:r>
+              <w:rPr>
+                <w:rFonts w:ascii="Calibri" w:cs="Calibri" w:eastAsia="Calibri" w:hAnsi="Calibri"/>
+                <w:b w:val="false"/>
+                <w:bCs w:val="false"/>
+                <w:color w:val="000000"/>
                 <w:sz w:val="20"/>
                 <w:szCs w:val="20"/>
               </w:rPr>
@@ -874,25 +1174,25 @@
         </w:tc>
         <w:tc>
           <w:tcPr>
-            <w:tcW w:type="dxa" w:w="7200"/>
-            <w:shd w:fill="EDF2F9" w:val="clear"/>
-            <w:tcMar>
-              <w:top w:type="dxa" w:w="60"/>
-              <w:left w:type="dxa" w:w="100"/>
-              <w:bottom w:type="dxa" w:w="60"/>
-              <w:right w:type="dxa" w:w="100"/>
-            </w:tcMar>
-          </w:tcPr>
-          <w:p>
-            <w:pPr>
-              <w:spacing w:after="0" w:line="252"/>
-            </w:pPr>
-            <w:r>
-              <w:rPr>
-                <w:rFonts w:ascii="Calibri" w:cs="Calibri" w:eastAsia="Calibri" w:hAnsi="Calibri"/>
-                <w:b w:val="false"/>
-                <w:bCs w:val="false"/>
-                <w:color w:val="262626"/>
+            <w:tcW w:type="dxa" w:w="7440"/>
+            <w:shd w:fill="FFFFFF" w:val="clear"/>
+            <w:tcMar>
+              <w:top w:type="dxa" w:w="80"/>
+              <w:left w:type="dxa" w:w="110"/>
+              <w:bottom w:type="dxa" w:w="80"/>
+              <w:right w:type="dxa" w:w="110"/>
+            </w:tcMar>
+          </w:tcPr>
+          <w:p>
+            <w:pPr>
+              <w:spacing w:after="0" w:line="252"/>
+            </w:pPr>
+            <w:r>
+              <w:rPr>
+                <w:rFonts w:ascii="Calibri" w:cs="Calibri" w:eastAsia="Calibri" w:hAnsi="Calibri"/>
+                <w:b w:val="false"/>
+                <w:bCs w:val="false"/>
+                <w:color w:val="000000"/>
                 <w:sz w:val="20"/>
                 <w:szCs w:val="20"/>
               </w:rPr>
@@ -902,27 +1202,30 @@
         </w:tc>
       </w:tr>
       <w:tr>
-        <w:tc>
-          <w:tcPr>
-            <w:tcW w:type="dxa" w:w="1800"/>
-            <w:shd w:fill="FFFFFF" w:val="clear"/>
-            <w:tcMar>
-              <w:top w:type="dxa" w:w="60"/>
-              <w:left w:type="dxa" w:w="100"/>
-              <w:bottom w:type="dxa" w:w="60"/>
-              <w:right w:type="dxa" w:w="100"/>
-            </w:tcMar>
-          </w:tcPr>
-          <w:p>
-            <w:pPr>
-              <w:spacing w:after="0" w:line="252"/>
-            </w:pPr>
-            <w:r>
-              <w:rPr>
-                <w:rFonts w:ascii="Calibri" w:cs="Calibri" w:eastAsia="Calibri" w:hAnsi="Calibri"/>
-                <w:b w:val="false"/>
-                <w:bCs w:val="false"/>
-                <w:color w:val="262626"/>
+        <w:trPr>
+          <w:cantSplit/>
+        </w:trPr>
+        <w:tc>
+          <w:tcPr>
+            <w:tcW w:type="dxa" w:w="1860"/>
+            <w:shd w:fill="FFFFFF" w:val="clear"/>
+            <w:tcMar>
+              <w:top w:type="dxa" w:w="80"/>
+              <w:left w:type="dxa" w:w="110"/>
+              <w:bottom w:type="dxa" w:w="80"/>
+              <w:right w:type="dxa" w:w="110"/>
+            </w:tcMar>
+          </w:tcPr>
+          <w:p>
+            <w:pPr>
+              <w:spacing w:after="0" w:line="252"/>
+            </w:pPr>
+            <w:r>
+              <w:rPr>
+                <w:rFonts w:ascii="Calibri" w:cs="Calibri" w:eastAsia="Calibri" w:hAnsi="Calibri"/>
+                <w:b w:val="false"/>
+                <w:bCs w:val="false"/>
+                <w:color w:val="000000"/>
                 <w:sz w:val="20"/>
                 <w:szCs w:val="20"/>
               </w:rPr>
@@ -932,25 +1235,25 @@
         </w:tc>
         <w:tc>
           <w:tcPr>
-            <w:tcW w:type="dxa" w:w="7200"/>
-            <w:shd w:fill="FFFFFF" w:val="clear"/>
-            <w:tcMar>
-              <w:top w:type="dxa" w:w="60"/>
-              <w:left w:type="dxa" w:w="100"/>
-              <w:bottom w:type="dxa" w:w="60"/>
-              <w:right w:type="dxa" w:w="100"/>
-            </w:tcMar>
-          </w:tcPr>
-          <w:p>
-            <w:pPr>
-              <w:spacing w:after="0" w:line="252"/>
-            </w:pPr>
-            <w:r>
-              <w:rPr>
-                <w:rFonts w:ascii="Calibri" w:cs="Calibri" w:eastAsia="Calibri" w:hAnsi="Calibri"/>
-                <w:b w:val="false"/>
-                <w:bCs w:val="false"/>
-                <w:color w:val="262626"/>
+            <w:tcW w:type="dxa" w:w="7440"/>
+            <w:shd w:fill="FFFFFF" w:val="clear"/>
+            <w:tcMar>
+              <w:top w:type="dxa" w:w="80"/>
+              <w:left w:type="dxa" w:w="110"/>
+              <w:bottom w:type="dxa" w:w="80"/>
+              <w:right w:type="dxa" w:w="110"/>
+            </w:tcMar>
+          </w:tcPr>
+          <w:p>
+            <w:pPr>
+              <w:spacing w:after="0" w:line="252"/>
+            </w:pPr>
+            <w:r>
+              <w:rPr>
+                <w:rFonts w:ascii="Calibri" w:cs="Calibri" w:eastAsia="Calibri" w:hAnsi="Calibri"/>
+                <w:b w:val="false"/>
+                <w:bCs w:val="false"/>
+                <w:color w:val="000000"/>
                 <w:sz w:val="20"/>
                 <w:szCs w:val="20"/>
               </w:rPr>
@@ -960,27 +1263,30 @@
         </w:tc>
       </w:tr>
       <w:tr>
-        <w:tc>
-          <w:tcPr>
-            <w:tcW w:type="dxa" w:w="1800"/>
-            <w:shd w:fill="EDF2F9" w:val="clear"/>
-            <w:tcMar>
-              <w:top w:type="dxa" w:w="60"/>
-              <w:left w:type="dxa" w:w="100"/>
-              <w:bottom w:type="dxa" w:w="60"/>
-              <w:right w:type="dxa" w:w="100"/>
-            </w:tcMar>
-          </w:tcPr>
-          <w:p>
-            <w:pPr>
-              <w:spacing w:after="0" w:line="252"/>
-            </w:pPr>
-            <w:r>
-              <w:rPr>
-                <w:rFonts w:ascii="Calibri" w:cs="Calibri" w:eastAsia="Calibri" w:hAnsi="Calibri"/>
-                <w:b w:val="false"/>
-                <w:bCs w:val="false"/>
-                <w:color w:val="262626"/>
+        <w:trPr>
+          <w:cantSplit/>
+        </w:trPr>
+        <w:tc>
+          <w:tcPr>
+            <w:tcW w:type="dxa" w:w="1860"/>
+            <w:shd w:fill="FFFFFF" w:val="clear"/>
+            <w:tcMar>
+              <w:top w:type="dxa" w:w="80"/>
+              <w:left w:type="dxa" w:w="110"/>
+              <w:bottom w:type="dxa" w:w="80"/>
+              <w:right w:type="dxa" w:w="110"/>
+            </w:tcMar>
+          </w:tcPr>
+          <w:p>
+            <w:pPr>
+              <w:spacing w:after="0" w:line="252"/>
+            </w:pPr>
+            <w:r>
+              <w:rPr>
+                <w:rFonts w:ascii="Calibri" w:cs="Calibri" w:eastAsia="Calibri" w:hAnsi="Calibri"/>
+                <w:b w:val="false"/>
+                <w:bCs w:val="false"/>
+                <w:color w:val="000000"/>
                 <w:sz w:val="20"/>
                 <w:szCs w:val="20"/>
               </w:rPr>
@@ -990,25 +1296,25 @@
         </w:tc>
         <w:tc>
           <w:tcPr>
-            <w:tcW w:type="dxa" w:w="7200"/>
-            <w:shd w:fill="EDF2F9" w:val="clear"/>
-            <w:tcMar>
-              <w:top w:type="dxa" w:w="60"/>
-              <w:left w:type="dxa" w:w="100"/>
-              <w:bottom w:type="dxa" w:w="60"/>
-              <w:right w:type="dxa" w:w="100"/>
-            </w:tcMar>
-          </w:tcPr>
-          <w:p>
-            <w:pPr>
-              <w:spacing w:after="0" w:line="252"/>
-            </w:pPr>
-            <w:r>
-              <w:rPr>
-                <w:rFonts w:ascii="Calibri" w:cs="Calibri" w:eastAsia="Calibri" w:hAnsi="Calibri"/>
-                <w:b w:val="false"/>
-                <w:bCs w:val="false"/>
-                <w:color w:val="262626"/>
+            <w:tcW w:type="dxa" w:w="7440"/>
+            <w:shd w:fill="FFFFFF" w:val="clear"/>
+            <w:tcMar>
+              <w:top w:type="dxa" w:w="80"/>
+              <w:left w:type="dxa" w:w="110"/>
+              <w:bottom w:type="dxa" w:w="80"/>
+              <w:right w:type="dxa" w:w="110"/>
+            </w:tcMar>
+          </w:tcPr>
+          <w:p>
+            <w:pPr>
+              <w:spacing w:after="0" w:line="252"/>
+            </w:pPr>
+            <w:r>
+              <w:rPr>
+                <w:rFonts w:ascii="Calibri" w:cs="Calibri" w:eastAsia="Calibri" w:hAnsi="Calibri"/>
+                <w:b w:val="false"/>
+                <w:bCs w:val="false"/>
+                <w:color w:val="000000"/>
                 <w:sz w:val="20"/>
                 <w:szCs w:val="20"/>
               </w:rPr>
@@ -1018,27 +1324,30 @@
         </w:tc>
       </w:tr>
       <w:tr>
-        <w:tc>
-          <w:tcPr>
-            <w:tcW w:type="dxa" w:w="1800"/>
-            <w:shd w:fill="FFFFFF" w:val="clear"/>
-            <w:tcMar>
-              <w:top w:type="dxa" w:w="60"/>
-              <w:left w:type="dxa" w:w="100"/>
-              <w:bottom w:type="dxa" w:w="60"/>
-              <w:right w:type="dxa" w:w="100"/>
-            </w:tcMar>
-          </w:tcPr>
-          <w:p>
-            <w:pPr>
-              <w:spacing w:after="0" w:line="252"/>
-            </w:pPr>
-            <w:r>
-              <w:rPr>
-                <w:rFonts w:ascii="Calibri" w:cs="Calibri" w:eastAsia="Calibri" w:hAnsi="Calibri"/>
-                <w:b w:val="false"/>
-                <w:bCs w:val="false"/>
-                <w:color w:val="262626"/>
+        <w:trPr>
+          <w:cantSplit/>
+        </w:trPr>
+        <w:tc>
+          <w:tcPr>
+            <w:tcW w:type="dxa" w:w="1860"/>
+            <w:shd w:fill="FFFFFF" w:val="clear"/>
+            <w:tcMar>
+              <w:top w:type="dxa" w:w="80"/>
+              <w:left w:type="dxa" w:w="110"/>
+              <w:bottom w:type="dxa" w:w="80"/>
+              <w:right w:type="dxa" w:w="110"/>
+            </w:tcMar>
+          </w:tcPr>
+          <w:p>
+            <w:pPr>
+              <w:spacing w:after="0" w:line="252"/>
+            </w:pPr>
+            <w:r>
+              <w:rPr>
+                <w:rFonts w:ascii="Calibri" w:cs="Calibri" w:eastAsia="Calibri" w:hAnsi="Calibri"/>
+                <w:b w:val="false"/>
+                <w:bCs w:val="false"/>
+                <w:color w:val="000000"/>
                 <w:sz w:val="20"/>
                 <w:szCs w:val="20"/>
               </w:rPr>
@@ -1048,25 +1357,25 @@
         </w:tc>
         <w:tc>
           <w:tcPr>
-            <w:tcW w:type="dxa" w:w="7200"/>
-            <w:shd w:fill="FFFFFF" w:val="clear"/>
-            <w:tcMar>
-              <w:top w:type="dxa" w:w="60"/>
-              <w:left w:type="dxa" w:w="100"/>
-              <w:bottom w:type="dxa" w:w="60"/>
-              <w:right w:type="dxa" w:w="100"/>
-            </w:tcMar>
-          </w:tcPr>
-          <w:p>
-            <w:pPr>
-              <w:spacing w:after="0" w:line="252"/>
-            </w:pPr>
-            <w:r>
-              <w:rPr>
-                <w:rFonts w:ascii="Calibri" w:cs="Calibri" w:eastAsia="Calibri" w:hAnsi="Calibri"/>
-                <w:b w:val="false"/>
-                <w:bCs w:val="false"/>
-                <w:color w:val="262626"/>
+            <w:tcW w:type="dxa" w:w="7440"/>
+            <w:shd w:fill="FFFFFF" w:val="clear"/>
+            <w:tcMar>
+              <w:top w:type="dxa" w:w="80"/>
+              <w:left w:type="dxa" w:w="110"/>
+              <w:bottom w:type="dxa" w:w="80"/>
+              <w:right w:type="dxa" w:w="110"/>
+            </w:tcMar>
+          </w:tcPr>
+          <w:p>
+            <w:pPr>
+              <w:spacing w:after="0" w:line="252"/>
+            </w:pPr>
+            <w:r>
+              <w:rPr>
+                <w:rFonts w:ascii="Calibri" w:cs="Calibri" w:eastAsia="Calibri" w:hAnsi="Calibri"/>
+                <w:b w:val="false"/>
+                <w:bCs w:val="false"/>
+                <w:color w:val="000000"/>
                 <w:sz w:val="20"/>
                 <w:szCs w:val="20"/>
               </w:rPr>
@@ -1091,21 +1400,21 @@
           <w:rFonts w:ascii="Calibri" w:cs="Calibri" w:eastAsia="Calibri" w:hAnsi="Calibri"/>
           <w:b/>
           <w:bCs/>
-          <w:color w:val="1F3864"/>
-          <w:sz w:val="23"/>
-          <w:szCs w:val="23"/>
+          <w:color w:val="000000"/>
+          <w:sz w:val="22"/>
+          <w:szCs w:val="22"/>
         </w:rPr>
         <w:t xml:space="preserve">Pourquoi Vue plutôt qu'une page HTML/JS simple ?</w:t>
       </w:r>
     </w:p>
     <w:p>
       <w:pPr>
-        <w:spacing w:after="120" w:line="276"/>
-      </w:pPr>
-      <w:r>
-        <w:rPr>
-          <w:rFonts w:ascii="Calibri" w:cs="Calibri" w:eastAsia="Calibri" w:hAnsi="Calibri"/>
-          <w:color w:val="262626"/>
+        <w:spacing w:after="120" w:line="300"/>
+      </w:pPr>
+      <w:r>
+        <w:rPr>
+          <w:rFonts w:ascii="Calibri" w:cs="Calibri" w:eastAsia="Calibri" w:hAnsi="Calibri"/>
+          <w:color w:val="000000"/>
           <w:sz w:val="22"/>
           <w:szCs w:val="22"/>
         </w:rPr>
@@ -1115,38 +1424,36 @@
     <w:p>
       <w:pPr>
         <w:pStyle w:val="Heading1"/>
-        <w:pBdr>
-          <w:bottom w:val="single" w:color="B8860B" w:sz="12" w:space="6"/>
-        </w:pBdr>
-        <w:spacing w:after="160" w:before="360"/>
-      </w:pPr>
-      <w:r>
-        <w:rPr>
-          <w:rFonts w:ascii="Calibri" w:cs="Calibri" w:eastAsia="Calibri" w:hAnsi="Calibri"/>
-          <w:b/>
-          <w:bCs/>
-          <w:color w:val="1F3864"/>
-          <w:sz w:val="32"/>
-          <w:szCs w:val="32"/>
+        <w:shd w:fill="1F4E79" w:val="clear"/>
+        <w:spacing w:after="200" w:before="360"/>
+      </w:pPr>
+      <w:r>
+        <w:rPr>
+          <w:rFonts w:ascii="Calibri" w:cs="Calibri" w:eastAsia="Calibri" w:hAnsi="Calibri"/>
+          <w:b/>
+          <w:bCs/>
+          <w:color w:val="FFFFFF"/>
+          <w:sz w:val="30"/>
+          <w:szCs w:val="30"/>
         </w:rPr>
         <w:t xml:space="preserve">3.4  Technologies back-end</w:t>
       </w:r>
     </w:p>
     <w:tbl>
       <w:tblPr>
-        <w:tblW w:type="dxa" w:w="9000"/>
+        <w:tblW w:type="dxa" w:w="9300"/>
         <w:tblBorders>
-          <w:top w:val="single" w:color="B4C6E7" w:sz="4"/>
-          <w:left w:val="single" w:color="B4C6E7" w:sz="4"/>
-          <w:bottom w:val="single" w:color="B4C6E7" w:sz="4"/>
-          <w:right w:val="single" w:color="B4C6E7" w:sz="4"/>
-          <w:insideH w:val="single" w:color="B4C6E7" w:sz="2"/>
-          <w:insideV w:val="single" w:color="B4C6E7" w:sz="2"/>
+          <w:top w:val="single" w:color="BFBFBF" w:sz="4"/>
+          <w:left w:val="single" w:color="BFBFBF" w:sz="4"/>
+          <w:bottom w:val="single" w:color="BFBFBF" w:sz="4"/>
+          <w:right w:val="single" w:color="BFBFBF" w:sz="4"/>
+          <w:insideH w:val="single" w:color="BFBFBF" w:sz="4"/>
+          <w:insideV w:val="single" w:color="BFBFBF" w:sz="4"/>
         </w:tblBorders>
       </w:tblPr>
       <w:tblGrid>
-        <w:gridCol w:w="2520"/>
-        <w:gridCol w:w="6480"/>
+        <w:gridCol w:w="2604"/>
+        <w:gridCol w:w="6696"/>
       </w:tblGrid>
       <w:tr>
         <w:trPr>
@@ -1154,13 +1461,13 @@
         </w:trPr>
         <w:tc>
           <w:tcPr>
-            <w:tcW w:type="dxa" w:w="2520"/>
-            <w:shd w:fill="1F3864" w:val="clear"/>
-            <w:tcMar>
-              <w:top w:type="dxa" w:w="60"/>
-              <w:left w:type="dxa" w:w="100"/>
-              <w:bottom w:type="dxa" w:w="60"/>
-              <w:right w:type="dxa" w:w="100"/>
+            <w:tcW w:type="dxa" w:w="2604"/>
+            <w:shd w:fill="1F4E79" w:val="clear"/>
+            <w:tcMar>
+              <w:top w:type="dxa" w:w="80"/>
+              <w:left w:type="dxa" w:w="110"/>
+              <w:bottom w:type="dxa" w:w="80"/>
+              <w:right w:type="dxa" w:w="110"/>
             </w:tcMar>
           </w:tcPr>
           <w:p>
@@ -1182,13 +1489,13 @@
         </w:tc>
         <w:tc>
           <w:tcPr>
-            <w:tcW w:type="dxa" w:w="6480"/>
-            <w:shd w:fill="1F3864" w:val="clear"/>
-            <w:tcMar>
-              <w:top w:type="dxa" w:w="60"/>
-              <w:left w:type="dxa" w:w="100"/>
-              <w:bottom w:type="dxa" w:w="60"/>
-              <w:right w:type="dxa" w:w="100"/>
+            <w:tcW w:type="dxa" w:w="6696"/>
+            <w:shd w:fill="1F4E79" w:val="clear"/>
+            <w:tcMar>
+              <w:top w:type="dxa" w:w="80"/>
+              <w:left w:type="dxa" w:w="110"/>
+              <w:bottom w:type="dxa" w:w="80"/>
+              <w:right w:type="dxa" w:w="110"/>
             </w:tcMar>
           </w:tcPr>
           <w:p>
@@ -1210,27 +1517,30 @@
         </w:tc>
       </w:tr>
       <w:tr>
-        <w:tc>
-          <w:tcPr>
-            <w:tcW w:type="dxa" w:w="2520"/>
-            <w:shd w:fill="FFFFFF" w:val="clear"/>
-            <w:tcMar>
-              <w:top w:type="dxa" w:w="60"/>
-              <w:left w:type="dxa" w:w="100"/>
-              <w:bottom w:type="dxa" w:w="60"/>
-              <w:right w:type="dxa" w:w="100"/>
-            </w:tcMar>
-          </w:tcPr>
-          <w:p>
-            <w:pPr>
-              <w:spacing w:after="0" w:line="252"/>
-            </w:pPr>
-            <w:r>
-              <w:rPr>
-                <w:rFonts w:ascii="Calibri" w:cs="Calibri" w:eastAsia="Calibri" w:hAnsi="Calibri"/>
-                <w:b w:val="false"/>
-                <w:bCs w:val="false"/>
-                <w:color w:val="262626"/>
+        <w:trPr>
+          <w:cantSplit/>
+        </w:trPr>
+        <w:tc>
+          <w:tcPr>
+            <w:tcW w:type="dxa" w:w="2604"/>
+            <w:shd w:fill="FFFFFF" w:val="clear"/>
+            <w:tcMar>
+              <w:top w:type="dxa" w:w="80"/>
+              <w:left w:type="dxa" w:w="110"/>
+              <w:bottom w:type="dxa" w:w="80"/>
+              <w:right w:type="dxa" w:w="110"/>
+            </w:tcMar>
+          </w:tcPr>
+          <w:p>
+            <w:pPr>
+              <w:spacing w:after="0" w:line="252"/>
+            </w:pPr>
+            <w:r>
+              <w:rPr>
+                <w:rFonts w:ascii="Calibri" w:cs="Calibri" w:eastAsia="Calibri" w:hAnsi="Calibri"/>
+                <w:b w:val="false"/>
+                <w:bCs w:val="false"/>
+                <w:color w:val="000000"/>
                 <w:sz w:val="20"/>
                 <w:szCs w:val="20"/>
               </w:rPr>
@@ -1240,25 +1550,25 @@
         </w:tc>
         <w:tc>
           <w:tcPr>
-            <w:tcW w:type="dxa" w:w="6480"/>
-            <w:shd w:fill="FFFFFF" w:val="clear"/>
-            <w:tcMar>
-              <w:top w:type="dxa" w:w="60"/>
-              <w:left w:type="dxa" w:w="100"/>
-              <w:bottom w:type="dxa" w:w="60"/>
-              <w:right w:type="dxa" w:w="100"/>
-            </w:tcMar>
-          </w:tcPr>
-          <w:p>
-            <w:pPr>
-              <w:spacing w:after="0" w:line="252"/>
-            </w:pPr>
-            <w:r>
-              <w:rPr>
-                <w:rFonts w:ascii="Calibri" w:cs="Calibri" w:eastAsia="Calibri" w:hAnsi="Calibri"/>
-                <w:b w:val="false"/>
-                <w:bCs w:val="false"/>
-                <w:color w:val="262626"/>
+            <w:tcW w:type="dxa" w:w="6696"/>
+            <w:shd w:fill="FFFFFF" w:val="clear"/>
+            <w:tcMar>
+              <w:top w:type="dxa" w:w="80"/>
+              <w:left w:type="dxa" w:w="110"/>
+              <w:bottom w:type="dxa" w:w="80"/>
+              <w:right w:type="dxa" w:w="110"/>
+            </w:tcMar>
+          </w:tcPr>
+          <w:p>
+            <w:pPr>
+              <w:spacing w:after="0" w:line="252"/>
+            </w:pPr>
+            <w:r>
+              <w:rPr>
+                <w:rFonts w:ascii="Calibri" w:cs="Calibri" w:eastAsia="Calibri" w:hAnsi="Calibri"/>
+                <w:b w:val="false"/>
+                <w:bCs w:val="false"/>
+                <w:color w:val="000000"/>
                 <w:sz w:val="20"/>
                 <w:szCs w:val="20"/>
               </w:rPr>
@@ -1268,27 +1578,30 @@
         </w:tc>
       </w:tr>
       <w:tr>
-        <w:tc>
-          <w:tcPr>
-            <w:tcW w:type="dxa" w:w="2520"/>
-            <w:shd w:fill="EDF2F9" w:val="clear"/>
-            <w:tcMar>
-              <w:top w:type="dxa" w:w="60"/>
-              <w:left w:type="dxa" w:w="100"/>
-              <w:bottom w:type="dxa" w:w="60"/>
-              <w:right w:type="dxa" w:w="100"/>
-            </w:tcMar>
-          </w:tcPr>
-          <w:p>
-            <w:pPr>
-              <w:spacing w:after="0" w:line="252"/>
-            </w:pPr>
-            <w:r>
-              <w:rPr>
-                <w:rFonts w:ascii="Calibri" w:cs="Calibri" w:eastAsia="Calibri" w:hAnsi="Calibri"/>
-                <w:b w:val="false"/>
-                <w:bCs w:val="false"/>
-                <w:color w:val="262626"/>
+        <w:trPr>
+          <w:cantSplit/>
+        </w:trPr>
+        <w:tc>
+          <w:tcPr>
+            <w:tcW w:type="dxa" w:w="2604"/>
+            <w:shd w:fill="FFFFFF" w:val="clear"/>
+            <w:tcMar>
+              <w:top w:type="dxa" w:w="80"/>
+              <w:left w:type="dxa" w:w="110"/>
+              <w:bottom w:type="dxa" w:w="80"/>
+              <w:right w:type="dxa" w:w="110"/>
+            </w:tcMar>
+          </w:tcPr>
+          <w:p>
+            <w:pPr>
+              <w:spacing w:after="0" w:line="252"/>
+            </w:pPr>
+            <w:r>
+              <w:rPr>
+                <w:rFonts w:ascii="Calibri" w:cs="Calibri" w:eastAsia="Calibri" w:hAnsi="Calibri"/>
+                <w:b w:val="false"/>
+                <w:bCs w:val="false"/>
+                <w:color w:val="000000"/>
                 <w:sz w:val="20"/>
                 <w:szCs w:val="20"/>
               </w:rPr>
@@ -1298,25 +1611,25 @@
         </w:tc>
         <w:tc>
           <w:tcPr>
-            <w:tcW w:type="dxa" w:w="6480"/>
-            <w:shd w:fill="EDF2F9" w:val="clear"/>
-            <w:tcMar>
-              <w:top w:type="dxa" w:w="60"/>
-              <w:left w:type="dxa" w:w="100"/>
-              <w:bottom w:type="dxa" w:w="60"/>
-              <w:right w:type="dxa" w:w="100"/>
-            </w:tcMar>
-          </w:tcPr>
-          <w:p>
-            <w:pPr>
-              <w:spacing w:after="0" w:line="252"/>
-            </w:pPr>
-            <w:r>
-              <w:rPr>
-                <w:rFonts w:ascii="Calibri" w:cs="Calibri" w:eastAsia="Calibri" w:hAnsi="Calibri"/>
-                <w:b w:val="false"/>
-                <w:bCs w:val="false"/>
-                <w:color w:val="262626"/>
+            <w:tcW w:type="dxa" w:w="6696"/>
+            <w:shd w:fill="FFFFFF" w:val="clear"/>
+            <w:tcMar>
+              <w:top w:type="dxa" w:w="80"/>
+              <w:left w:type="dxa" w:w="110"/>
+              <w:bottom w:type="dxa" w:w="80"/>
+              <w:right w:type="dxa" w:w="110"/>
+            </w:tcMar>
+          </w:tcPr>
+          <w:p>
+            <w:pPr>
+              <w:spacing w:after="0" w:line="252"/>
+            </w:pPr>
+            <w:r>
+              <w:rPr>
+                <w:rFonts w:ascii="Calibri" w:cs="Calibri" w:eastAsia="Calibri" w:hAnsi="Calibri"/>
+                <w:b w:val="false"/>
+                <w:bCs w:val="false"/>
+                <w:color w:val="000000"/>
                 <w:sz w:val="20"/>
                 <w:szCs w:val="20"/>
               </w:rPr>
@@ -1326,27 +1639,30 @@
         </w:tc>
       </w:tr>
       <w:tr>
-        <w:tc>
-          <w:tcPr>
-            <w:tcW w:type="dxa" w:w="2520"/>
-            <w:shd w:fill="FFFFFF" w:val="clear"/>
-            <w:tcMar>
-              <w:top w:type="dxa" w:w="60"/>
-              <w:left w:type="dxa" w:w="100"/>
-              <w:bottom w:type="dxa" w:w="60"/>
-              <w:right w:type="dxa" w:w="100"/>
-            </w:tcMar>
-          </w:tcPr>
-          <w:p>
-            <w:pPr>
-              <w:spacing w:after="0" w:line="252"/>
-            </w:pPr>
-            <w:r>
-              <w:rPr>
-                <w:rFonts w:ascii="Calibri" w:cs="Calibri" w:eastAsia="Calibri" w:hAnsi="Calibri"/>
-                <w:b w:val="false"/>
-                <w:bCs w:val="false"/>
-                <w:color w:val="262626"/>
+        <w:trPr>
+          <w:cantSplit/>
+        </w:trPr>
+        <w:tc>
+          <w:tcPr>
+            <w:tcW w:type="dxa" w:w="2604"/>
+            <w:shd w:fill="FFFFFF" w:val="clear"/>
+            <w:tcMar>
+              <w:top w:type="dxa" w:w="80"/>
+              <w:left w:type="dxa" w:w="110"/>
+              <w:bottom w:type="dxa" w:w="80"/>
+              <w:right w:type="dxa" w:w="110"/>
+            </w:tcMar>
+          </w:tcPr>
+          <w:p>
+            <w:pPr>
+              <w:spacing w:after="0" w:line="252"/>
+            </w:pPr>
+            <w:r>
+              <w:rPr>
+                <w:rFonts w:ascii="Calibri" w:cs="Calibri" w:eastAsia="Calibri" w:hAnsi="Calibri"/>
+                <w:b w:val="false"/>
+                <w:bCs w:val="false"/>
+                <w:color w:val="000000"/>
                 <w:sz w:val="20"/>
                 <w:szCs w:val="20"/>
               </w:rPr>
@@ -1356,25 +1672,25 @@
         </w:tc>
         <w:tc>
           <w:tcPr>
-            <w:tcW w:type="dxa" w:w="6480"/>
-            <w:shd w:fill="FFFFFF" w:val="clear"/>
-            <w:tcMar>
-              <w:top w:type="dxa" w:w="60"/>
-              <w:left w:type="dxa" w:w="100"/>
-              <w:bottom w:type="dxa" w:w="60"/>
-              <w:right w:type="dxa" w:w="100"/>
-            </w:tcMar>
-          </w:tcPr>
-          <w:p>
-            <w:pPr>
-              <w:spacing w:after="0" w:line="252"/>
-            </w:pPr>
-            <w:r>
-              <w:rPr>
-                <w:rFonts w:ascii="Calibri" w:cs="Calibri" w:eastAsia="Calibri" w:hAnsi="Calibri"/>
-                <w:b w:val="false"/>
-                <w:bCs w:val="false"/>
-                <w:color w:val="262626"/>
+            <w:tcW w:type="dxa" w:w="6696"/>
+            <w:shd w:fill="FFFFFF" w:val="clear"/>
+            <w:tcMar>
+              <w:top w:type="dxa" w:w="80"/>
+              <w:left w:type="dxa" w:w="110"/>
+              <w:bottom w:type="dxa" w:w="80"/>
+              <w:right w:type="dxa" w:w="110"/>
+            </w:tcMar>
+          </w:tcPr>
+          <w:p>
+            <w:pPr>
+              <w:spacing w:after="0" w:line="252"/>
+            </w:pPr>
+            <w:r>
+              <w:rPr>
+                <w:rFonts w:ascii="Calibri" w:cs="Calibri" w:eastAsia="Calibri" w:hAnsi="Calibri"/>
+                <w:b w:val="false"/>
+                <w:bCs w:val="false"/>
+                <w:color w:val="000000"/>
                 <w:sz w:val="20"/>
                 <w:szCs w:val="20"/>
               </w:rPr>
@@ -1384,27 +1700,30 @@
         </w:tc>
       </w:tr>
       <w:tr>
-        <w:tc>
-          <w:tcPr>
-            <w:tcW w:type="dxa" w:w="2520"/>
-            <w:shd w:fill="EDF2F9" w:val="clear"/>
-            <w:tcMar>
-              <w:top w:type="dxa" w:w="60"/>
-              <w:left w:type="dxa" w:w="100"/>
-              <w:bottom w:type="dxa" w:w="60"/>
-              <w:right w:type="dxa" w:w="100"/>
-            </w:tcMar>
-          </w:tcPr>
-          <w:p>
-            <w:pPr>
-              <w:spacing w:after="0" w:line="252"/>
-            </w:pPr>
-            <w:r>
-              <w:rPr>
-                <w:rFonts w:ascii="Calibri" w:cs="Calibri" w:eastAsia="Calibri" w:hAnsi="Calibri"/>
-                <w:b w:val="false"/>
-                <w:bCs w:val="false"/>
-                <w:color w:val="262626"/>
+        <w:trPr>
+          <w:cantSplit/>
+        </w:trPr>
+        <w:tc>
+          <w:tcPr>
+            <w:tcW w:type="dxa" w:w="2604"/>
+            <w:shd w:fill="FFFFFF" w:val="clear"/>
+            <w:tcMar>
+              <w:top w:type="dxa" w:w="80"/>
+              <w:left w:type="dxa" w:w="110"/>
+              <w:bottom w:type="dxa" w:w="80"/>
+              <w:right w:type="dxa" w:w="110"/>
+            </w:tcMar>
+          </w:tcPr>
+          <w:p>
+            <w:pPr>
+              <w:spacing w:after="0" w:line="252"/>
+            </w:pPr>
+            <w:r>
+              <w:rPr>
+                <w:rFonts w:ascii="Calibri" w:cs="Calibri" w:eastAsia="Calibri" w:hAnsi="Calibri"/>
+                <w:b w:val="false"/>
+                <w:bCs w:val="false"/>
+                <w:color w:val="000000"/>
                 <w:sz w:val="20"/>
                 <w:szCs w:val="20"/>
               </w:rPr>
@@ -1414,25 +1733,25 @@
         </w:tc>
         <w:tc>
           <w:tcPr>
-            <w:tcW w:type="dxa" w:w="6480"/>
-            <w:shd w:fill="EDF2F9" w:val="clear"/>
-            <w:tcMar>
-              <w:top w:type="dxa" w:w="60"/>
-              <w:left w:type="dxa" w:w="100"/>
-              <w:bottom w:type="dxa" w:w="60"/>
-              <w:right w:type="dxa" w:w="100"/>
-            </w:tcMar>
-          </w:tcPr>
-          <w:p>
-            <w:pPr>
-              <w:spacing w:after="0" w:line="252"/>
-            </w:pPr>
-            <w:r>
-              <w:rPr>
-                <w:rFonts w:ascii="Calibri" w:cs="Calibri" w:eastAsia="Calibri" w:hAnsi="Calibri"/>
-                <w:b w:val="false"/>
-                <w:bCs w:val="false"/>
-                <w:color w:val="262626"/>
+            <w:tcW w:type="dxa" w:w="6696"/>
+            <w:shd w:fill="FFFFFF" w:val="clear"/>
+            <w:tcMar>
+              <w:top w:type="dxa" w:w="80"/>
+              <w:left w:type="dxa" w:w="110"/>
+              <w:bottom w:type="dxa" w:w="80"/>
+              <w:right w:type="dxa" w:w="110"/>
+            </w:tcMar>
+          </w:tcPr>
+          <w:p>
+            <w:pPr>
+              <w:spacing w:after="0" w:line="252"/>
+            </w:pPr>
+            <w:r>
+              <w:rPr>
+                <w:rFonts w:ascii="Calibri" w:cs="Calibri" w:eastAsia="Calibri" w:hAnsi="Calibri"/>
+                <w:b w:val="false"/>
+                <w:bCs w:val="false"/>
+                <w:color w:val="000000"/>
                 <w:sz w:val="20"/>
                 <w:szCs w:val="20"/>
               </w:rPr>
@@ -1442,27 +1761,30 @@
         </w:tc>
       </w:tr>
       <w:tr>
-        <w:tc>
-          <w:tcPr>
-            <w:tcW w:type="dxa" w:w="2520"/>
-            <w:shd w:fill="FFFFFF" w:val="clear"/>
-            <w:tcMar>
-              <w:top w:type="dxa" w:w="60"/>
-              <w:left w:type="dxa" w:w="100"/>
-              <w:bottom w:type="dxa" w:w="60"/>
-              <w:right w:type="dxa" w:w="100"/>
-            </w:tcMar>
-          </w:tcPr>
-          <w:p>
-            <w:pPr>
-              <w:spacing w:after="0" w:line="252"/>
-            </w:pPr>
-            <w:r>
-              <w:rPr>
-                <w:rFonts w:ascii="Calibri" w:cs="Calibri" w:eastAsia="Calibri" w:hAnsi="Calibri"/>
-                <w:b w:val="false"/>
-                <w:bCs w:val="false"/>
-                <w:color w:val="262626"/>
+        <w:trPr>
+          <w:cantSplit/>
+        </w:trPr>
+        <w:tc>
+          <w:tcPr>
+            <w:tcW w:type="dxa" w:w="2604"/>
+            <w:shd w:fill="FFFFFF" w:val="clear"/>
+            <w:tcMar>
+              <w:top w:type="dxa" w:w="80"/>
+              <w:left w:type="dxa" w:w="110"/>
+              <w:bottom w:type="dxa" w:w="80"/>
+              <w:right w:type="dxa" w:w="110"/>
+            </w:tcMar>
+          </w:tcPr>
+          <w:p>
+            <w:pPr>
+              <w:spacing w:after="0" w:line="252"/>
+            </w:pPr>
+            <w:r>
+              <w:rPr>
+                <w:rFonts w:ascii="Calibri" w:cs="Calibri" w:eastAsia="Calibri" w:hAnsi="Calibri"/>
+                <w:b w:val="false"/>
+                <w:bCs w:val="false"/>
+                <w:color w:val="000000"/>
                 <w:sz w:val="20"/>
                 <w:szCs w:val="20"/>
               </w:rPr>
@@ -1472,25 +1794,25 @@
         </w:tc>
         <w:tc>
           <w:tcPr>
-            <w:tcW w:type="dxa" w:w="6480"/>
-            <w:shd w:fill="FFFFFF" w:val="clear"/>
-            <w:tcMar>
-              <w:top w:type="dxa" w:w="60"/>
-              <w:left w:type="dxa" w:w="100"/>
-              <w:bottom w:type="dxa" w:w="60"/>
-              <w:right w:type="dxa" w:w="100"/>
-            </w:tcMar>
-          </w:tcPr>
-          <w:p>
-            <w:pPr>
-              <w:spacing w:after="0" w:line="252"/>
-            </w:pPr>
-            <w:r>
-              <w:rPr>
-                <w:rFonts w:ascii="Calibri" w:cs="Calibri" w:eastAsia="Calibri" w:hAnsi="Calibri"/>
-                <w:b w:val="false"/>
-                <w:bCs w:val="false"/>
-                <w:color w:val="262626"/>
+            <w:tcW w:type="dxa" w:w="6696"/>
+            <w:shd w:fill="FFFFFF" w:val="clear"/>
+            <w:tcMar>
+              <w:top w:type="dxa" w:w="80"/>
+              <w:left w:type="dxa" w:w="110"/>
+              <w:bottom w:type="dxa" w:w="80"/>
+              <w:right w:type="dxa" w:w="110"/>
+            </w:tcMar>
+          </w:tcPr>
+          <w:p>
+            <w:pPr>
+              <w:spacing w:after="0" w:line="252"/>
+            </w:pPr>
+            <w:r>
+              <w:rPr>
+                <w:rFonts w:ascii="Calibri" w:cs="Calibri" w:eastAsia="Calibri" w:hAnsi="Calibri"/>
+                <w:b w:val="false"/>
+                <w:bCs w:val="false"/>
+                <w:color w:val="000000"/>
                 <w:sz w:val="20"/>
                 <w:szCs w:val="20"/>
               </w:rPr>
@@ -1500,27 +1822,30 @@
         </w:tc>
       </w:tr>
       <w:tr>
-        <w:tc>
-          <w:tcPr>
-            <w:tcW w:type="dxa" w:w="2520"/>
-            <w:shd w:fill="EDF2F9" w:val="clear"/>
-            <w:tcMar>
-              <w:top w:type="dxa" w:w="60"/>
-              <w:left w:type="dxa" w:w="100"/>
-              <w:bottom w:type="dxa" w:w="60"/>
-              <w:right w:type="dxa" w:w="100"/>
-            </w:tcMar>
-          </w:tcPr>
-          <w:p>
-            <w:pPr>
-              <w:spacing w:after="0" w:line="252"/>
-            </w:pPr>
-            <w:r>
-              <w:rPr>
-                <w:rFonts w:ascii="Calibri" w:cs="Calibri" w:eastAsia="Calibri" w:hAnsi="Calibri"/>
-                <w:b w:val="false"/>
-                <w:bCs w:val="false"/>
-                <w:color w:val="262626"/>
+        <w:trPr>
+          <w:cantSplit/>
+        </w:trPr>
+        <w:tc>
+          <w:tcPr>
+            <w:tcW w:type="dxa" w:w="2604"/>
+            <w:shd w:fill="FFFFFF" w:val="clear"/>
+            <w:tcMar>
+              <w:top w:type="dxa" w:w="80"/>
+              <w:left w:type="dxa" w:w="110"/>
+              <w:bottom w:type="dxa" w:w="80"/>
+              <w:right w:type="dxa" w:w="110"/>
+            </w:tcMar>
+          </w:tcPr>
+          <w:p>
+            <w:pPr>
+              <w:spacing w:after="0" w:line="252"/>
+            </w:pPr>
+            <w:r>
+              <w:rPr>
+                <w:rFonts w:ascii="Calibri" w:cs="Calibri" w:eastAsia="Calibri" w:hAnsi="Calibri"/>
+                <w:b w:val="false"/>
+                <w:bCs w:val="false"/>
+                <w:color w:val="000000"/>
                 <w:sz w:val="20"/>
                 <w:szCs w:val="20"/>
               </w:rPr>
@@ -1530,25 +1855,25 @@
         </w:tc>
         <w:tc>
           <w:tcPr>
-            <w:tcW w:type="dxa" w:w="6480"/>
-            <w:shd w:fill="EDF2F9" w:val="clear"/>
-            <w:tcMar>
-              <w:top w:type="dxa" w:w="60"/>
-              <w:left w:type="dxa" w:w="100"/>
-              <w:bottom w:type="dxa" w:w="60"/>
-              <w:right w:type="dxa" w:w="100"/>
-            </w:tcMar>
-          </w:tcPr>
-          <w:p>
-            <w:pPr>
-              <w:spacing w:after="0" w:line="252"/>
-            </w:pPr>
-            <w:r>
-              <w:rPr>
-                <w:rFonts w:ascii="Calibri" w:cs="Calibri" w:eastAsia="Calibri" w:hAnsi="Calibri"/>
-                <w:b w:val="false"/>
-                <w:bCs w:val="false"/>
-                <w:color w:val="262626"/>
+            <w:tcW w:type="dxa" w:w="6696"/>
+            <w:shd w:fill="FFFFFF" w:val="clear"/>
+            <w:tcMar>
+              <w:top w:type="dxa" w:w="80"/>
+              <w:left w:type="dxa" w:w="110"/>
+              <w:bottom w:type="dxa" w:w="80"/>
+              <w:right w:type="dxa" w:w="110"/>
+            </w:tcMar>
+          </w:tcPr>
+          <w:p>
+            <w:pPr>
+              <w:spacing w:after="0" w:line="252"/>
+            </w:pPr>
+            <w:r>
+              <w:rPr>
+                <w:rFonts w:ascii="Calibri" w:cs="Calibri" w:eastAsia="Calibri" w:hAnsi="Calibri"/>
+                <w:b w:val="false"/>
+                <w:bCs w:val="false"/>
+                <w:color w:val="000000"/>
                 <w:sz w:val="20"/>
                 <w:szCs w:val="20"/>
               </w:rPr>
@@ -1558,27 +1883,30 @@
         </w:tc>
       </w:tr>
       <w:tr>
-        <w:tc>
-          <w:tcPr>
-            <w:tcW w:type="dxa" w:w="2520"/>
-            <w:shd w:fill="FFFFFF" w:val="clear"/>
-            <w:tcMar>
-              <w:top w:type="dxa" w:w="60"/>
-              <w:left w:type="dxa" w:w="100"/>
-              <w:bottom w:type="dxa" w:w="60"/>
-              <w:right w:type="dxa" w:w="100"/>
-            </w:tcMar>
-          </w:tcPr>
-          <w:p>
-            <w:pPr>
-              <w:spacing w:after="0" w:line="252"/>
-            </w:pPr>
-            <w:r>
-              <w:rPr>
-                <w:rFonts w:ascii="Calibri" w:cs="Calibri" w:eastAsia="Calibri" w:hAnsi="Calibri"/>
-                <w:b w:val="false"/>
-                <w:bCs w:val="false"/>
-                <w:color w:val="262626"/>
+        <w:trPr>
+          <w:cantSplit/>
+        </w:trPr>
+        <w:tc>
+          <w:tcPr>
+            <w:tcW w:type="dxa" w:w="2604"/>
+            <w:shd w:fill="FFFFFF" w:val="clear"/>
+            <w:tcMar>
+              <w:top w:type="dxa" w:w="80"/>
+              <w:left w:type="dxa" w:w="110"/>
+              <w:bottom w:type="dxa" w:w="80"/>
+              <w:right w:type="dxa" w:w="110"/>
+            </w:tcMar>
+          </w:tcPr>
+          <w:p>
+            <w:pPr>
+              <w:spacing w:after="0" w:line="252"/>
+            </w:pPr>
+            <w:r>
+              <w:rPr>
+                <w:rFonts w:ascii="Calibri" w:cs="Calibri" w:eastAsia="Calibri" w:hAnsi="Calibri"/>
+                <w:b w:val="false"/>
+                <w:bCs w:val="false"/>
+                <w:color w:val="000000"/>
                 <w:sz w:val="20"/>
                 <w:szCs w:val="20"/>
               </w:rPr>
@@ -1588,25 +1916,25 @@
         </w:tc>
         <w:tc>
           <w:tcPr>
-            <w:tcW w:type="dxa" w:w="6480"/>
-            <w:shd w:fill="FFFFFF" w:val="clear"/>
-            <w:tcMar>
-              <w:top w:type="dxa" w:w="60"/>
-              <w:left w:type="dxa" w:w="100"/>
-              <w:bottom w:type="dxa" w:w="60"/>
-              <w:right w:type="dxa" w:w="100"/>
-            </w:tcMar>
-          </w:tcPr>
-          <w:p>
-            <w:pPr>
-              <w:spacing w:after="0" w:line="252"/>
-            </w:pPr>
-            <w:r>
-              <w:rPr>
-                <w:rFonts w:ascii="Calibri" w:cs="Calibri" w:eastAsia="Calibri" w:hAnsi="Calibri"/>
-                <w:b w:val="false"/>
-                <w:bCs w:val="false"/>
-                <w:color w:val="262626"/>
+            <w:tcW w:type="dxa" w:w="6696"/>
+            <w:shd w:fill="FFFFFF" w:val="clear"/>
+            <w:tcMar>
+              <w:top w:type="dxa" w:w="80"/>
+              <w:left w:type="dxa" w:w="110"/>
+              <w:bottom w:type="dxa" w:w="80"/>
+              <w:right w:type="dxa" w:w="110"/>
+            </w:tcMar>
+          </w:tcPr>
+          <w:p>
+            <w:pPr>
+              <w:spacing w:after="0" w:line="252"/>
+            </w:pPr>
+            <w:r>
+              <w:rPr>
+                <w:rFonts w:ascii="Calibri" w:cs="Calibri" w:eastAsia="Calibri" w:hAnsi="Calibri"/>
+                <w:b w:val="false"/>
+                <w:bCs w:val="false"/>
+                <w:color w:val="000000"/>
                 <w:sz w:val="20"/>
                 <w:szCs w:val="20"/>
               </w:rPr>
@@ -1616,27 +1944,30 @@
         </w:tc>
       </w:tr>
       <w:tr>
-        <w:tc>
-          <w:tcPr>
-            <w:tcW w:type="dxa" w:w="2520"/>
-            <w:shd w:fill="EDF2F9" w:val="clear"/>
-            <w:tcMar>
-              <w:top w:type="dxa" w:w="60"/>
-              <w:left w:type="dxa" w:w="100"/>
-              <w:bottom w:type="dxa" w:w="60"/>
-              <w:right w:type="dxa" w:w="100"/>
-            </w:tcMar>
-          </w:tcPr>
-          <w:p>
-            <w:pPr>
-              <w:spacing w:after="0" w:line="252"/>
-            </w:pPr>
-            <w:r>
-              <w:rPr>
-                <w:rFonts w:ascii="Calibri" w:cs="Calibri" w:eastAsia="Calibri" w:hAnsi="Calibri"/>
-                <w:b w:val="false"/>
-                <w:bCs w:val="false"/>
-                <w:color w:val="262626"/>
+        <w:trPr>
+          <w:cantSplit/>
+        </w:trPr>
+        <w:tc>
+          <w:tcPr>
+            <w:tcW w:type="dxa" w:w="2604"/>
+            <w:shd w:fill="FFFFFF" w:val="clear"/>
+            <w:tcMar>
+              <w:top w:type="dxa" w:w="80"/>
+              <w:left w:type="dxa" w:w="110"/>
+              <w:bottom w:type="dxa" w:w="80"/>
+              <w:right w:type="dxa" w:w="110"/>
+            </w:tcMar>
+          </w:tcPr>
+          <w:p>
+            <w:pPr>
+              <w:spacing w:after="0" w:line="252"/>
+            </w:pPr>
+            <w:r>
+              <w:rPr>
+                <w:rFonts w:ascii="Calibri" w:cs="Calibri" w:eastAsia="Calibri" w:hAnsi="Calibri"/>
+                <w:b w:val="false"/>
+                <w:bCs w:val="false"/>
+                <w:color w:val="000000"/>
                 <w:sz w:val="20"/>
                 <w:szCs w:val="20"/>
               </w:rPr>
@@ -1646,25 +1977,25 @@
         </w:tc>
         <w:tc>
           <w:tcPr>
-            <w:tcW w:type="dxa" w:w="6480"/>
-            <w:shd w:fill="EDF2F9" w:val="clear"/>
-            <w:tcMar>
-              <w:top w:type="dxa" w:w="60"/>
-              <w:left w:type="dxa" w:w="100"/>
-              <w:bottom w:type="dxa" w:w="60"/>
-              <w:right w:type="dxa" w:w="100"/>
-            </w:tcMar>
-          </w:tcPr>
-          <w:p>
-            <w:pPr>
-              <w:spacing w:after="0" w:line="252"/>
-            </w:pPr>
-            <w:r>
-              <w:rPr>
-                <w:rFonts w:ascii="Calibri" w:cs="Calibri" w:eastAsia="Calibri" w:hAnsi="Calibri"/>
-                <w:b w:val="false"/>
-                <w:bCs w:val="false"/>
-                <w:color w:val="262626"/>
+            <w:tcW w:type="dxa" w:w="6696"/>
+            <w:shd w:fill="FFFFFF" w:val="clear"/>
+            <w:tcMar>
+              <w:top w:type="dxa" w:w="80"/>
+              <w:left w:type="dxa" w:w="110"/>
+              <w:bottom w:type="dxa" w:w="80"/>
+              <w:right w:type="dxa" w:w="110"/>
+            </w:tcMar>
+          </w:tcPr>
+          <w:p>
+            <w:pPr>
+              <w:spacing w:after="0" w:line="252"/>
+            </w:pPr>
+            <w:r>
+              <w:rPr>
+                <w:rFonts w:ascii="Calibri" w:cs="Calibri" w:eastAsia="Calibri" w:hAnsi="Calibri"/>
+                <w:b w:val="false"/>
+                <w:bCs w:val="false"/>
+                <w:color w:val="000000"/>
                 <w:sz w:val="20"/>
                 <w:szCs w:val="20"/>
               </w:rPr>
@@ -1674,27 +2005,30 @@
         </w:tc>
       </w:tr>
       <w:tr>
-        <w:tc>
-          <w:tcPr>
-            <w:tcW w:type="dxa" w:w="2520"/>
-            <w:shd w:fill="FFFFFF" w:val="clear"/>
-            <w:tcMar>
-              <w:top w:type="dxa" w:w="60"/>
-              <w:left w:type="dxa" w:w="100"/>
-              <w:bottom w:type="dxa" w:w="60"/>
-              <w:right w:type="dxa" w:w="100"/>
-            </w:tcMar>
-          </w:tcPr>
-          <w:p>
-            <w:pPr>
-              <w:spacing w:after="0" w:line="252"/>
-            </w:pPr>
-            <w:r>
-              <w:rPr>
-                <w:rFonts w:ascii="Calibri" w:cs="Calibri" w:eastAsia="Calibri" w:hAnsi="Calibri"/>
-                <w:b w:val="false"/>
-                <w:bCs w:val="false"/>
-                <w:color w:val="262626"/>
+        <w:trPr>
+          <w:cantSplit/>
+        </w:trPr>
+        <w:tc>
+          <w:tcPr>
+            <w:tcW w:type="dxa" w:w="2604"/>
+            <w:shd w:fill="FFFFFF" w:val="clear"/>
+            <w:tcMar>
+              <w:top w:type="dxa" w:w="80"/>
+              <w:left w:type="dxa" w:w="110"/>
+              <w:bottom w:type="dxa" w:w="80"/>
+              <w:right w:type="dxa" w:w="110"/>
+            </w:tcMar>
+          </w:tcPr>
+          <w:p>
+            <w:pPr>
+              <w:spacing w:after="0" w:line="252"/>
+            </w:pPr>
+            <w:r>
+              <w:rPr>
+                <w:rFonts w:ascii="Calibri" w:cs="Calibri" w:eastAsia="Calibri" w:hAnsi="Calibri"/>
+                <w:b w:val="false"/>
+                <w:bCs w:val="false"/>
+                <w:color w:val="000000"/>
                 <w:sz w:val="20"/>
                 <w:szCs w:val="20"/>
               </w:rPr>
@@ -1704,25 +2038,25 @@
         </w:tc>
         <w:tc>
           <w:tcPr>
-            <w:tcW w:type="dxa" w:w="6480"/>
-            <w:shd w:fill="FFFFFF" w:val="clear"/>
-            <w:tcMar>
-              <w:top w:type="dxa" w:w="60"/>
-              <w:left w:type="dxa" w:w="100"/>
-              <w:bottom w:type="dxa" w:w="60"/>
-              <w:right w:type="dxa" w:w="100"/>
-            </w:tcMar>
-          </w:tcPr>
-          <w:p>
-            <w:pPr>
-              <w:spacing w:after="0" w:line="252"/>
-            </w:pPr>
-            <w:r>
-              <w:rPr>
-                <w:rFonts w:ascii="Calibri" w:cs="Calibri" w:eastAsia="Calibri" w:hAnsi="Calibri"/>
-                <w:b w:val="false"/>
-                <w:bCs w:val="false"/>
-                <w:color w:val="262626"/>
+            <w:tcW w:type="dxa" w:w="6696"/>
+            <w:shd w:fill="FFFFFF" w:val="clear"/>
+            <w:tcMar>
+              <w:top w:type="dxa" w:w="80"/>
+              <w:left w:type="dxa" w:w="110"/>
+              <w:bottom w:type="dxa" w:w="80"/>
+              <w:right w:type="dxa" w:w="110"/>
+            </w:tcMar>
+          </w:tcPr>
+          <w:p>
+            <w:pPr>
+              <w:spacing w:after="0" w:line="252"/>
+            </w:pPr>
+            <w:r>
+              <w:rPr>
+                <w:rFonts w:ascii="Calibri" w:cs="Calibri" w:eastAsia="Calibri" w:hAnsi="Calibri"/>
+                <w:b w:val="false"/>
+                <w:bCs w:val="false"/>
+                <w:color w:val="000000"/>
                 <w:sz w:val="20"/>
                 <w:szCs w:val="20"/>
               </w:rPr>
@@ -1739,14 +2073,14 @@
     </w:p>
     <w:p>
       <w:pPr>
-        <w:spacing w:after="120" w:line="276"/>
-      </w:pPr>
-      <w:r>
-        <w:rPr>
-          <w:rFonts w:ascii="Calibri" w:cs="Calibri" w:eastAsia="Calibri" w:hAnsi="Calibri"/>
-          <w:b/>
-          <w:bCs/>
-          <w:color w:val="262626"/>
+        <w:spacing w:after="120" w:line="300"/>
+      </w:pPr>
+      <w:r>
+        <w:rPr>
+          <w:rFonts w:ascii="Calibri" w:cs="Calibri" w:eastAsia="Calibri" w:hAnsi="Calibri"/>
+          <w:b/>
+          <w:bCs/>
+          <w:color w:val="000000"/>
           <w:sz w:val="22"/>
           <w:szCs w:val="22"/>
         </w:rPr>
@@ -1755,7 +2089,7 @@
       <w:r>
         <w:rPr>
           <w:rFonts w:ascii="Calibri" w:cs="Calibri" w:eastAsia="Calibri" w:hAnsi="Calibri"/>
-          <w:color w:val="262626"/>
+          <w:color w:val="000000"/>
           <w:sz w:val="22"/>
           <w:szCs w:val="22"/>
         </w:rPr>
@@ -1764,14 +2098,14 @@
     </w:p>
     <w:p>
       <w:pPr>
-        <w:spacing w:after="120" w:line="276"/>
-      </w:pPr>
-      <w:r>
-        <w:rPr>
-          <w:rFonts w:ascii="Calibri" w:cs="Calibri" w:eastAsia="Calibri" w:hAnsi="Calibri"/>
-          <w:b/>
-          <w:bCs/>
-          <w:color w:val="262626"/>
+        <w:spacing w:after="120" w:line="300"/>
+      </w:pPr>
+      <w:r>
+        <w:rPr>
+          <w:rFonts w:ascii="Calibri" w:cs="Calibri" w:eastAsia="Calibri" w:hAnsi="Calibri"/>
+          <w:b/>
+          <w:bCs/>
+          <w:color w:val="000000"/>
           <w:sz w:val="22"/>
           <w:szCs w:val="22"/>
         </w:rPr>
@@ -1780,7 +2114,7 @@
       <w:r>
         <w:rPr>
           <w:rFonts w:ascii="Calibri" w:cs="Calibri" w:eastAsia="Calibri" w:hAnsi="Calibri"/>
-          <w:color w:val="262626"/>
+          <w:color w:val="000000"/>
           <w:sz w:val="22"/>
           <w:szCs w:val="22"/>
         </w:rPr>
@@ -1789,14 +2123,14 @@
     </w:p>
     <w:p>
       <w:pPr>
-        <w:spacing w:after="120" w:line="276"/>
-      </w:pPr>
-      <w:r>
-        <w:rPr>
-          <w:rFonts w:ascii="Calibri" w:cs="Calibri" w:eastAsia="Calibri" w:hAnsi="Calibri"/>
-          <w:b/>
-          <w:bCs/>
-          <w:color w:val="262626"/>
+        <w:spacing w:after="120" w:line="300"/>
+      </w:pPr>
+      <w:r>
+        <w:rPr>
+          <w:rFonts w:ascii="Calibri" w:cs="Calibri" w:eastAsia="Calibri" w:hAnsi="Calibri"/>
+          <w:b/>
+          <w:bCs/>
+          <w:color w:val="000000"/>
           <w:sz w:val="22"/>
           <w:szCs w:val="22"/>
         </w:rPr>
@@ -1805,7 +2139,7 @@
       <w:r>
         <w:rPr>
           <w:rFonts w:ascii="Calibri" w:cs="Calibri" w:eastAsia="Calibri" w:hAnsi="Calibri"/>
-          <w:color w:val="262626"/>
+          <w:color w:val="000000"/>
           <w:sz w:val="22"/>
           <w:szCs w:val="22"/>
         </w:rPr>
@@ -1815,19 +2149,17 @@
     <w:p>
       <w:pPr>
         <w:pStyle w:val="Heading1"/>
-        <w:pBdr>
-          <w:bottom w:val="single" w:color="B8860B" w:sz="12" w:space="6"/>
-        </w:pBdr>
-        <w:spacing w:after="160" w:before="360"/>
-      </w:pPr>
-      <w:r>
-        <w:rPr>
-          <w:rFonts w:ascii="Calibri" w:cs="Calibri" w:eastAsia="Calibri" w:hAnsi="Calibri"/>
-          <w:b/>
-          <w:bCs/>
-          <w:color w:val="1F3864"/>
-          <w:sz w:val="32"/>
-          <w:szCs w:val="32"/>
+        <w:shd w:fill="1F4E79" w:val="clear"/>
+        <w:spacing w:after="200" w:before="360"/>
+      </w:pPr>
+      <w:r>
+        <w:rPr>
+          <w:rFonts w:ascii="Calibri" w:cs="Calibri" w:eastAsia="Calibri" w:hAnsi="Calibri"/>
+          <w:b/>
+          <w:bCs/>
+          <w:color w:val="FFFFFF"/>
+          <w:sz w:val="30"/>
+          <w:szCs w:val="30"/>
         </w:rPr>
         <w:t xml:space="preserve">3.5  Base de données</w:t>
       </w:r>
@@ -1839,14 +2171,14 @@
           <w:ilvl w:val="0"/>
           <w:numId w:val="2"/>
         </w:numPr>
-        <w:spacing w:after="80" w:line="276"/>
-      </w:pPr>
-      <w:r>
-        <w:rPr>
-          <w:rFonts w:ascii="Calibri" w:cs="Calibri" w:eastAsia="Calibri" w:hAnsi="Calibri"/>
-          <w:b/>
-          <w:bCs/>
-          <w:color w:val="262626"/>
+        <w:spacing w:after="60" w:line="276"/>
+      </w:pPr>
+      <w:r>
+        <w:rPr>
+          <w:rFonts w:ascii="Calibri" w:cs="Calibri" w:eastAsia="Calibri" w:hAnsi="Calibri"/>
+          <w:b/>
+          <w:bCs/>
+          <w:color w:val="000000"/>
           <w:sz w:val="22"/>
           <w:szCs w:val="22"/>
         </w:rPr>
@@ -1855,7 +2187,7 @@
       <w:r>
         <w:rPr>
           <w:rFonts w:ascii="Calibri" w:cs="Calibri" w:eastAsia="Calibri" w:hAnsi="Calibri"/>
-          <w:color w:val="262626"/>
+          <w:color w:val="000000"/>
           <w:sz w:val="22"/>
           <w:szCs w:val="22"/>
         </w:rPr>
@@ -1869,14 +2201,14 @@
           <w:ilvl w:val="0"/>
           <w:numId w:val="2"/>
         </w:numPr>
-        <w:spacing w:after="80" w:line="276"/>
-      </w:pPr>
-      <w:r>
-        <w:rPr>
-          <w:rFonts w:ascii="Calibri" w:cs="Calibri" w:eastAsia="Calibri" w:hAnsi="Calibri"/>
-          <w:b/>
-          <w:bCs/>
-          <w:color w:val="262626"/>
+        <w:spacing w:after="60" w:line="276"/>
+      </w:pPr>
+      <w:r>
+        <w:rPr>
+          <w:rFonts w:ascii="Calibri" w:cs="Calibri" w:eastAsia="Calibri" w:hAnsi="Calibri"/>
+          <w:b/>
+          <w:bCs/>
+          <w:color w:val="000000"/>
           <w:sz w:val="22"/>
           <w:szCs w:val="22"/>
         </w:rPr>
@@ -1885,7 +2217,7 @@
       <w:r>
         <w:rPr>
           <w:rFonts w:ascii="Calibri" w:cs="Calibri" w:eastAsia="Calibri" w:hAnsi="Calibri"/>
-          <w:color w:val="262626"/>
+          <w:color w:val="000000"/>
           <w:sz w:val="22"/>
           <w:szCs w:val="22"/>
         </w:rPr>
@@ -1899,14 +2231,14 @@
           <w:ilvl w:val="0"/>
           <w:numId w:val="2"/>
         </w:numPr>
-        <w:spacing w:after="80" w:line="276"/>
-      </w:pPr>
-      <w:r>
-        <w:rPr>
-          <w:rFonts w:ascii="Calibri" w:cs="Calibri" w:eastAsia="Calibri" w:hAnsi="Calibri"/>
-          <w:b/>
-          <w:bCs/>
-          <w:color w:val="262626"/>
+        <w:spacing w:after="60" w:line="276"/>
+      </w:pPr>
+      <w:r>
+        <w:rPr>
+          <w:rFonts w:ascii="Calibri" w:cs="Calibri" w:eastAsia="Calibri" w:hAnsi="Calibri"/>
+          <w:b/>
+          <w:bCs/>
+          <w:color w:val="000000"/>
           <w:sz w:val="22"/>
           <w:szCs w:val="22"/>
         </w:rPr>
@@ -1915,7 +2247,7 @@
       <w:r>
         <w:rPr>
           <w:rFonts w:ascii="Calibri" w:cs="Calibri" w:eastAsia="Calibri" w:hAnsi="Calibri"/>
-          <w:color w:val="262626"/>
+          <w:color w:val="000000"/>
           <w:sz w:val="22"/>
           <w:szCs w:val="22"/>
         </w:rPr>
@@ -1929,14 +2261,14 @@
           <w:ilvl w:val="0"/>
           <w:numId w:val="2"/>
         </w:numPr>
-        <w:spacing w:after="80" w:line="276"/>
-      </w:pPr>
-      <w:r>
-        <w:rPr>
-          <w:rFonts w:ascii="Calibri" w:cs="Calibri" w:eastAsia="Calibri" w:hAnsi="Calibri"/>
-          <w:b/>
-          <w:bCs/>
-          <w:color w:val="262626"/>
+        <w:spacing w:after="60" w:line="276"/>
+      </w:pPr>
+      <w:r>
+        <w:rPr>
+          <w:rFonts w:ascii="Calibri" w:cs="Calibri" w:eastAsia="Calibri" w:hAnsi="Calibri"/>
+          <w:b/>
+          <w:bCs/>
+          <w:color w:val="000000"/>
           <w:sz w:val="22"/>
           <w:szCs w:val="22"/>
         </w:rPr>
@@ -1945,7 +2277,7 @@
       <w:r>
         <w:rPr>
           <w:rFonts w:ascii="Calibri" w:cs="Calibri" w:eastAsia="Calibri" w:hAnsi="Calibri"/>
-          <w:color w:val="262626"/>
+          <w:color w:val="000000"/>
           <w:sz w:val="22"/>
           <w:szCs w:val="22"/>
         </w:rPr>
@@ -1960,9 +2292,9 @@
     <w:p>
       <w:pPr>
         <w:pBdr>
-          <w:left w:val="single" w:color="B8860B" w:sz="24" w:space="8"/>
+          <w:left w:val="single" w:color="1F4E79" w:sz="24" w:space="8"/>
         </w:pBdr>
-        <w:shd w:fill="FFF8E7" w:val="clear"/>
+        <w:shd w:fill="EAF1F8" w:val="clear"/>
         <w:spacing w:after="200" w:before="160"/>
         <w:ind w:left="120" w:right="120"/>
       </w:pPr>
@@ -1971,7 +2303,7 @@
           <w:rFonts w:ascii="Calibri" w:cs="Calibri" w:eastAsia="Calibri" w:hAnsi="Calibri"/>
           <w:b/>
           <w:bCs/>
-          <w:color w:val="3D2E00"/>
+          <w:color w:val="000000"/>
           <w:sz w:val="22"/>
           <w:szCs w:val="22"/>
         </w:rPr>
@@ -1980,7 +2312,7 @@
       <w:r>
         <w:rPr>
           <w:rFonts w:ascii="Calibri" w:cs="Calibri" w:eastAsia="Calibri" w:hAnsi="Calibri"/>
-          <w:color w:val="3D2E00"/>
+          <w:color w:val="000000"/>
           <w:sz w:val="22"/>
           <w:szCs w:val="22"/>
         </w:rPr>
@@ -1990,38 +2322,36 @@
     <w:p>
       <w:pPr>
         <w:pStyle w:val="Heading1"/>
-        <w:pBdr>
-          <w:bottom w:val="single" w:color="B8860B" w:sz="12" w:space="6"/>
-        </w:pBdr>
-        <w:spacing w:after="160" w:before="360"/>
-      </w:pPr>
-      <w:r>
-        <w:rPr>
-          <w:rFonts w:ascii="Calibri" w:cs="Calibri" w:eastAsia="Calibri" w:hAnsi="Calibri"/>
-          <w:b/>
-          <w:bCs/>
-          <w:color w:val="1F3864"/>
-          <w:sz w:val="32"/>
-          <w:szCs w:val="32"/>
+        <w:shd w:fill="1F4E79" w:val="clear"/>
+        <w:spacing w:after="200" w:before="360"/>
+      </w:pPr>
+      <w:r>
+        <w:rPr>
+          <w:rFonts w:ascii="Calibri" w:cs="Calibri" w:eastAsia="Calibri" w:hAnsi="Calibri"/>
+          <w:b/>
+          <w:bCs/>
+          <w:color w:val="FFFFFF"/>
+          <w:sz w:val="30"/>
+          <w:szCs w:val="30"/>
         </w:rPr>
         <w:t xml:space="preserve">3.6  Outils utilisés</w:t>
       </w:r>
     </w:p>
     <w:tbl>
       <w:tblPr>
-        <w:tblW w:type="dxa" w:w="9000"/>
+        <w:tblW w:type="dxa" w:w="9300"/>
         <w:tblBorders>
-          <w:top w:val="single" w:color="B4C6E7" w:sz="4"/>
-          <w:left w:val="single" w:color="B4C6E7" w:sz="4"/>
-          <w:bottom w:val="single" w:color="B4C6E7" w:sz="4"/>
-          <w:right w:val="single" w:color="B4C6E7" w:sz="4"/>
-          <w:insideH w:val="single" w:color="B4C6E7" w:sz="2"/>
-          <w:insideV w:val="single" w:color="B4C6E7" w:sz="2"/>
+          <w:top w:val="single" w:color="BFBFBF" w:sz="4"/>
+          <w:left w:val="single" w:color="BFBFBF" w:sz="4"/>
+          <w:bottom w:val="single" w:color="BFBFBF" w:sz="4"/>
+          <w:right w:val="single" w:color="BFBFBF" w:sz="4"/>
+          <w:insideH w:val="single" w:color="BFBFBF" w:sz="4"/>
+          <w:insideV w:val="single" w:color="BFBFBF" w:sz="4"/>
         </w:tblBorders>
       </w:tblPr>
       <w:tblGrid>
-        <w:gridCol w:w="2880"/>
-        <w:gridCol w:w="6120"/>
+        <w:gridCol w:w="2976"/>
+        <w:gridCol w:w="6324"/>
       </w:tblGrid>
       <w:tr>
         <w:trPr>
@@ -2029,13 +2359,13 @@
         </w:trPr>
         <w:tc>
           <w:tcPr>
-            <w:tcW w:type="dxa" w:w="2880"/>
-            <w:shd w:fill="1F3864" w:val="clear"/>
-            <w:tcMar>
-              <w:top w:type="dxa" w:w="60"/>
-              <w:left w:type="dxa" w:w="100"/>
-              <w:bottom w:type="dxa" w:w="60"/>
-              <w:right w:type="dxa" w:w="100"/>
+            <w:tcW w:type="dxa" w:w="2976"/>
+            <w:shd w:fill="1F4E79" w:val="clear"/>
+            <w:tcMar>
+              <w:top w:type="dxa" w:w="80"/>
+              <w:left w:type="dxa" w:w="110"/>
+              <w:bottom w:type="dxa" w:w="80"/>
+              <w:right w:type="dxa" w:w="110"/>
             </w:tcMar>
           </w:tcPr>
           <w:p>
@@ -2057,13 +2387,13 @@
         </w:tc>
         <w:tc>
           <w:tcPr>
-            <w:tcW w:type="dxa" w:w="6120"/>
-            <w:shd w:fill="1F3864" w:val="clear"/>
-            <w:tcMar>
-              <w:top w:type="dxa" w:w="60"/>
-              <w:left w:type="dxa" w:w="100"/>
-              <w:bottom w:type="dxa" w:w="60"/>
-              <w:right w:type="dxa" w:w="100"/>
+            <w:tcW w:type="dxa" w:w="6324"/>
+            <w:shd w:fill="1F4E79" w:val="clear"/>
+            <w:tcMar>
+              <w:top w:type="dxa" w:w="80"/>
+              <w:left w:type="dxa" w:w="110"/>
+              <w:bottom w:type="dxa" w:w="80"/>
+              <w:right w:type="dxa" w:w="110"/>
             </w:tcMar>
           </w:tcPr>
           <w:p>
@@ -2085,27 +2415,30 @@
         </w:tc>
       </w:tr>
       <w:tr>
-        <w:tc>
-          <w:tcPr>
-            <w:tcW w:type="dxa" w:w="2880"/>
-            <w:shd w:fill="FFFFFF" w:val="clear"/>
-            <w:tcMar>
-              <w:top w:type="dxa" w:w="60"/>
-              <w:left w:type="dxa" w:w="100"/>
-              <w:bottom w:type="dxa" w:w="60"/>
-              <w:right w:type="dxa" w:w="100"/>
-            </w:tcMar>
-          </w:tcPr>
-          <w:p>
-            <w:pPr>
-              <w:spacing w:after="0" w:line="252"/>
-            </w:pPr>
-            <w:r>
-              <w:rPr>
-                <w:rFonts w:ascii="Calibri" w:cs="Calibri" w:eastAsia="Calibri" w:hAnsi="Calibri"/>
-                <w:b w:val="false"/>
-                <w:bCs w:val="false"/>
-                <w:color w:val="262626"/>
+        <w:trPr>
+          <w:cantSplit/>
+        </w:trPr>
+        <w:tc>
+          <w:tcPr>
+            <w:tcW w:type="dxa" w:w="2976"/>
+            <w:shd w:fill="FFFFFF" w:val="clear"/>
+            <w:tcMar>
+              <w:top w:type="dxa" w:w="80"/>
+              <w:left w:type="dxa" w:w="110"/>
+              <w:bottom w:type="dxa" w:w="80"/>
+              <w:right w:type="dxa" w:w="110"/>
+            </w:tcMar>
+          </w:tcPr>
+          <w:p>
+            <w:pPr>
+              <w:spacing w:after="0" w:line="252"/>
+            </w:pPr>
+            <w:r>
+              <w:rPr>
+                <w:rFonts w:ascii="Calibri" w:cs="Calibri" w:eastAsia="Calibri" w:hAnsi="Calibri"/>
+                <w:b w:val="false"/>
+                <w:bCs w:val="false"/>
+                <w:color w:val="000000"/>
                 <w:sz w:val="20"/>
                 <w:szCs w:val="20"/>
               </w:rPr>
@@ -2115,25 +2448,25 @@
         </w:tc>
         <w:tc>
           <w:tcPr>
-            <w:tcW w:type="dxa" w:w="6120"/>
-            <w:shd w:fill="FFFFFF" w:val="clear"/>
-            <w:tcMar>
-              <w:top w:type="dxa" w:w="60"/>
-              <w:left w:type="dxa" w:w="100"/>
-              <w:bottom w:type="dxa" w:w="60"/>
-              <w:right w:type="dxa" w:w="100"/>
-            </w:tcMar>
-          </w:tcPr>
-          <w:p>
-            <w:pPr>
-              <w:spacing w:after="0" w:line="252"/>
-            </w:pPr>
-            <w:r>
-              <w:rPr>
-                <w:rFonts w:ascii="Calibri" w:cs="Calibri" w:eastAsia="Calibri" w:hAnsi="Calibri"/>
-                <w:b w:val="false"/>
-                <w:bCs w:val="false"/>
-                <w:color w:val="262626"/>
+            <w:tcW w:type="dxa" w:w="6324"/>
+            <w:shd w:fill="FFFFFF" w:val="clear"/>
+            <w:tcMar>
+              <w:top w:type="dxa" w:w="80"/>
+              <w:left w:type="dxa" w:w="110"/>
+              <w:bottom w:type="dxa" w:w="80"/>
+              <w:right w:type="dxa" w:w="110"/>
+            </w:tcMar>
+          </w:tcPr>
+          <w:p>
+            <w:pPr>
+              <w:spacing w:after="0" w:line="252"/>
+            </w:pPr>
+            <w:r>
+              <w:rPr>
+                <w:rFonts w:ascii="Calibri" w:cs="Calibri" w:eastAsia="Calibri" w:hAnsi="Calibri"/>
+                <w:b w:val="false"/>
+                <w:bCs w:val="false"/>
+                <w:color w:val="000000"/>
                 <w:sz w:val="20"/>
                 <w:szCs w:val="20"/>
               </w:rPr>
@@ -2143,27 +2476,30 @@
         </w:tc>
       </w:tr>
       <w:tr>
-        <w:tc>
-          <w:tcPr>
-            <w:tcW w:type="dxa" w:w="2880"/>
-            <w:shd w:fill="EDF2F9" w:val="clear"/>
-            <w:tcMar>
-              <w:top w:type="dxa" w:w="60"/>
-              <w:left w:type="dxa" w:w="100"/>
-              <w:bottom w:type="dxa" w:w="60"/>
-              <w:right w:type="dxa" w:w="100"/>
-            </w:tcMar>
-          </w:tcPr>
-          <w:p>
-            <w:pPr>
-              <w:spacing w:after="0" w:line="252"/>
-            </w:pPr>
-            <w:r>
-              <w:rPr>
-                <w:rFonts w:ascii="Calibri" w:cs="Calibri" w:eastAsia="Calibri" w:hAnsi="Calibri"/>
-                <w:b w:val="false"/>
-                <w:bCs w:val="false"/>
-                <w:color w:val="262626"/>
+        <w:trPr>
+          <w:cantSplit/>
+        </w:trPr>
+        <w:tc>
+          <w:tcPr>
+            <w:tcW w:type="dxa" w:w="2976"/>
+            <w:shd w:fill="FFFFFF" w:val="clear"/>
+            <w:tcMar>
+              <w:top w:type="dxa" w:w="80"/>
+              <w:left w:type="dxa" w:w="110"/>
+              <w:bottom w:type="dxa" w:w="80"/>
+              <w:right w:type="dxa" w:w="110"/>
+            </w:tcMar>
+          </w:tcPr>
+          <w:p>
+            <w:pPr>
+              <w:spacing w:after="0" w:line="252"/>
+            </w:pPr>
+            <w:r>
+              <w:rPr>
+                <w:rFonts w:ascii="Calibri" w:cs="Calibri" w:eastAsia="Calibri" w:hAnsi="Calibri"/>
+                <w:b w:val="false"/>
+                <w:bCs w:val="false"/>
+                <w:color w:val="000000"/>
                 <w:sz w:val="20"/>
                 <w:szCs w:val="20"/>
               </w:rPr>
@@ -2173,25 +2509,25 @@
         </w:tc>
         <w:tc>
           <w:tcPr>
-            <w:tcW w:type="dxa" w:w="6120"/>
-            <w:shd w:fill="EDF2F9" w:val="clear"/>
-            <w:tcMar>
-              <w:top w:type="dxa" w:w="60"/>
-              <w:left w:type="dxa" w:w="100"/>
-              <w:bottom w:type="dxa" w:w="60"/>
-              <w:right w:type="dxa" w:w="100"/>
-            </w:tcMar>
-          </w:tcPr>
-          <w:p>
-            <w:pPr>
-              <w:spacing w:after="0" w:line="252"/>
-            </w:pPr>
-            <w:r>
-              <w:rPr>
-                <w:rFonts w:ascii="Calibri" w:cs="Calibri" w:eastAsia="Calibri" w:hAnsi="Calibri"/>
-                <w:b w:val="false"/>
-                <w:bCs w:val="false"/>
-                <w:color w:val="262626"/>
+            <w:tcW w:type="dxa" w:w="6324"/>
+            <w:shd w:fill="FFFFFF" w:val="clear"/>
+            <w:tcMar>
+              <w:top w:type="dxa" w:w="80"/>
+              <w:left w:type="dxa" w:w="110"/>
+              <w:bottom w:type="dxa" w:w="80"/>
+              <w:right w:type="dxa" w:w="110"/>
+            </w:tcMar>
+          </w:tcPr>
+          <w:p>
+            <w:pPr>
+              <w:spacing w:after="0" w:line="252"/>
+            </w:pPr>
+            <w:r>
+              <w:rPr>
+                <w:rFonts w:ascii="Calibri" w:cs="Calibri" w:eastAsia="Calibri" w:hAnsi="Calibri"/>
+                <w:b w:val="false"/>
+                <w:bCs w:val="false"/>
+                <w:color w:val="000000"/>
                 <w:sz w:val="20"/>
                 <w:szCs w:val="20"/>
               </w:rPr>
@@ -2201,27 +2537,30 @@
         </w:tc>
       </w:tr>
       <w:tr>
-        <w:tc>
-          <w:tcPr>
-            <w:tcW w:type="dxa" w:w="2880"/>
-            <w:shd w:fill="FFFFFF" w:val="clear"/>
-            <w:tcMar>
-              <w:top w:type="dxa" w:w="60"/>
-              <w:left w:type="dxa" w:w="100"/>
-              <w:bottom w:type="dxa" w:w="60"/>
-              <w:right w:type="dxa" w:w="100"/>
-            </w:tcMar>
-          </w:tcPr>
-          <w:p>
-            <w:pPr>
-              <w:spacing w:after="0" w:line="252"/>
-            </w:pPr>
-            <w:r>
-              <w:rPr>
-                <w:rFonts w:ascii="Calibri" w:cs="Calibri" w:eastAsia="Calibri" w:hAnsi="Calibri"/>
-                <w:b w:val="false"/>
-                <w:bCs w:val="false"/>
-                <w:color w:val="262626"/>
+        <w:trPr>
+          <w:cantSplit/>
+        </w:trPr>
+        <w:tc>
+          <w:tcPr>
+            <w:tcW w:type="dxa" w:w="2976"/>
+            <w:shd w:fill="FFFFFF" w:val="clear"/>
+            <w:tcMar>
+              <w:top w:type="dxa" w:w="80"/>
+              <w:left w:type="dxa" w:w="110"/>
+              <w:bottom w:type="dxa" w:w="80"/>
+              <w:right w:type="dxa" w:w="110"/>
+            </w:tcMar>
+          </w:tcPr>
+          <w:p>
+            <w:pPr>
+              <w:spacing w:after="0" w:line="252"/>
+            </w:pPr>
+            <w:r>
+              <w:rPr>
+                <w:rFonts w:ascii="Calibri" w:cs="Calibri" w:eastAsia="Calibri" w:hAnsi="Calibri"/>
+                <w:b w:val="false"/>
+                <w:bCs w:val="false"/>
+                <w:color w:val="000000"/>
                 <w:sz w:val="20"/>
                 <w:szCs w:val="20"/>
               </w:rPr>
@@ -2231,25 +2570,25 @@
         </w:tc>
         <w:tc>
           <w:tcPr>
-            <w:tcW w:type="dxa" w:w="6120"/>
-            <w:shd w:fill="FFFFFF" w:val="clear"/>
-            <w:tcMar>
-              <w:top w:type="dxa" w:w="60"/>
-              <w:left w:type="dxa" w:w="100"/>
-              <w:bottom w:type="dxa" w:w="60"/>
-              <w:right w:type="dxa" w:w="100"/>
-            </w:tcMar>
-          </w:tcPr>
-          <w:p>
-            <w:pPr>
-              <w:spacing w:after="0" w:line="252"/>
-            </w:pPr>
-            <w:r>
-              <w:rPr>
-                <w:rFonts w:ascii="Calibri" w:cs="Calibri" w:eastAsia="Calibri" w:hAnsi="Calibri"/>
-                <w:b w:val="false"/>
-                <w:bCs w:val="false"/>
-                <w:color w:val="262626"/>
+            <w:tcW w:type="dxa" w:w="6324"/>
+            <w:shd w:fill="FFFFFF" w:val="clear"/>
+            <w:tcMar>
+              <w:top w:type="dxa" w:w="80"/>
+              <w:left w:type="dxa" w:w="110"/>
+              <w:bottom w:type="dxa" w:w="80"/>
+              <w:right w:type="dxa" w:w="110"/>
+            </w:tcMar>
+          </w:tcPr>
+          <w:p>
+            <w:pPr>
+              <w:spacing w:after="0" w:line="252"/>
+            </w:pPr>
+            <w:r>
+              <w:rPr>
+                <w:rFonts w:ascii="Calibri" w:cs="Calibri" w:eastAsia="Calibri" w:hAnsi="Calibri"/>
+                <w:b w:val="false"/>
+                <w:bCs w:val="false"/>
+                <w:color w:val="000000"/>
                 <w:sz w:val="20"/>
                 <w:szCs w:val="20"/>
               </w:rPr>
@@ -2259,27 +2598,30 @@
         </w:tc>
       </w:tr>
       <w:tr>
-        <w:tc>
-          <w:tcPr>
-            <w:tcW w:type="dxa" w:w="2880"/>
-            <w:shd w:fill="EDF2F9" w:val="clear"/>
-            <w:tcMar>
-              <w:top w:type="dxa" w:w="60"/>
-              <w:left w:type="dxa" w:w="100"/>
-              <w:bottom w:type="dxa" w:w="60"/>
-              <w:right w:type="dxa" w:w="100"/>
-            </w:tcMar>
-          </w:tcPr>
-          <w:p>
-            <w:pPr>
-              <w:spacing w:after="0" w:line="252"/>
-            </w:pPr>
-            <w:r>
-              <w:rPr>
-                <w:rFonts w:ascii="Calibri" w:cs="Calibri" w:eastAsia="Calibri" w:hAnsi="Calibri"/>
-                <w:b w:val="false"/>
-                <w:bCs w:val="false"/>
-                <w:color w:val="262626"/>
+        <w:trPr>
+          <w:cantSplit/>
+        </w:trPr>
+        <w:tc>
+          <w:tcPr>
+            <w:tcW w:type="dxa" w:w="2976"/>
+            <w:shd w:fill="FFFFFF" w:val="clear"/>
+            <w:tcMar>
+              <w:top w:type="dxa" w:w="80"/>
+              <w:left w:type="dxa" w:w="110"/>
+              <w:bottom w:type="dxa" w:w="80"/>
+              <w:right w:type="dxa" w:w="110"/>
+            </w:tcMar>
+          </w:tcPr>
+          <w:p>
+            <w:pPr>
+              <w:spacing w:after="0" w:line="252"/>
+            </w:pPr>
+            <w:r>
+              <w:rPr>
+                <w:rFonts w:ascii="Calibri" w:cs="Calibri" w:eastAsia="Calibri" w:hAnsi="Calibri"/>
+                <w:b w:val="false"/>
+                <w:bCs w:val="false"/>
+                <w:color w:val="000000"/>
                 <w:sz w:val="20"/>
                 <w:szCs w:val="20"/>
               </w:rPr>
@@ -2289,25 +2631,25 @@
         </w:tc>
         <w:tc>
           <w:tcPr>
-            <w:tcW w:type="dxa" w:w="6120"/>
-            <w:shd w:fill="EDF2F9" w:val="clear"/>
-            <w:tcMar>
-              <w:top w:type="dxa" w:w="60"/>
-              <w:left w:type="dxa" w:w="100"/>
-              <w:bottom w:type="dxa" w:w="60"/>
-              <w:right w:type="dxa" w:w="100"/>
-            </w:tcMar>
-          </w:tcPr>
-          <w:p>
-            <w:pPr>
-              <w:spacing w:after="0" w:line="252"/>
-            </w:pPr>
-            <w:r>
-              <w:rPr>
-                <w:rFonts w:ascii="Calibri" w:cs="Calibri" w:eastAsia="Calibri" w:hAnsi="Calibri"/>
-                <w:b w:val="false"/>
-                <w:bCs w:val="false"/>
-                <w:color w:val="262626"/>
+            <w:tcW w:type="dxa" w:w="6324"/>
+            <w:shd w:fill="FFFFFF" w:val="clear"/>
+            <w:tcMar>
+              <w:top w:type="dxa" w:w="80"/>
+              <w:left w:type="dxa" w:w="110"/>
+              <w:bottom w:type="dxa" w:w="80"/>
+              <w:right w:type="dxa" w:w="110"/>
+            </w:tcMar>
+          </w:tcPr>
+          <w:p>
+            <w:pPr>
+              <w:spacing w:after="0" w:line="252"/>
+            </w:pPr>
+            <w:r>
+              <w:rPr>
+                <w:rFonts w:ascii="Calibri" w:cs="Calibri" w:eastAsia="Calibri" w:hAnsi="Calibri"/>
+                <w:b w:val="false"/>
+                <w:bCs w:val="false"/>
+                <w:color w:val="000000"/>
                 <w:sz w:val="20"/>
                 <w:szCs w:val="20"/>
               </w:rPr>
@@ -2317,27 +2659,30 @@
         </w:tc>
       </w:tr>
       <w:tr>
-        <w:tc>
-          <w:tcPr>
-            <w:tcW w:type="dxa" w:w="2880"/>
-            <w:shd w:fill="FFFFFF" w:val="clear"/>
-            <w:tcMar>
-              <w:top w:type="dxa" w:w="60"/>
-              <w:left w:type="dxa" w:w="100"/>
-              <w:bottom w:type="dxa" w:w="60"/>
-              <w:right w:type="dxa" w:w="100"/>
-            </w:tcMar>
-          </w:tcPr>
-          <w:p>
-            <w:pPr>
-              <w:spacing w:after="0" w:line="252"/>
-            </w:pPr>
-            <w:r>
-              <w:rPr>
-                <w:rFonts w:ascii="Calibri" w:cs="Calibri" w:eastAsia="Calibri" w:hAnsi="Calibri"/>
-                <w:b w:val="false"/>
-                <w:bCs w:val="false"/>
-                <w:color w:val="262626"/>
+        <w:trPr>
+          <w:cantSplit/>
+        </w:trPr>
+        <w:tc>
+          <w:tcPr>
+            <w:tcW w:type="dxa" w:w="2976"/>
+            <w:shd w:fill="FFFFFF" w:val="clear"/>
+            <w:tcMar>
+              <w:top w:type="dxa" w:w="80"/>
+              <w:left w:type="dxa" w:w="110"/>
+              <w:bottom w:type="dxa" w:w="80"/>
+              <w:right w:type="dxa" w:w="110"/>
+            </w:tcMar>
+          </w:tcPr>
+          <w:p>
+            <w:pPr>
+              <w:spacing w:after="0" w:line="252"/>
+            </w:pPr>
+            <w:r>
+              <w:rPr>
+                <w:rFonts w:ascii="Calibri" w:cs="Calibri" w:eastAsia="Calibri" w:hAnsi="Calibri"/>
+                <w:b w:val="false"/>
+                <w:bCs w:val="false"/>
+                <w:color w:val="000000"/>
                 <w:sz w:val="20"/>
                 <w:szCs w:val="20"/>
               </w:rPr>
@@ -2347,25 +2692,25 @@
         </w:tc>
         <w:tc>
           <w:tcPr>
-            <w:tcW w:type="dxa" w:w="6120"/>
-            <w:shd w:fill="FFFFFF" w:val="clear"/>
-            <w:tcMar>
-              <w:top w:type="dxa" w:w="60"/>
-              <w:left w:type="dxa" w:w="100"/>
-              <w:bottom w:type="dxa" w:w="60"/>
-              <w:right w:type="dxa" w:w="100"/>
-            </w:tcMar>
-          </w:tcPr>
-          <w:p>
-            <w:pPr>
-              <w:spacing w:after="0" w:line="252"/>
-            </w:pPr>
-            <w:r>
-              <w:rPr>
-                <w:rFonts w:ascii="Calibri" w:cs="Calibri" w:eastAsia="Calibri" w:hAnsi="Calibri"/>
-                <w:b w:val="false"/>
-                <w:bCs w:val="false"/>
-                <w:color w:val="262626"/>
+            <w:tcW w:type="dxa" w:w="6324"/>
+            <w:shd w:fill="FFFFFF" w:val="clear"/>
+            <w:tcMar>
+              <w:top w:type="dxa" w:w="80"/>
+              <w:left w:type="dxa" w:w="110"/>
+              <w:bottom w:type="dxa" w:w="80"/>
+              <w:right w:type="dxa" w:w="110"/>
+            </w:tcMar>
+          </w:tcPr>
+          <w:p>
+            <w:pPr>
+              <w:spacing w:after="0" w:line="252"/>
+            </w:pPr>
+            <w:r>
+              <w:rPr>
+                <w:rFonts w:ascii="Calibri" w:cs="Calibri" w:eastAsia="Calibri" w:hAnsi="Calibri"/>
+                <w:b w:val="false"/>
+                <w:bCs w:val="false"/>
+                <w:color w:val="000000"/>
                 <w:sz w:val="20"/>
                 <w:szCs w:val="20"/>
               </w:rPr>
@@ -2375,27 +2720,30 @@
         </w:tc>
       </w:tr>
       <w:tr>
-        <w:tc>
-          <w:tcPr>
-            <w:tcW w:type="dxa" w:w="2880"/>
-            <w:shd w:fill="EDF2F9" w:val="clear"/>
-            <w:tcMar>
-              <w:top w:type="dxa" w:w="60"/>
-              <w:left w:type="dxa" w:w="100"/>
-              <w:bottom w:type="dxa" w:w="60"/>
-              <w:right w:type="dxa" w:w="100"/>
-            </w:tcMar>
-          </w:tcPr>
-          <w:p>
-            <w:pPr>
-              <w:spacing w:after="0" w:line="252"/>
-            </w:pPr>
-            <w:r>
-              <w:rPr>
-                <w:rFonts w:ascii="Calibri" w:cs="Calibri" w:eastAsia="Calibri" w:hAnsi="Calibri"/>
-                <w:b w:val="false"/>
-                <w:bCs w:val="false"/>
-                <w:color w:val="262626"/>
+        <w:trPr>
+          <w:cantSplit/>
+        </w:trPr>
+        <w:tc>
+          <w:tcPr>
+            <w:tcW w:type="dxa" w:w="2976"/>
+            <w:shd w:fill="FFFFFF" w:val="clear"/>
+            <w:tcMar>
+              <w:top w:type="dxa" w:w="80"/>
+              <w:left w:type="dxa" w:w="110"/>
+              <w:bottom w:type="dxa" w:w="80"/>
+              <w:right w:type="dxa" w:w="110"/>
+            </w:tcMar>
+          </w:tcPr>
+          <w:p>
+            <w:pPr>
+              <w:spacing w:after="0" w:line="252"/>
+            </w:pPr>
+            <w:r>
+              <w:rPr>
+                <w:rFonts w:ascii="Calibri" w:cs="Calibri" w:eastAsia="Calibri" w:hAnsi="Calibri"/>
+                <w:b w:val="false"/>
+                <w:bCs w:val="false"/>
+                <w:color w:val="000000"/>
                 <w:sz w:val="20"/>
                 <w:szCs w:val="20"/>
               </w:rPr>
@@ -2405,25 +2753,25 @@
         </w:tc>
         <w:tc>
           <w:tcPr>
-            <w:tcW w:type="dxa" w:w="6120"/>
-            <w:shd w:fill="EDF2F9" w:val="clear"/>
-            <w:tcMar>
-              <w:top w:type="dxa" w:w="60"/>
-              <w:left w:type="dxa" w:w="100"/>
-              <w:bottom w:type="dxa" w:w="60"/>
-              <w:right w:type="dxa" w:w="100"/>
-            </w:tcMar>
-          </w:tcPr>
-          <w:p>
-            <w:pPr>
-              <w:spacing w:after="0" w:line="252"/>
-            </w:pPr>
-            <w:r>
-              <w:rPr>
-                <w:rFonts w:ascii="Calibri" w:cs="Calibri" w:eastAsia="Calibri" w:hAnsi="Calibri"/>
-                <w:b w:val="false"/>
-                <w:bCs w:val="false"/>
-                <w:color w:val="262626"/>
+            <w:tcW w:type="dxa" w:w="6324"/>
+            <w:shd w:fill="FFFFFF" w:val="clear"/>
+            <w:tcMar>
+              <w:top w:type="dxa" w:w="80"/>
+              <w:left w:type="dxa" w:w="110"/>
+              <w:bottom w:type="dxa" w:w="80"/>
+              <w:right w:type="dxa" w:w="110"/>
+            </w:tcMar>
+          </w:tcPr>
+          <w:p>
+            <w:pPr>
+              <w:spacing w:after="0" w:line="252"/>
+            </w:pPr>
+            <w:r>
+              <w:rPr>
+                <w:rFonts w:ascii="Calibri" w:cs="Calibri" w:eastAsia="Calibri" w:hAnsi="Calibri"/>
+                <w:b w:val="false"/>
+                <w:bCs w:val="false"/>
+                <w:color w:val="000000"/>
                 <w:sz w:val="20"/>
                 <w:szCs w:val="20"/>
               </w:rPr>
@@ -2433,27 +2781,30 @@
         </w:tc>
       </w:tr>
       <w:tr>
-        <w:tc>
-          <w:tcPr>
-            <w:tcW w:type="dxa" w:w="2880"/>
-            <w:shd w:fill="FFFFFF" w:val="clear"/>
-            <w:tcMar>
-              <w:top w:type="dxa" w:w="60"/>
-              <w:left w:type="dxa" w:w="100"/>
-              <w:bottom w:type="dxa" w:w="60"/>
-              <w:right w:type="dxa" w:w="100"/>
-            </w:tcMar>
-          </w:tcPr>
-          <w:p>
-            <w:pPr>
-              <w:spacing w:after="0" w:line="252"/>
-            </w:pPr>
-            <w:r>
-              <w:rPr>
-                <w:rFonts w:ascii="Calibri" w:cs="Calibri" w:eastAsia="Calibri" w:hAnsi="Calibri"/>
-                <w:b w:val="false"/>
-                <w:bCs w:val="false"/>
-                <w:color w:val="262626"/>
+        <w:trPr>
+          <w:cantSplit/>
+        </w:trPr>
+        <w:tc>
+          <w:tcPr>
+            <w:tcW w:type="dxa" w:w="2976"/>
+            <w:shd w:fill="FFFFFF" w:val="clear"/>
+            <w:tcMar>
+              <w:top w:type="dxa" w:w="80"/>
+              <w:left w:type="dxa" w:w="110"/>
+              <w:bottom w:type="dxa" w:w="80"/>
+              <w:right w:type="dxa" w:w="110"/>
+            </w:tcMar>
+          </w:tcPr>
+          <w:p>
+            <w:pPr>
+              <w:spacing w:after="0" w:line="252"/>
+            </w:pPr>
+            <w:r>
+              <w:rPr>
+                <w:rFonts w:ascii="Calibri" w:cs="Calibri" w:eastAsia="Calibri" w:hAnsi="Calibri"/>
+                <w:b w:val="false"/>
+                <w:bCs w:val="false"/>
+                <w:color w:val="000000"/>
                 <w:sz w:val="20"/>
                 <w:szCs w:val="20"/>
               </w:rPr>
@@ -2463,25 +2814,25 @@
         </w:tc>
         <w:tc>
           <w:tcPr>
-            <w:tcW w:type="dxa" w:w="6120"/>
-            <w:shd w:fill="FFFFFF" w:val="clear"/>
-            <w:tcMar>
-              <w:top w:type="dxa" w:w="60"/>
-              <w:left w:type="dxa" w:w="100"/>
-              <w:bottom w:type="dxa" w:w="60"/>
-              <w:right w:type="dxa" w:w="100"/>
-            </w:tcMar>
-          </w:tcPr>
-          <w:p>
-            <w:pPr>
-              <w:spacing w:after="0" w:line="252"/>
-            </w:pPr>
-            <w:r>
-              <w:rPr>
-                <w:rFonts w:ascii="Calibri" w:cs="Calibri" w:eastAsia="Calibri" w:hAnsi="Calibri"/>
-                <w:b w:val="false"/>
-                <w:bCs w:val="false"/>
-                <w:color w:val="262626"/>
+            <w:tcW w:type="dxa" w:w="6324"/>
+            <w:shd w:fill="FFFFFF" w:val="clear"/>
+            <w:tcMar>
+              <w:top w:type="dxa" w:w="80"/>
+              <w:left w:type="dxa" w:w="110"/>
+              <w:bottom w:type="dxa" w:w="80"/>
+              <w:right w:type="dxa" w:w="110"/>
+            </w:tcMar>
+          </w:tcPr>
+          <w:p>
+            <w:pPr>
+              <w:spacing w:after="0" w:line="252"/>
+            </w:pPr>
+            <w:r>
+              <w:rPr>
+                <w:rFonts w:ascii="Calibri" w:cs="Calibri" w:eastAsia="Calibri" w:hAnsi="Calibri"/>
+                <w:b w:val="false"/>
+                <w:bCs w:val="false"/>
+                <w:color w:val="000000"/>
                 <w:sz w:val="20"/>
                 <w:szCs w:val="20"/>
               </w:rPr>
@@ -2499,16 +2850,16 @@
     <w:p>
       <w:pPr>
         <w:pBdr>
-          <w:left w:val="single" w:color="2E74B5" w:sz="24" w:space="8"/>
+          <w:left w:val="single" w:color="2E75B6" w:sz="24" w:space="8"/>
         </w:pBdr>
-        <w:shd w:fill="FFF8E7" w:val="clear"/>
+        <w:shd w:fill="EAF1F8" w:val="clear"/>
         <w:spacing w:after="200" w:before="160"/>
         <w:ind w:left="120" w:right="120"/>
       </w:pPr>
       <w:r>
         <w:rPr>
           <w:rFonts w:ascii="Calibri" w:cs="Calibri" w:eastAsia="Calibri" w:hAnsi="Calibri"/>
-          <w:color w:val="3D2E00"/>
+          <w:color w:val="000000"/>
           <w:sz w:val="22"/>
           <w:szCs w:val="22"/>
         </w:rPr>
@@ -2518,33 +2869,31 @@
     <w:p>
       <w:pPr>
         <w:pStyle w:val="Heading1"/>
-        <w:pBdr>
-          <w:bottom w:val="single" w:color="B8860B" w:sz="12" w:space="6"/>
-        </w:pBdr>
-        <w:spacing w:after="160" w:before="360"/>
-      </w:pPr>
-      <w:r>
-        <w:rPr>
-          <w:rFonts w:ascii="Calibri" w:cs="Calibri" w:eastAsia="Calibri" w:hAnsi="Calibri"/>
-          <w:b/>
-          <w:bCs/>
-          <w:color w:val="1F3864"/>
-          <w:sz w:val="32"/>
-          <w:szCs w:val="32"/>
+        <w:shd w:fill="1F4E79" w:val="clear"/>
+        <w:spacing w:after="200" w:before="360"/>
+      </w:pPr>
+      <w:r>
+        <w:rPr>
+          <w:rFonts w:ascii="Calibri" w:cs="Calibri" w:eastAsia="Calibri" w:hAnsi="Calibri"/>
+          <w:b/>
+          <w:bCs/>
+          <w:color w:val="FFFFFF"/>
+          <w:sz w:val="30"/>
+          <w:szCs w:val="30"/>
         </w:rPr>
         <w:t xml:space="preserve">3.7  Organisation du projet</w:t>
       </w:r>
     </w:p>
     <w:p>
       <w:pPr>
-        <w:shd w:fill="F4F6F8" w:val="clear"/>
+        <w:shd w:fill="F2F2F2" w:val="clear"/>
         <w:spacing w:after="0" w:line="240"/>
         <w:ind w:left="200" w:right="120"/>
       </w:pPr>
       <w:r>
         <w:rPr>
           <w:rFonts w:ascii="Consolas" w:cs="Consolas" w:eastAsia="Consolas" w:hAnsi="Consolas"/>
-          <w:color w:val="1B3A57"/>
+          <w:color w:val="1F1F1F"/>
           <w:sz w:val="18"/>
           <w:szCs w:val="18"/>
         </w:rPr>
@@ -2553,14 +2902,14 @@
     </w:p>
     <w:p>
       <w:pPr>
-        <w:shd w:fill="F4F6F8" w:val="clear"/>
+        <w:shd w:fill="F2F2F2" w:val="clear"/>
         <w:spacing w:after="0" w:line="240"/>
         <w:ind w:left="200" w:right="120"/>
       </w:pPr>
       <w:r>
         <w:rPr>
           <w:rFonts w:ascii="Consolas" w:cs="Consolas" w:eastAsia="Consolas" w:hAnsi="Consolas"/>
-          <w:color w:val="1B3A57"/>
+          <w:color w:val="1F1F1F"/>
           <w:sz w:val="18"/>
           <w:szCs w:val="18"/>
         </w:rPr>
@@ -2569,14 +2918,14 @@
     </w:p>
     <w:p>
       <w:pPr>
-        <w:shd w:fill="F4F6F8" w:val="clear"/>
+        <w:shd w:fill="F2F2F2" w:val="clear"/>
         <w:spacing w:after="0" w:line="240"/>
         <w:ind w:left="200" w:right="120"/>
       </w:pPr>
       <w:r>
         <w:rPr>
           <w:rFonts w:ascii="Consolas" w:cs="Consolas" w:eastAsia="Consolas" w:hAnsi="Consolas"/>
-          <w:color w:val="1B3A57"/>
+          <w:color w:val="1F1F1F"/>
           <w:sz w:val="18"/>
           <w:szCs w:val="18"/>
         </w:rPr>
@@ -2585,14 +2934,14 @@
     </w:p>
     <w:p>
       <w:pPr>
-        <w:shd w:fill="F4F6F8" w:val="clear"/>
+        <w:shd w:fill="F2F2F2" w:val="clear"/>
         <w:spacing w:after="0" w:line="240"/>
         <w:ind w:left="200" w:right="120"/>
       </w:pPr>
       <w:r>
         <w:rPr>
           <w:rFonts w:ascii="Consolas" w:cs="Consolas" w:eastAsia="Consolas" w:hAnsi="Consolas"/>
-          <w:color w:val="1B3A57"/>
+          <w:color w:val="1F1F1F"/>
           <w:sz w:val="18"/>
           <w:szCs w:val="18"/>
         </w:rPr>
@@ -2601,14 +2950,14 @@
     </w:p>
     <w:p>
       <w:pPr>
-        <w:shd w:fill="F4F6F8" w:val="clear"/>
+        <w:shd w:fill="F2F2F2" w:val="clear"/>
         <w:spacing w:after="0" w:line="240"/>
         <w:ind w:left="200" w:right="120"/>
       </w:pPr>
       <w:r>
         <w:rPr>
           <w:rFonts w:ascii="Consolas" w:cs="Consolas" w:eastAsia="Consolas" w:hAnsi="Consolas"/>
-          <w:color w:val="1B3A57"/>
+          <w:color w:val="1F1F1F"/>
           <w:sz w:val="18"/>
           <w:szCs w:val="18"/>
         </w:rPr>
@@ -2617,14 +2966,14 @@
     </w:p>
     <w:p>
       <w:pPr>
-        <w:shd w:fill="F4F6F8" w:val="clear"/>
+        <w:shd w:fill="F2F2F2" w:val="clear"/>
         <w:spacing w:after="0" w:line="240"/>
         <w:ind w:left="200" w:right="120"/>
       </w:pPr>
       <w:r>
         <w:rPr>
           <w:rFonts w:ascii="Consolas" w:cs="Consolas" w:eastAsia="Consolas" w:hAnsi="Consolas"/>
-          <w:color w:val="1B3A57"/>
+          <w:color w:val="1F1F1F"/>
           <w:sz w:val="18"/>
           <w:szCs w:val="18"/>
         </w:rPr>
@@ -2633,14 +2982,14 @@
     </w:p>
     <w:p>
       <w:pPr>
-        <w:shd w:fill="F4F6F8" w:val="clear"/>
+        <w:shd w:fill="F2F2F2" w:val="clear"/>
         <w:spacing w:after="0" w:line="240"/>
         <w:ind w:left="200" w:right="120"/>
       </w:pPr>
       <w:r>
         <w:rPr>
           <w:rFonts w:ascii="Consolas" w:cs="Consolas" w:eastAsia="Consolas" w:hAnsi="Consolas"/>
-          <w:color w:val="1B3A57"/>
+          <w:color w:val="1F1F1F"/>
           <w:sz w:val="18"/>
           <w:szCs w:val="18"/>
         </w:rPr>
@@ -2649,14 +2998,14 @@
     </w:p>
     <w:p>
       <w:pPr>
-        <w:shd w:fill="F4F6F8" w:val="clear"/>
+        <w:shd w:fill="F2F2F2" w:val="clear"/>
         <w:spacing w:after="0" w:line="240"/>
         <w:ind w:left="200" w:right="120"/>
       </w:pPr>
       <w:r>
         <w:rPr>
           <w:rFonts w:ascii="Consolas" w:cs="Consolas" w:eastAsia="Consolas" w:hAnsi="Consolas"/>
-          <w:color w:val="1B3A57"/>
+          <w:color w:val="1F1F1F"/>
           <w:sz w:val="18"/>
           <w:szCs w:val="18"/>
         </w:rPr>
@@ -2665,14 +3014,14 @@
     </w:p>
     <w:p>
       <w:pPr>
-        <w:shd w:fill="F4F6F8" w:val="clear"/>
+        <w:shd w:fill="F2F2F2" w:val="clear"/>
         <w:spacing w:after="0" w:line="240"/>
         <w:ind w:left="200" w:right="120"/>
       </w:pPr>
       <w:r>
         <w:rPr>
           <w:rFonts w:ascii="Consolas" w:cs="Consolas" w:eastAsia="Consolas" w:hAnsi="Consolas"/>
-          <w:color w:val="1B3A57"/>
+          <w:color w:val="1F1F1F"/>
           <w:sz w:val="18"/>
           <w:szCs w:val="18"/>
         </w:rPr>
@@ -2681,14 +3030,14 @@
     </w:p>
     <w:p>
       <w:pPr>
-        <w:shd w:fill="F4F6F8" w:val="clear"/>
+        <w:shd w:fill="F2F2F2" w:val="clear"/>
         <w:spacing w:after="0" w:line="240"/>
         <w:ind w:left="200" w:right="120"/>
       </w:pPr>
       <w:r>
         <w:rPr>
           <w:rFonts w:ascii="Consolas" w:cs="Consolas" w:eastAsia="Consolas" w:hAnsi="Consolas"/>
-          <w:color w:val="1B3A57"/>
+          <w:color w:val="1F1F1F"/>
           <w:sz w:val="18"/>
           <w:szCs w:val="18"/>
         </w:rPr>
@@ -2697,14 +3046,14 @@
     </w:p>
     <w:p>
       <w:pPr>
-        <w:shd w:fill="F4F6F8" w:val="clear"/>
+        <w:shd w:fill="F2F2F2" w:val="clear"/>
         <w:spacing w:after="0" w:line="240"/>
         <w:ind w:left="200" w:right="120"/>
       </w:pPr>
       <w:r>
         <w:rPr>
           <w:rFonts w:ascii="Consolas" w:cs="Consolas" w:eastAsia="Consolas" w:hAnsi="Consolas"/>
-          <w:color w:val="1B3A57"/>
+          <w:color w:val="1F1F1F"/>
           <w:sz w:val="18"/>
           <w:szCs w:val="18"/>
         </w:rPr>
@@ -2713,14 +3062,14 @@
     </w:p>
     <w:p>
       <w:pPr>
-        <w:shd w:fill="F4F6F8" w:val="clear"/>
+        <w:shd w:fill="F2F2F2" w:val="clear"/>
         <w:spacing w:after="0" w:line="240"/>
         <w:ind w:left="200" w:right="120"/>
       </w:pPr>
       <w:r>
         <w:rPr>
           <w:rFonts w:ascii="Consolas" w:cs="Consolas" w:eastAsia="Consolas" w:hAnsi="Consolas"/>
-          <w:color w:val="1B3A57"/>
+          <w:color w:val="1F1F1F"/>
           <w:sz w:val="18"/>
           <w:szCs w:val="18"/>
         </w:rPr>
@@ -2729,14 +3078,14 @@
     </w:p>
     <w:p>
       <w:pPr>
-        <w:shd w:fill="F4F6F8" w:val="clear"/>
+        <w:shd w:fill="F2F2F2" w:val="clear"/>
         <w:spacing w:after="0" w:line="240"/>
         <w:ind w:left="200" w:right="120"/>
       </w:pPr>
       <w:r>
         <w:rPr>
           <w:rFonts w:ascii="Consolas" w:cs="Consolas" w:eastAsia="Consolas" w:hAnsi="Consolas"/>
-          <w:color w:val="1B3A57"/>
+          <w:color w:val="1F1F1F"/>
           <w:sz w:val="18"/>
           <w:szCs w:val="18"/>
         </w:rPr>
@@ -2745,14 +3094,14 @@
     </w:p>
     <w:p>
       <w:pPr>
-        <w:shd w:fill="F4F6F8" w:val="clear"/>
+        <w:shd w:fill="F2F2F2" w:val="clear"/>
         <w:spacing w:after="0" w:line="240"/>
         <w:ind w:left="200" w:right="120"/>
       </w:pPr>
       <w:r>
         <w:rPr>
           <w:rFonts w:ascii="Consolas" w:cs="Consolas" w:eastAsia="Consolas" w:hAnsi="Consolas"/>
-          <w:color w:val="1B3A57"/>
+          <w:color w:val="1F1F1F"/>
           <w:sz w:val="18"/>
           <w:szCs w:val="18"/>
         </w:rPr>
@@ -2761,14 +3110,14 @@
     </w:p>
     <w:p>
       <w:pPr>
-        <w:shd w:fill="F4F6F8" w:val="clear"/>
+        <w:shd w:fill="F2F2F2" w:val="clear"/>
         <w:spacing w:after="0" w:line="240"/>
         <w:ind w:left="200" w:right="120"/>
       </w:pPr>
       <w:r>
         <w:rPr>
           <w:rFonts w:ascii="Consolas" w:cs="Consolas" w:eastAsia="Consolas" w:hAnsi="Consolas"/>
-          <w:color w:val="1B3A57"/>
+          <w:color w:val="1F1F1F"/>
           <w:sz w:val="18"/>
           <w:szCs w:val="18"/>
         </w:rPr>
@@ -2777,14 +3126,14 @@
     </w:p>
     <w:p>
       <w:pPr>
-        <w:shd w:fill="F4F6F8" w:val="clear"/>
+        <w:shd w:fill="F2F2F2" w:val="clear"/>
         <w:spacing w:after="0" w:line="240"/>
         <w:ind w:left="200" w:right="120"/>
       </w:pPr>
       <w:r>
         <w:rPr>
           <w:rFonts w:ascii="Consolas" w:cs="Consolas" w:eastAsia="Consolas" w:hAnsi="Consolas"/>
-          <w:color w:val="1B3A57"/>
+          <w:color w:val="1F1F1F"/>
           <w:sz w:val="18"/>
           <w:szCs w:val="18"/>
         </w:rPr>
@@ -2793,14 +3142,14 @@
     </w:p>
     <w:p>
       <w:pPr>
-        <w:shd w:fill="F4F6F8" w:val="clear"/>
+        <w:shd w:fill="F2F2F2" w:val="clear"/>
         <w:spacing w:after="0" w:line="240"/>
         <w:ind w:left="200" w:right="120"/>
       </w:pPr>
       <w:r>
         <w:rPr>
           <w:rFonts w:ascii="Consolas" w:cs="Consolas" w:eastAsia="Consolas" w:hAnsi="Consolas"/>
-          <w:color w:val="1B3A57"/>
+          <w:color w:val="1F1F1F"/>
           <w:sz w:val="18"/>
           <w:szCs w:val="18"/>
         </w:rPr>
@@ -2809,14 +3158,14 @@
     </w:p>
     <w:p>
       <w:pPr>
-        <w:shd w:fill="F4F6F8" w:val="clear"/>
+        <w:shd w:fill="F2F2F2" w:val="clear"/>
         <w:spacing w:after="0" w:line="240"/>
         <w:ind w:left="200" w:right="120"/>
       </w:pPr>
       <w:r>
         <w:rPr>
           <w:rFonts w:ascii="Consolas" w:cs="Consolas" w:eastAsia="Consolas" w:hAnsi="Consolas"/>
-          <w:color w:val="1B3A57"/>
+          <w:color w:val="1F1F1F"/>
           <w:sz w:val="18"/>
           <w:szCs w:val="18"/>
         </w:rPr>
@@ -2825,14 +3174,14 @@
     </w:p>
     <w:p>
       <w:pPr>
-        <w:shd w:fill="F4F6F8" w:val="clear"/>
+        <w:shd w:fill="F2F2F2" w:val="clear"/>
         <w:spacing w:after="0" w:line="240"/>
         <w:ind w:left="200" w:right="120"/>
       </w:pPr>
       <w:r>
         <w:rPr>
           <w:rFonts w:ascii="Consolas" w:cs="Consolas" w:eastAsia="Consolas" w:hAnsi="Consolas"/>
-          <w:color w:val="1B3A57"/>
+          <w:color w:val="1F1F1F"/>
           <w:sz w:val="18"/>
           <w:szCs w:val="18"/>
         </w:rPr>
@@ -2841,14 +3190,14 @@
     </w:p>
     <w:p>
       <w:pPr>
-        <w:shd w:fill="F4F6F8" w:val="clear"/>
+        <w:shd w:fill="F2F2F2" w:val="clear"/>
         <w:spacing w:after="0" w:line="240"/>
         <w:ind w:left="200" w:right="120"/>
       </w:pPr>
       <w:r>
         <w:rPr>
           <w:rFonts w:ascii="Consolas" w:cs="Consolas" w:eastAsia="Consolas" w:hAnsi="Consolas"/>
-          <w:color w:val="1B3A57"/>
+          <w:color w:val="1F1F1F"/>
           <w:sz w:val="18"/>
           <w:szCs w:val="18"/>
         </w:rPr>
@@ -2857,14 +3206,14 @@
     </w:p>
     <w:p>
       <w:pPr>
-        <w:shd w:fill="F4F6F8" w:val="clear"/>
+        <w:shd w:fill="F2F2F2" w:val="clear"/>
         <w:spacing w:after="0" w:line="240"/>
         <w:ind w:left="200" w:right="120"/>
       </w:pPr>
       <w:r>
         <w:rPr>
           <w:rFonts w:ascii="Consolas" w:cs="Consolas" w:eastAsia="Consolas" w:hAnsi="Consolas"/>
-          <w:color w:val="1B3A57"/>
+          <w:color w:val="1F1F1F"/>
           <w:sz w:val="18"/>
           <w:szCs w:val="18"/>
         </w:rPr>
@@ -2873,14 +3222,14 @@
     </w:p>
     <w:p>
       <w:pPr>
-        <w:shd w:fill="F4F6F8" w:val="clear"/>
+        <w:shd w:fill="F2F2F2" w:val="clear"/>
         <w:spacing w:after="0" w:line="240"/>
         <w:ind w:left="200" w:right="120"/>
       </w:pPr>
       <w:r>
         <w:rPr>
           <w:rFonts w:ascii="Consolas" w:cs="Consolas" w:eastAsia="Consolas" w:hAnsi="Consolas"/>
-          <w:color w:val="1B3A57"/>
+          <w:color w:val="1F1F1F"/>
           <w:sz w:val="18"/>
           <w:szCs w:val="18"/>
         </w:rPr>
@@ -2889,14 +3238,14 @@
     </w:p>
     <w:p>
       <w:pPr>
-        <w:shd w:fill="F4F6F8" w:val="clear"/>
+        <w:shd w:fill="F2F2F2" w:val="clear"/>
         <w:spacing w:after="0" w:line="240"/>
         <w:ind w:left="200" w:right="120"/>
       </w:pPr>
       <w:r>
         <w:rPr>
           <w:rFonts w:ascii="Consolas" w:cs="Consolas" w:eastAsia="Consolas" w:hAnsi="Consolas"/>
-          <w:color w:val="1B3A57"/>
+          <w:color w:val="1F1F1F"/>
           <w:sz w:val="18"/>
           <w:szCs w:val="18"/>
         </w:rPr>
@@ -2905,14 +3254,14 @@
     </w:p>
     <w:p>
       <w:pPr>
-        <w:shd w:fill="F4F6F8" w:val="clear"/>
+        <w:shd w:fill="F2F2F2" w:val="clear"/>
         <w:spacing w:after="0" w:line="240"/>
         <w:ind w:left="200" w:right="120"/>
       </w:pPr>
       <w:r>
         <w:rPr>
           <w:rFonts w:ascii="Consolas" w:cs="Consolas" w:eastAsia="Consolas" w:hAnsi="Consolas"/>
-          <w:color w:val="1B3A57"/>
+          <w:color w:val="1F1F1F"/>
           <w:sz w:val="18"/>
           <w:szCs w:val="18"/>
         </w:rPr>
@@ -2921,14 +3270,14 @@
     </w:p>
     <w:p>
       <w:pPr>
-        <w:shd w:fill="F4F6F8" w:val="clear"/>
+        <w:shd w:fill="F2F2F2" w:val="clear"/>
         <w:spacing w:after="0" w:line="240"/>
         <w:ind w:left="200" w:right="120"/>
       </w:pPr>
       <w:r>
         <w:rPr>
           <w:rFonts w:ascii="Consolas" w:cs="Consolas" w:eastAsia="Consolas" w:hAnsi="Consolas"/>
-          <w:color w:val="1B3A57"/>
+          <w:color w:val="1F1F1F"/>
           <w:sz w:val="18"/>
           <w:szCs w:val="18"/>
         </w:rPr>
@@ -2937,14 +3286,14 @@
     </w:p>
     <w:p>
       <w:pPr>
-        <w:shd w:fill="F4F6F8" w:val="clear"/>
+        <w:shd w:fill="F2F2F2" w:val="clear"/>
         <w:spacing w:after="0" w:line="240"/>
         <w:ind w:left="200" w:right="120"/>
       </w:pPr>
       <w:r>
         <w:rPr>
           <w:rFonts w:ascii="Consolas" w:cs="Consolas" w:eastAsia="Consolas" w:hAnsi="Consolas"/>
-          <w:color w:val="1B3A57"/>
+          <w:color w:val="1F1F1F"/>
           <w:sz w:val="18"/>
           <w:szCs w:val="18"/>
         </w:rPr>
@@ -2966,21 +3315,21 @@
           <w:rFonts w:ascii="Calibri" w:cs="Calibri" w:eastAsia="Calibri" w:hAnsi="Calibri"/>
           <w:b/>
           <w:bCs/>
-          <w:color w:val="1F3864"/>
-          <w:sz w:val="23"/>
-          <w:szCs w:val="23"/>
+          <w:color w:val="000000"/>
+          <w:sz w:val="22"/>
+          <w:szCs w:val="22"/>
         </w:rPr>
         <w:t xml:space="preserve">Pourquoi séparer ainsi ?</w:t>
       </w:r>
     </w:p>
     <w:p>
       <w:pPr>
-        <w:spacing w:after="120" w:line="276"/>
-      </w:pPr>
-      <w:r>
-        <w:rPr>
-          <w:rFonts w:ascii="Calibri" w:cs="Calibri" w:eastAsia="Calibri" w:hAnsi="Calibri"/>
-          <w:color w:val="262626"/>
+        <w:spacing w:after="120" w:line="300"/>
+      </w:pPr>
+      <w:r>
+        <w:rPr>
+          <w:rFonts w:ascii="Calibri" w:cs="Calibri" w:eastAsia="Calibri" w:hAnsi="Calibri"/>
+          <w:color w:val="000000"/>
           <w:sz w:val="22"/>
           <w:szCs w:val="22"/>
         </w:rPr>
@@ -2991,7 +3340,7 @@
           <w:rFonts w:ascii="Calibri" w:cs="Calibri" w:eastAsia="Calibri" w:hAnsi="Calibri"/>
           <w:b/>
           <w:bCs/>
-          <w:color w:val="262626"/>
+          <w:color w:val="000000"/>
           <w:sz w:val="22"/>
           <w:szCs w:val="22"/>
         </w:rPr>
@@ -3000,7 +3349,7 @@
       <w:r>
         <w:rPr>
           <w:rFonts w:ascii="Calibri" w:cs="Calibri" w:eastAsia="Calibri" w:hAnsi="Calibri"/>
-          <w:color w:val="262626"/>
+          <w:color w:val="000000"/>
           <w:sz w:val="22"/>
           <w:szCs w:val="22"/>
         </w:rPr>
@@ -3009,12 +3358,12 @@
     </w:p>
     <w:p>
       <w:pPr>
-        <w:spacing w:after="120" w:line="276"/>
-      </w:pPr>
-      <w:r>
-        <w:rPr>
-          <w:rFonts w:ascii="Calibri" w:cs="Calibri" w:eastAsia="Calibri" w:hAnsi="Calibri"/>
-          <w:color w:val="262626"/>
+        <w:spacing w:after="120" w:line="300"/>
+      </w:pPr>
+      <w:r>
+        <w:rPr>
+          <w:rFonts w:ascii="Calibri" w:cs="Calibri" w:eastAsia="Calibri" w:hAnsi="Calibri"/>
+          <w:color w:val="000000"/>
           <w:sz w:val="22"/>
           <w:szCs w:val="22"/>
         </w:rPr>
@@ -3025,7 +3374,7 @@
           <w:rFonts w:ascii="Calibri" w:cs="Calibri" w:eastAsia="Calibri" w:hAnsi="Calibri"/>
           <w:b/>
           <w:bCs/>
-          <w:color w:val="262626"/>
+          <w:color w:val="000000"/>
           <w:sz w:val="22"/>
           <w:szCs w:val="22"/>
         </w:rPr>
@@ -3034,7 +3383,7 @@
       <w:r>
         <w:rPr>
           <w:rFonts w:ascii="Calibri" w:cs="Calibri" w:eastAsia="Calibri" w:hAnsi="Calibri"/>
-          <w:color w:val="262626"/>
+          <w:color w:val="000000"/>
           <w:sz w:val="22"/>
           <w:szCs w:val="22"/>
         </w:rPr>
@@ -3044,19 +3393,17 @@
     <w:p>
       <w:pPr>
         <w:pStyle w:val="Heading1"/>
-        <w:pBdr>
-          <w:bottom w:val="single" w:color="B8860B" w:sz="12" w:space="6"/>
-        </w:pBdr>
-        <w:spacing w:after="160" w:before="360"/>
-      </w:pPr>
-      <w:r>
-        <w:rPr>
-          <w:rFonts w:ascii="Calibri" w:cs="Calibri" w:eastAsia="Calibri" w:hAnsi="Calibri"/>
-          <w:b/>
-          <w:bCs/>
-          <w:color w:val="1F3864"/>
-          <w:sz w:val="32"/>
-          <w:szCs w:val="32"/>
+        <w:shd w:fill="1F4E79" w:val="clear"/>
+        <w:spacing w:after="200" w:before="360"/>
+      </w:pPr>
+      <w:r>
+        <w:rPr>
+          <w:rFonts w:ascii="Calibri" w:cs="Calibri" w:eastAsia="Calibri" w:hAnsi="Calibri"/>
+          <w:b/>
+          <w:bCs/>
+          <w:color w:val="FFFFFF"/>
+          <w:sz w:val="30"/>
+          <w:szCs w:val="30"/>
         </w:rPr>
         <w:t xml:space="preserve">3.8  Gestion des versions</w:t>
       </w:r>
@@ -3068,14 +3415,14 @@
           <w:ilvl w:val="0"/>
           <w:numId w:val="2"/>
         </w:numPr>
-        <w:spacing w:after="80" w:line="276"/>
-      </w:pPr>
-      <w:r>
-        <w:rPr>
-          <w:rFonts w:ascii="Calibri" w:cs="Calibri" w:eastAsia="Calibri" w:hAnsi="Calibri"/>
-          <w:b/>
-          <w:bCs/>
-          <w:color w:val="262626"/>
+        <w:spacing w:after="60" w:line="276"/>
+      </w:pPr>
+      <w:r>
+        <w:rPr>
+          <w:rFonts w:ascii="Calibri" w:cs="Calibri" w:eastAsia="Calibri" w:hAnsi="Calibri"/>
+          <w:b/>
+          <w:bCs/>
+          <w:color w:val="000000"/>
           <w:sz w:val="22"/>
           <w:szCs w:val="22"/>
         </w:rPr>
@@ -3084,7 +3431,7 @@
       <w:r>
         <w:rPr>
           <w:rFonts w:ascii="Calibri" w:cs="Calibri" w:eastAsia="Calibri" w:hAnsi="Calibri"/>
-          <w:color w:val="262626"/>
+          <w:color w:val="000000"/>
           <w:sz w:val="22"/>
           <w:szCs w:val="22"/>
         </w:rPr>
@@ -3098,14 +3445,14 @@
           <w:ilvl w:val="0"/>
           <w:numId w:val="2"/>
         </w:numPr>
-        <w:spacing w:after="80" w:line="276"/>
-      </w:pPr>
-      <w:r>
-        <w:rPr>
-          <w:rFonts w:ascii="Calibri" w:cs="Calibri" w:eastAsia="Calibri" w:hAnsi="Calibri"/>
-          <w:b/>
-          <w:bCs/>
-          <w:color w:val="262626"/>
+        <w:spacing w:after="60" w:line="276"/>
+      </w:pPr>
+      <w:r>
+        <w:rPr>
+          <w:rFonts w:ascii="Calibri" w:cs="Calibri" w:eastAsia="Calibri" w:hAnsi="Calibri"/>
+          <w:b/>
+          <w:bCs/>
+          <w:color w:val="000000"/>
           <w:sz w:val="22"/>
           <w:szCs w:val="22"/>
         </w:rPr>
@@ -3114,7 +3461,7 @@
       <w:r>
         <w:rPr>
           <w:rFonts w:ascii="Calibri" w:cs="Calibri" w:eastAsia="Calibri" w:hAnsi="Calibri"/>
-          <w:color w:val="262626"/>
+          <w:color w:val="000000"/>
           <w:sz w:val="22"/>
           <w:szCs w:val="22"/>
         </w:rPr>
@@ -3128,14 +3475,14 @@
           <w:ilvl w:val="0"/>
           <w:numId w:val="2"/>
         </w:numPr>
-        <w:spacing w:after="80" w:line="276"/>
-      </w:pPr>
-      <w:r>
-        <w:rPr>
-          <w:rFonts w:ascii="Calibri" w:cs="Calibri" w:eastAsia="Calibri" w:hAnsi="Calibri"/>
-          <w:b/>
-          <w:bCs/>
-          <w:color w:val="262626"/>
+        <w:spacing w:after="60" w:line="276"/>
+      </w:pPr>
+      <w:r>
+        <w:rPr>
+          <w:rFonts w:ascii="Calibri" w:cs="Calibri" w:eastAsia="Calibri" w:hAnsi="Calibri"/>
+          <w:b/>
+          <w:bCs/>
+          <w:color w:val="000000"/>
           <w:sz w:val="22"/>
           <w:szCs w:val="22"/>
         </w:rPr>
@@ -3144,7 +3491,7 @@
       <w:r>
         <w:rPr>
           <w:rFonts w:ascii="Calibri" w:cs="Calibri" w:eastAsia="Calibri" w:hAnsi="Calibri"/>
-          <w:color w:val="262626"/>
+          <w:color w:val="000000"/>
           <w:sz w:val="22"/>
           <w:szCs w:val="22"/>
         </w:rPr>
@@ -3158,14 +3505,14 @@
           <w:ilvl w:val="0"/>
           <w:numId w:val="2"/>
         </w:numPr>
-        <w:spacing w:after="80" w:line="276"/>
-      </w:pPr>
-      <w:r>
-        <w:rPr>
-          <w:rFonts w:ascii="Calibri" w:cs="Calibri" w:eastAsia="Calibri" w:hAnsi="Calibri"/>
-          <w:b/>
-          <w:bCs/>
-          <w:color w:val="262626"/>
+        <w:spacing w:after="60" w:line="276"/>
+      </w:pPr>
+      <w:r>
+        <w:rPr>
+          <w:rFonts w:ascii="Calibri" w:cs="Calibri" w:eastAsia="Calibri" w:hAnsi="Calibri"/>
+          <w:b/>
+          <w:bCs/>
+          <w:color w:val="000000"/>
           <w:sz w:val="22"/>
           <w:szCs w:val="22"/>
         </w:rPr>
@@ -3174,7 +3521,7 @@
       <w:r>
         <w:rPr>
           <w:rFonts w:ascii="Calibri" w:cs="Calibri" w:eastAsia="Calibri" w:hAnsi="Calibri"/>
-          <w:color w:val="262626"/>
+          <w:color w:val="000000"/>
           <w:sz w:val="22"/>
           <w:szCs w:val="22"/>
         </w:rPr>
@@ -3188,14 +3535,14 @@
           <w:ilvl w:val="0"/>
           <w:numId w:val="2"/>
         </w:numPr>
-        <w:spacing w:after="80" w:line="276"/>
-      </w:pPr>
-      <w:r>
-        <w:rPr>
-          <w:rFonts w:ascii="Calibri" w:cs="Calibri" w:eastAsia="Calibri" w:hAnsi="Calibri"/>
-          <w:b/>
-          <w:bCs/>
-          <w:color w:val="262626"/>
+        <w:spacing w:after="60" w:line="276"/>
+      </w:pPr>
+      <w:r>
+        <w:rPr>
+          <w:rFonts w:ascii="Calibri" w:cs="Calibri" w:eastAsia="Calibri" w:hAnsi="Calibri"/>
+          <w:b/>
+          <w:bCs/>
+          <w:color w:val="000000"/>
           <w:sz w:val="22"/>
           <w:szCs w:val="22"/>
         </w:rPr>
@@ -3204,7 +3551,7 @@
       <w:r>
         <w:rPr>
           <w:rFonts w:ascii="Calibri" w:cs="Calibri" w:eastAsia="Calibri" w:hAnsi="Calibri"/>
-          <w:color w:val="262626"/>
+          <w:color w:val="000000"/>
           <w:sz w:val="22"/>
           <w:szCs w:val="22"/>
         </w:rPr>
@@ -3214,38 +3561,36 @@
     <w:p>
       <w:pPr>
         <w:pStyle w:val="Heading1"/>
-        <w:pBdr>
-          <w:bottom w:val="single" w:color="B8860B" w:sz="12" w:space="6"/>
-        </w:pBdr>
-        <w:spacing w:after="160" w:before="360"/>
-      </w:pPr>
-      <w:r>
-        <w:rPr>
-          <w:rFonts w:ascii="Calibri" w:cs="Calibri" w:eastAsia="Calibri" w:hAnsi="Calibri"/>
-          <w:b/>
-          <w:bCs/>
-          <w:color w:val="1F3864"/>
-          <w:sz w:val="32"/>
-          <w:szCs w:val="32"/>
+        <w:shd w:fill="1F4E79" w:val="clear"/>
+        <w:spacing w:after="200" w:before="360"/>
+      </w:pPr>
+      <w:r>
+        <w:rPr>
+          <w:rFonts w:ascii="Calibri" w:cs="Calibri" w:eastAsia="Calibri" w:hAnsi="Calibri"/>
+          <w:b/>
+          <w:bCs/>
+          <w:color w:val="FFFFFF"/>
+          <w:sz w:val="30"/>
+          <w:szCs w:val="30"/>
         </w:rPr>
         <w:t xml:space="preserve">3.9  Environnement de production / hébergement</w:t>
       </w:r>
     </w:p>
     <w:tbl>
       <w:tblPr>
-        <w:tblW w:type="dxa" w:w="9000"/>
+        <w:tblW w:type="dxa" w:w="9300"/>
         <w:tblBorders>
-          <w:top w:val="single" w:color="B4C6E7" w:sz="4"/>
-          <w:left w:val="single" w:color="B4C6E7" w:sz="4"/>
-          <w:bottom w:val="single" w:color="B4C6E7" w:sz="4"/>
-          <w:right w:val="single" w:color="B4C6E7" w:sz="4"/>
-          <w:insideH w:val="single" w:color="B4C6E7" w:sz="2"/>
-          <w:insideV w:val="single" w:color="B4C6E7" w:sz="2"/>
+          <w:top w:val="single" w:color="BFBFBF" w:sz="4"/>
+          <w:left w:val="single" w:color="BFBFBF" w:sz="4"/>
+          <w:bottom w:val="single" w:color="BFBFBF" w:sz="4"/>
+          <w:right w:val="single" w:color="BFBFBF" w:sz="4"/>
+          <w:insideH w:val="single" w:color="BFBFBF" w:sz="4"/>
+          <w:insideV w:val="single" w:color="BFBFBF" w:sz="4"/>
         </w:tblBorders>
       </w:tblPr>
       <w:tblGrid>
-        <w:gridCol w:w="2700"/>
-        <w:gridCol w:w="6300"/>
+        <w:gridCol w:w="2790"/>
+        <w:gridCol w:w="6510"/>
       </w:tblGrid>
       <w:tr>
         <w:trPr>
@@ -3253,13 +3598,13 @@
         </w:trPr>
         <w:tc>
           <w:tcPr>
-            <w:tcW w:type="dxa" w:w="2700"/>
-            <w:shd w:fill="1F3864" w:val="clear"/>
-            <w:tcMar>
-              <w:top w:type="dxa" w:w="60"/>
-              <w:left w:type="dxa" w:w="100"/>
-              <w:bottom w:type="dxa" w:w="60"/>
-              <w:right w:type="dxa" w:w="100"/>
+            <w:tcW w:type="dxa" w:w="2790"/>
+            <w:shd w:fill="1F4E79" w:val="clear"/>
+            <w:tcMar>
+              <w:top w:type="dxa" w:w="80"/>
+              <w:left w:type="dxa" w:w="110"/>
+              <w:bottom w:type="dxa" w:w="80"/>
+              <w:right w:type="dxa" w:w="110"/>
             </w:tcMar>
           </w:tcPr>
           <w:p>
@@ -3281,13 +3626,13 @@
         </w:tc>
         <w:tc>
           <w:tcPr>
-            <w:tcW w:type="dxa" w:w="6300"/>
-            <w:shd w:fill="1F3864" w:val="clear"/>
-            <w:tcMar>
-              <w:top w:type="dxa" w:w="60"/>
-              <w:left w:type="dxa" w:w="100"/>
-              <w:bottom w:type="dxa" w:w="60"/>
-              <w:right w:type="dxa" w:w="100"/>
+            <w:tcW w:type="dxa" w:w="6510"/>
+            <w:shd w:fill="1F4E79" w:val="clear"/>
+            <w:tcMar>
+              <w:top w:type="dxa" w:w="80"/>
+              <w:left w:type="dxa" w:w="110"/>
+              <w:bottom w:type="dxa" w:w="80"/>
+              <w:right w:type="dxa" w:w="110"/>
             </w:tcMar>
           </w:tcPr>
           <w:p>
@@ -3309,27 +3654,30 @@
         </w:tc>
       </w:tr>
       <w:tr>
-        <w:tc>
-          <w:tcPr>
-            <w:tcW w:type="dxa" w:w="2700"/>
-            <w:shd w:fill="FFFFFF" w:val="clear"/>
-            <w:tcMar>
-              <w:top w:type="dxa" w:w="60"/>
-              <w:left w:type="dxa" w:w="100"/>
-              <w:bottom w:type="dxa" w:w="60"/>
-              <w:right w:type="dxa" w:w="100"/>
-            </w:tcMar>
-          </w:tcPr>
-          <w:p>
-            <w:pPr>
-              <w:spacing w:after="0" w:line="252"/>
-            </w:pPr>
-            <w:r>
-              <w:rPr>
-                <w:rFonts w:ascii="Calibri" w:cs="Calibri" w:eastAsia="Calibri" w:hAnsi="Calibri"/>
-                <w:b w:val="false"/>
-                <w:bCs w:val="false"/>
-                <w:color w:val="262626"/>
+        <w:trPr>
+          <w:cantSplit/>
+        </w:trPr>
+        <w:tc>
+          <w:tcPr>
+            <w:tcW w:type="dxa" w:w="2790"/>
+            <w:shd w:fill="FFFFFF" w:val="clear"/>
+            <w:tcMar>
+              <w:top w:type="dxa" w:w="80"/>
+              <w:left w:type="dxa" w:w="110"/>
+              <w:bottom w:type="dxa" w:w="80"/>
+              <w:right w:type="dxa" w:w="110"/>
+            </w:tcMar>
+          </w:tcPr>
+          <w:p>
+            <w:pPr>
+              <w:spacing w:after="0" w:line="252"/>
+            </w:pPr>
+            <w:r>
+              <w:rPr>
+                <w:rFonts w:ascii="Calibri" w:cs="Calibri" w:eastAsia="Calibri" w:hAnsi="Calibri"/>
+                <w:b w:val="false"/>
+                <w:bCs w:val="false"/>
+                <w:color w:val="000000"/>
                 <w:sz w:val="20"/>
                 <w:szCs w:val="20"/>
               </w:rPr>
@@ -3339,25 +3687,25 @@
         </w:tc>
         <w:tc>
           <w:tcPr>
-            <w:tcW w:type="dxa" w:w="6300"/>
-            <w:shd w:fill="FFFFFF" w:val="clear"/>
-            <w:tcMar>
-              <w:top w:type="dxa" w:w="60"/>
-              <w:left w:type="dxa" w:w="100"/>
-              <w:bottom w:type="dxa" w:w="60"/>
-              <w:right w:type="dxa" w:w="100"/>
-            </w:tcMar>
-          </w:tcPr>
-          <w:p>
-            <w:pPr>
-              <w:spacing w:after="0" w:line="252"/>
-            </w:pPr>
-            <w:r>
-              <w:rPr>
-                <w:rFonts w:ascii="Calibri" w:cs="Calibri" w:eastAsia="Calibri" w:hAnsi="Calibri"/>
-                <w:b w:val="false"/>
-                <w:bCs w:val="false"/>
-                <w:color w:val="262626"/>
+            <w:tcW w:type="dxa" w:w="6510"/>
+            <w:shd w:fill="FFFFFF" w:val="clear"/>
+            <w:tcMar>
+              <w:top w:type="dxa" w:w="80"/>
+              <w:left w:type="dxa" w:w="110"/>
+              <w:bottom w:type="dxa" w:w="80"/>
+              <w:right w:type="dxa" w:w="110"/>
+            </w:tcMar>
+          </w:tcPr>
+          <w:p>
+            <w:pPr>
+              <w:spacing w:after="0" w:line="252"/>
+            </w:pPr>
+            <w:r>
+              <w:rPr>
+                <w:rFonts w:ascii="Calibri" w:cs="Calibri" w:eastAsia="Calibri" w:hAnsi="Calibri"/>
+                <w:b w:val="false"/>
+                <w:bCs w:val="false"/>
+                <w:color w:val="000000"/>
                 <w:sz w:val="20"/>
                 <w:szCs w:val="20"/>
               </w:rPr>
@@ -3367,27 +3715,30 @@
         </w:tc>
       </w:tr>
       <w:tr>
-        <w:tc>
-          <w:tcPr>
-            <w:tcW w:type="dxa" w:w="2700"/>
-            <w:shd w:fill="EDF2F9" w:val="clear"/>
-            <w:tcMar>
-              <w:top w:type="dxa" w:w="60"/>
-              <w:left w:type="dxa" w:w="100"/>
-              <w:bottom w:type="dxa" w:w="60"/>
-              <w:right w:type="dxa" w:w="100"/>
-            </w:tcMar>
-          </w:tcPr>
-          <w:p>
-            <w:pPr>
-              <w:spacing w:after="0" w:line="252"/>
-            </w:pPr>
-            <w:r>
-              <w:rPr>
-                <w:rFonts w:ascii="Calibri" w:cs="Calibri" w:eastAsia="Calibri" w:hAnsi="Calibri"/>
-                <w:b w:val="false"/>
-                <w:bCs w:val="false"/>
-                <w:color w:val="262626"/>
+        <w:trPr>
+          <w:cantSplit/>
+        </w:trPr>
+        <w:tc>
+          <w:tcPr>
+            <w:tcW w:type="dxa" w:w="2790"/>
+            <w:shd w:fill="FFFFFF" w:val="clear"/>
+            <w:tcMar>
+              <w:top w:type="dxa" w:w="80"/>
+              <w:left w:type="dxa" w:w="110"/>
+              <w:bottom w:type="dxa" w:w="80"/>
+              <w:right w:type="dxa" w:w="110"/>
+            </w:tcMar>
+          </w:tcPr>
+          <w:p>
+            <w:pPr>
+              <w:spacing w:after="0" w:line="252"/>
+            </w:pPr>
+            <w:r>
+              <w:rPr>
+                <w:rFonts w:ascii="Calibri" w:cs="Calibri" w:eastAsia="Calibri" w:hAnsi="Calibri"/>
+                <w:b w:val="false"/>
+                <w:bCs w:val="false"/>
+                <w:color w:val="000000"/>
                 <w:sz w:val="20"/>
                 <w:szCs w:val="20"/>
               </w:rPr>
@@ -3397,25 +3748,25 @@
         </w:tc>
         <w:tc>
           <w:tcPr>
-            <w:tcW w:type="dxa" w:w="6300"/>
-            <w:shd w:fill="EDF2F9" w:val="clear"/>
-            <w:tcMar>
-              <w:top w:type="dxa" w:w="60"/>
-              <w:left w:type="dxa" w:w="100"/>
-              <w:bottom w:type="dxa" w:w="60"/>
-              <w:right w:type="dxa" w:w="100"/>
-            </w:tcMar>
-          </w:tcPr>
-          <w:p>
-            <w:pPr>
-              <w:spacing w:after="0" w:line="252"/>
-            </w:pPr>
-            <w:r>
-              <w:rPr>
-                <w:rFonts w:ascii="Calibri" w:cs="Calibri" w:eastAsia="Calibri" w:hAnsi="Calibri"/>
-                <w:b w:val="false"/>
-                <w:bCs w:val="false"/>
-                <w:color w:val="262626"/>
+            <w:tcW w:type="dxa" w:w="6510"/>
+            <w:shd w:fill="FFFFFF" w:val="clear"/>
+            <w:tcMar>
+              <w:top w:type="dxa" w:w="80"/>
+              <w:left w:type="dxa" w:w="110"/>
+              <w:bottom w:type="dxa" w:w="80"/>
+              <w:right w:type="dxa" w:w="110"/>
+            </w:tcMar>
+          </w:tcPr>
+          <w:p>
+            <w:pPr>
+              <w:spacing w:after="0" w:line="252"/>
+            </w:pPr>
+            <w:r>
+              <w:rPr>
+                <w:rFonts w:ascii="Calibri" w:cs="Calibri" w:eastAsia="Calibri" w:hAnsi="Calibri"/>
+                <w:b w:val="false"/>
+                <w:bCs w:val="false"/>
+                <w:color w:val="000000"/>
                 <w:sz w:val="20"/>
                 <w:szCs w:val="20"/>
               </w:rPr>
@@ -3425,27 +3776,30 @@
         </w:tc>
       </w:tr>
       <w:tr>
-        <w:tc>
-          <w:tcPr>
-            <w:tcW w:type="dxa" w:w="2700"/>
-            <w:shd w:fill="FFFFFF" w:val="clear"/>
-            <w:tcMar>
-              <w:top w:type="dxa" w:w="60"/>
-              <w:left w:type="dxa" w:w="100"/>
-              <w:bottom w:type="dxa" w:w="60"/>
-              <w:right w:type="dxa" w:w="100"/>
-            </w:tcMar>
-          </w:tcPr>
-          <w:p>
-            <w:pPr>
-              <w:spacing w:after="0" w:line="252"/>
-            </w:pPr>
-            <w:r>
-              <w:rPr>
-                <w:rFonts w:ascii="Calibri" w:cs="Calibri" w:eastAsia="Calibri" w:hAnsi="Calibri"/>
-                <w:b w:val="false"/>
-                <w:bCs w:val="false"/>
-                <w:color w:val="262626"/>
+        <w:trPr>
+          <w:cantSplit/>
+        </w:trPr>
+        <w:tc>
+          <w:tcPr>
+            <w:tcW w:type="dxa" w:w="2790"/>
+            <w:shd w:fill="FFFFFF" w:val="clear"/>
+            <w:tcMar>
+              <w:top w:type="dxa" w:w="80"/>
+              <w:left w:type="dxa" w:w="110"/>
+              <w:bottom w:type="dxa" w:w="80"/>
+              <w:right w:type="dxa" w:w="110"/>
+            </w:tcMar>
+          </w:tcPr>
+          <w:p>
+            <w:pPr>
+              <w:spacing w:after="0" w:line="252"/>
+            </w:pPr>
+            <w:r>
+              <w:rPr>
+                <w:rFonts w:ascii="Calibri" w:cs="Calibri" w:eastAsia="Calibri" w:hAnsi="Calibri"/>
+                <w:b w:val="false"/>
+                <w:bCs w:val="false"/>
+                <w:color w:val="000000"/>
                 <w:sz w:val="20"/>
                 <w:szCs w:val="20"/>
               </w:rPr>
@@ -3455,25 +3809,25 @@
         </w:tc>
         <w:tc>
           <w:tcPr>
-            <w:tcW w:type="dxa" w:w="6300"/>
-            <w:shd w:fill="FFFFFF" w:val="clear"/>
-            <w:tcMar>
-              <w:top w:type="dxa" w:w="60"/>
-              <w:left w:type="dxa" w:w="100"/>
-              <w:bottom w:type="dxa" w:w="60"/>
-              <w:right w:type="dxa" w:w="100"/>
-            </w:tcMar>
-          </w:tcPr>
-          <w:p>
-            <w:pPr>
-              <w:spacing w:after="0" w:line="252"/>
-            </w:pPr>
-            <w:r>
-              <w:rPr>
-                <w:rFonts w:ascii="Calibri" w:cs="Calibri" w:eastAsia="Calibri" w:hAnsi="Calibri"/>
-                <w:b w:val="false"/>
-                <w:bCs w:val="false"/>
-                <w:color w:val="262626"/>
+            <w:tcW w:type="dxa" w:w="6510"/>
+            <w:shd w:fill="FFFFFF" w:val="clear"/>
+            <w:tcMar>
+              <w:top w:type="dxa" w:w="80"/>
+              <w:left w:type="dxa" w:w="110"/>
+              <w:bottom w:type="dxa" w:w="80"/>
+              <w:right w:type="dxa" w:w="110"/>
+            </w:tcMar>
+          </w:tcPr>
+          <w:p>
+            <w:pPr>
+              <w:spacing w:after="0" w:line="252"/>
+            </w:pPr>
+            <w:r>
+              <w:rPr>
+                <w:rFonts w:ascii="Calibri" w:cs="Calibri" w:eastAsia="Calibri" w:hAnsi="Calibri"/>
+                <w:b w:val="false"/>
+                <w:bCs w:val="false"/>
+                <w:color w:val="000000"/>
                 <w:sz w:val="20"/>
                 <w:szCs w:val="20"/>
               </w:rPr>
@@ -3483,27 +3837,30 @@
         </w:tc>
       </w:tr>
       <w:tr>
-        <w:tc>
-          <w:tcPr>
-            <w:tcW w:type="dxa" w:w="2700"/>
-            <w:shd w:fill="EDF2F9" w:val="clear"/>
-            <w:tcMar>
-              <w:top w:type="dxa" w:w="60"/>
-              <w:left w:type="dxa" w:w="100"/>
-              <w:bottom w:type="dxa" w:w="60"/>
-              <w:right w:type="dxa" w:w="100"/>
-            </w:tcMar>
-          </w:tcPr>
-          <w:p>
-            <w:pPr>
-              <w:spacing w:after="0" w:line="252"/>
-            </w:pPr>
-            <w:r>
-              <w:rPr>
-                <w:rFonts w:ascii="Calibri" w:cs="Calibri" w:eastAsia="Calibri" w:hAnsi="Calibri"/>
-                <w:b w:val="false"/>
-                <w:bCs w:val="false"/>
-                <w:color w:val="262626"/>
+        <w:trPr>
+          <w:cantSplit/>
+        </w:trPr>
+        <w:tc>
+          <w:tcPr>
+            <w:tcW w:type="dxa" w:w="2790"/>
+            <w:shd w:fill="FFFFFF" w:val="clear"/>
+            <w:tcMar>
+              <w:top w:type="dxa" w:w="80"/>
+              <w:left w:type="dxa" w:w="110"/>
+              <w:bottom w:type="dxa" w:w="80"/>
+              <w:right w:type="dxa" w:w="110"/>
+            </w:tcMar>
+          </w:tcPr>
+          <w:p>
+            <w:pPr>
+              <w:spacing w:after="0" w:line="252"/>
+            </w:pPr>
+            <w:r>
+              <w:rPr>
+                <w:rFonts w:ascii="Calibri" w:cs="Calibri" w:eastAsia="Calibri" w:hAnsi="Calibri"/>
+                <w:b w:val="false"/>
+                <w:bCs w:val="false"/>
+                <w:color w:val="000000"/>
                 <w:sz w:val="20"/>
                 <w:szCs w:val="20"/>
               </w:rPr>
@@ -3513,25 +3870,25 @@
         </w:tc>
         <w:tc>
           <w:tcPr>
-            <w:tcW w:type="dxa" w:w="6300"/>
-            <w:shd w:fill="EDF2F9" w:val="clear"/>
-            <w:tcMar>
-              <w:top w:type="dxa" w:w="60"/>
-              <w:left w:type="dxa" w:w="100"/>
-              <w:bottom w:type="dxa" w:w="60"/>
-              <w:right w:type="dxa" w:w="100"/>
-            </w:tcMar>
-          </w:tcPr>
-          <w:p>
-            <w:pPr>
-              <w:spacing w:after="0" w:line="252"/>
-            </w:pPr>
-            <w:r>
-              <w:rPr>
-                <w:rFonts w:ascii="Calibri" w:cs="Calibri" w:eastAsia="Calibri" w:hAnsi="Calibri"/>
-                <w:b w:val="false"/>
-                <w:bCs w:val="false"/>
-                <w:color w:val="262626"/>
+            <w:tcW w:type="dxa" w:w="6510"/>
+            <w:shd w:fill="FFFFFF" w:val="clear"/>
+            <w:tcMar>
+              <w:top w:type="dxa" w:w="80"/>
+              <w:left w:type="dxa" w:w="110"/>
+              <w:bottom w:type="dxa" w:w="80"/>
+              <w:right w:type="dxa" w:w="110"/>
+            </w:tcMar>
+          </w:tcPr>
+          <w:p>
+            <w:pPr>
+              <w:spacing w:after="0" w:line="252"/>
+            </w:pPr>
+            <w:r>
+              <w:rPr>
+                <w:rFonts w:ascii="Calibri" w:cs="Calibri" w:eastAsia="Calibri" w:hAnsi="Calibri"/>
+                <w:b w:val="false"/>
+                <w:bCs w:val="false"/>
+                <w:color w:val="000000"/>
                 <w:sz w:val="20"/>
                 <w:szCs w:val="20"/>
               </w:rPr>
@@ -3541,27 +3898,30 @@
         </w:tc>
       </w:tr>
       <w:tr>
-        <w:tc>
-          <w:tcPr>
-            <w:tcW w:type="dxa" w:w="2700"/>
-            <w:shd w:fill="FFFFFF" w:val="clear"/>
-            <w:tcMar>
-              <w:top w:type="dxa" w:w="60"/>
-              <w:left w:type="dxa" w:w="100"/>
-              <w:bottom w:type="dxa" w:w="60"/>
-              <w:right w:type="dxa" w:w="100"/>
-            </w:tcMar>
-          </w:tcPr>
-          <w:p>
-            <w:pPr>
-              <w:spacing w:after="0" w:line="252"/>
-            </w:pPr>
-            <w:r>
-              <w:rPr>
-                <w:rFonts w:ascii="Calibri" w:cs="Calibri" w:eastAsia="Calibri" w:hAnsi="Calibri"/>
-                <w:b w:val="false"/>
-                <w:bCs w:val="false"/>
-                <w:color w:val="262626"/>
+        <w:trPr>
+          <w:cantSplit/>
+        </w:trPr>
+        <w:tc>
+          <w:tcPr>
+            <w:tcW w:type="dxa" w:w="2790"/>
+            <w:shd w:fill="FFFFFF" w:val="clear"/>
+            <w:tcMar>
+              <w:top w:type="dxa" w:w="80"/>
+              <w:left w:type="dxa" w:w="110"/>
+              <w:bottom w:type="dxa" w:w="80"/>
+              <w:right w:type="dxa" w:w="110"/>
+            </w:tcMar>
+          </w:tcPr>
+          <w:p>
+            <w:pPr>
+              <w:spacing w:after="0" w:line="252"/>
+            </w:pPr>
+            <w:r>
+              <w:rPr>
+                <w:rFonts w:ascii="Calibri" w:cs="Calibri" w:eastAsia="Calibri" w:hAnsi="Calibri"/>
+                <w:b w:val="false"/>
+                <w:bCs w:val="false"/>
+                <w:color w:val="000000"/>
                 <w:sz w:val="20"/>
                 <w:szCs w:val="20"/>
               </w:rPr>
@@ -3571,25 +3931,25 @@
         </w:tc>
         <w:tc>
           <w:tcPr>
-            <w:tcW w:type="dxa" w:w="6300"/>
-            <w:shd w:fill="FFFFFF" w:val="clear"/>
-            <w:tcMar>
-              <w:top w:type="dxa" w:w="60"/>
-              <w:left w:type="dxa" w:w="100"/>
-              <w:bottom w:type="dxa" w:w="60"/>
-              <w:right w:type="dxa" w:w="100"/>
-            </w:tcMar>
-          </w:tcPr>
-          <w:p>
-            <w:pPr>
-              <w:spacing w:after="0" w:line="252"/>
-            </w:pPr>
-            <w:r>
-              <w:rPr>
-                <w:rFonts w:ascii="Calibri" w:cs="Calibri" w:eastAsia="Calibri" w:hAnsi="Calibri"/>
-                <w:b w:val="false"/>
-                <w:bCs w:val="false"/>
-                <w:color w:val="262626"/>
+            <w:tcW w:type="dxa" w:w="6510"/>
+            <w:shd w:fill="FFFFFF" w:val="clear"/>
+            <w:tcMar>
+              <w:top w:type="dxa" w:w="80"/>
+              <w:left w:type="dxa" w:w="110"/>
+              <w:bottom w:type="dxa" w:w="80"/>
+              <w:right w:type="dxa" w:w="110"/>
+            </w:tcMar>
+          </w:tcPr>
+          <w:p>
+            <w:pPr>
+              <w:spacing w:after="0" w:line="252"/>
+            </w:pPr>
+            <w:r>
+              <w:rPr>
+                <w:rFonts w:ascii="Calibri" w:cs="Calibri" w:eastAsia="Calibri" w:hAnsi="Calibri"/>
+                <w:b w:val="false"/>
+                <w:bCs w:val="false"/>
+                <w:color w:val="000000"/>
                 <w:sz w:val="20"/>
                 <w:szCs w:val="20"/>
               </w:rPr>
@@ -3611,14 +3971,14 @@
           <w:ilvl w:val="0"/>
           <w:numId w:val="2"/>
         </w:numPr>
-        <w:spacing w:after="80" w:line="276"/>
-      </w:pPr>
-      <w:r>
-        <w:rPr>
-          <w:rFonts w:ascii="Calibri" w:cs="Calibri" w:eastAsia="Calibri" w:hAnsi="Calibri"/>
-          <w:b/>
-          <w:bCs/>
-          <w:color w:val="262626"/>
+        <w:spacing w:after="60" w:line="276"/>
+      </w:pPr>
+      <w:r>
+        <w:rPr>
+          <w:rFonts w:ascii="Calibri" w:cs="Calibri" w:eastAsia="Calibri" w:hAnsi="Calibri"/>
+          <w:b/>
+          <w:bCs/>
+          <w:color w:val="000000"/>
           <w:sz w:val="22"/>
           <w:szCs w:val="22"/>
         </w:rPr>
@@ -3627,7 +3987,7 @@
       <w:r>
         <w:rPr>
           <w:rFonts w:ascii="Calibri" w:cs="Calibri" w:eastAsia="Calibri" w:hAnsi="Calibri"/>
-          <w:color w:val="262626"/>
+          <w:color w:val="000000"/>
           <w:sz w:val="22"/>
           <w:szCs w:val="22"/>
         </w:rPr>
@@ -3641,14 +4001,14 @@
           <w:ilvl w:val="0"/>
           <w:numId w:val="2"/>
         </w:numPr>
-        <w:spacing w:after="80" w:line="276"/>
-      </w:pPr>
-      <w:r>
-        <w:rPr>
-          <w:rFonts w:ascii="Calibri" w:cs="Calibri" w:eastAsia="Calibri" w:hAnsi="Calibri"/>
-          <w:b/>
-          <w:bCs/>
-          <w:color w:val="262626"/>
+        <w:spacing w:after="60" w:line="276"/>
+      </w:pPr>
+      <w:r>
+        <w:rPr>
+          <w:rFonts w:ascii="Calibri" w:cs="Calibri" w:eastAsia="Calibri" w:hAnsi="Calibri"/>
+          <w:b/>
+          <w:bCs/>
+          <w:color w:val="000000"/>
           <w:sz w:val="22"/>
           <w:szCs w:val="22"/>
         </w:rPr>
@@ -3657,7 +4017,7 @@
       <w:r>
         <w:rPr>
           <w:rFonts w:ascii="Calibri" w:cs="Calibri" w:eastAsia="Calibri" w:hAnsi="Calibri"/>
-          <w:color w:val="262626"/>
+          <w:color w:val="000000"/>
           <w:sz w:val="22"/>
           <w:szCs w:val="22"/>
         </w:rPr>
@@ -3671,14 +4031,14 @@
           <w:ilvl w:val="0"/>
           <w:numId w:val="2"/>
         </w:numPr>
-        <w:spacing w:after="80" w:line="276"/>
-      </w:pPr>
-      <w:r>
-        <w:rPr>
-          <w:rFonts w:ascii="Calibri" w:cs="Calibri" w:eastAsia="Calibri" w:hAnsi="Calibri"/>
-          <w:b/>
-          <w:bCs/>
-          <w:color w:val="262626"/>
+        <w:spacing w:after="60" w:line="276"/>
+      </w:pPr>
+      <w:r>
+        <w:rPr>
+          <w:rFonts w:ascii="Calibri" w:cs="Calibri" w:eastAsia="Calibri" w:hAnsi="Calibri"/>
+          <w:b/>
+          <w:bCs/>
+          <w:color w:val="000000"/>
           <w:sz w:val="22"/>
           <w:szCs w:val="22"/>
         </w:rPr>
@@ -3687,7 +4047,7 @@
       <w:r>
         <w:rPr>
           <w:rFonts w:ascii="Calibri" w:cs="Calibri" w:eastAsia="Calibri" w:hAnsi="Calibri"/>
-          <w:color w:val="262626"/>
+          <w:color w:val="000000"/>
           <w:sz w:val="22"/>
           <w:szCs w:val="22"/>
         </w:rPr>
@@ -3701,14 +4061,14 @@
           <w:ilvl w:val="0"/>
           <w:numId w:val="2"/>
         </w:numPr>
-        <w:spacing w:after="80" w:line="276"/>
-      </w:pPr>
-      <w:r>
-        <w:rPr>
-          <w:rFonts w:ascii="Calibri" w:cs="Calibri" w:eastAsia="Calibri" w:hAnsi="Calibri"/>
-          <w:b/>
-          <w:bCs/>
-          <w:color w:val="262626"/>
+        <w:spacing w:after="60" w:line="276"/>
+      </w:pPr>
+      <w:r>
+        <w:rPr>
+          <w:rFonts w:ascii="Calibri" w:cs="Calibri" w:eastAsia="Calibri" w:hAnsi="Calibri"/>
+          <w:b/>
+          <w:bCs/>
+          <w:color w:val="000000"/>
           <w:sz w:val="22"/>
           <w:szCs w:val="22"/>
         </w:rPr>
@@ -3717,7 +4077,7 @@
       <w:r>
         <w:rPr>
           <w:rFonts w:ascii="Calibri" w:cs="Calibri" w:eastAsia="Calibri" w:hAnsi="Calibri"/>
-          <w:color w:val="262626"/>
+          <w:color w:val="000000"/>
           <w:sz w:val="22"/>
           <w:szCs w:val="22"/>
         </w:rPr>
@@ -3731,12 +4091,12 @@
     </w:p>
     <w:p>
       <w:pPr>
-        <w:spacing w:after="120" w:line="276"/>
-      </w:pPr>
-      <w:r>
-        <w:rPr>
-          <w:rFonts w:ascii="Calibri" w:cs="Calibri" w:eastAsia="Calibri" w:hAnsi="Calibri"/>
-          <w:color w:val="262626"/>
+        <w:spacing w:after="120" w:line="300"/>
+      </w:pPr>
+      <w:r>
+        <w:rPr>
+          <w:rFonts w:ascii="Calibri" w:cs="Calibri" w:eastAsia="Calibri" w:hAnsi="Calibri"/>
+          <w:color w:val="000000"/>
           <w:sz w:val="22"/>
           <w:szCs w:val="22"/>
         </w:rPr>
@@ -3746,9 +4106,9 @@
     <w:p>
       <w:pPr>
         <w:pBdr>
-          <w:left w:val="single" w:color="B8860B" w:sz="24" w:space="8"/>
+          <w:left w:val="single" w:color="1F4E79" w:sz="24" w:space="8"/>
         </w:pBdr>
-        <w:shd w:fill="FFF8E7" w:val="clear"/>
+        <w:shd w:fill="EAF1F8" w:val="clear"/>
         <w:spacing w:after="200" w:before="160"/>
         <w:ind w:left="120" w:right="120"/>
       </w:pPr>
@@ -3757,7 +4117,7 @@
           <w:rFonts w:ascii="Calibri" w:cs="Calibri" w:eastAsia="Calibri" w:hAnsi="Calibri"/>
           <w:b/>
           <w:bCs/>
-          <w:color w:val="3D2E00"/>
+          <w:color w:val="000000"/>
           <w:sz w:val="22"/>
           <w:szCs w:val="22"/>
         </w:rPr>
@@ -3766,7 +4126,7 @@
       <w:r>
         <w:rPr>
           <w:rFonts w:ascii="Calibri" w:cs="Calibri" w:eastAsia="Calibri" w:hAnsi="Calibri"/>
-          <w:color w:val="3D2E00"/>
+          <w:color w:val="000000"/>
           <w:sz w:val="22"/>
           <w:szCs w:val="22"/>
         </w:rPr>
@@ -3774,8 +4134,9 @@
       </w:r>
     </w:p>
     <w:sectPr>
+      <w:footerReference w:type="default" r:id="rId7"/>
       <w:pgSz w:w="11906" w:h="16838" w:orient="portrait"/>
-      <w:pgMar w:top="1300" w:right="1440" w:bottom="1300" w:left="1440" w:header="708" w:footer="708" w:gutter="0"/>
+      <w:pgMar w:top="1300" w:right="1300" w:bottom="1300" w:left="1300" w:header="708" w:footer="708" w:gutter="0"/>
       <w:pgNumType/>
       <w:docGrid w:linePitch="360"/>
     </w:sectPr>
@@ -3824,6 +4185,37 @@
 </w:endnotes>
 </file>
 
+<file path=word/footer1.xml><?xml version="1.0" encoding="utf-8"?>
+<w:ftr xmlns:wpc="http://schemas.microsoft.com/office/word/2010/wordprocessingCanvas" xmlns:mc="http://schemas.openxmlformats.org/markup-compatibility/2006" xmlns:o="urn:schemas-microsoft-com:office:office" xmlns:r="http://schemas.openxmlformats.org/officeDocument/2006/relationships" xmlns:m="http://schemas.openxmlformats.org/officeDocument/2006/math" xmlns:v="urn:schemas-microsoft-com:vml" xmlns:wp14="http://schemas.microsoft.com/office/word/2010/wordprocessingDrawing" xmlns:wp="http://schemas.openxmlformats.org/drawingml/2006/wordprocessingDrawing" xmlns:w10="urn:schemas-microsoft-com:office:word" xmlns:w="http://schemas.openxmlformats.org/wordprocessingml/2006/main" xmlns:w14="http://schemas.microsoft.com/office/word/2010/wordml" xmlns:w15="http://schemas.microsoft.com/office/word/2012/wordml" xmlns:wpg="http://schemas.microsoft.com/office/word/2010/wordprocessingGroup" xmlns:wpi="http://schemas.microsoft.com/office/word/2010/wordprocessingInk" xmlns:wne="http://schemas.microsoft.com/office/word/2006/wordml" xmlns:wps="http://schemas.microsoft.com/office/word/2010/wordprocessingShape">
+  <w:p>
+    <w:pPr>
+      <w:jc w:val="center"/>
+    </w:pPr>
+    <w:r>
+      <w:rPr>
+        <w:rFonts w:ascii="Calibri" w:cs="Calibri" w:eastAsia="Calibri" w:hAnsi="Calibri"/>
+        <w:color w:val="7F7F7F"/>
+        <w:sz w:val="16"/>
+        <w:szCs w:val="16"/>
+      </w:rPr>
+      <w:t xml:space="preserve">Dossier de projet — Partie 3 — Environnement technique    |    Page </w:t>
+    </w:r>
+    <w:r>
+      <w:rPr>
+        <w:rFonts w:ascii="Calibri" w:cs="Calibri" w:eastAsia="Calibri" w:hAnsi="Calibri"/>
+        <w:color w:val="7F7F7F"/>
+        <w:sz w:val="16"/>
+        <w:szCs w:val="16"/>
+      </w:rPr>
+      <w:fldChar w:fldCharType="begin"/>
+      <w:instrText xml:space="preserve">PAGE</w:instrText>
+      <w:fldChar w:fldCharType="separate"/>
+      <w:fldChar w:fldCharType="end"/>
+    </w:r>
+  </w:p>
+</w:ftr>
+</file>
+
 <file path=word/footnotes.xml><?xml version="1.0" encoding="utf-8"?>
 <w:footnotes xmlns:wpc="http://schemas.microsoft.com/office/word/2010/wordprocessingCanvas" xmlns:mc="http://schemas.openxmlformats.org/markup-compatibility/2006" xmlns:o="urn:schemas-microsoft-com:office:office" xmlns:r="http://schemas.openxmlformats.org/officeDocument/2006/relationships" xmlns:m="http://schemas.openxmlformats.org/officeDocument/2006/math" xmlns:v="urn:schemas-microsoft-com:vml" xmlns:wp14="http://schemas.microsoft.com/office/word/2010/wordprocessingDrawing" xmlns:wp="http://schemas.openxmlformats.org/drawingml/2006/wordprocessingDrawing" xmlns:w10="urn:schemas-microsoft-com:office:word" xmlns:w="http://schemas.openxmlformats.org/wordprocessingml/2006/main" xmlns:w14="http://schemas.microsoft.com/office/word/2010/wordml" xmlns:w15="http://schemas.microsoft.com/office/word/2012/wordml" xmlns:wpg="http://schemas.microsoft.com/office/word/2010/wordprocessingGroup" xmlns:wpi="http://schemas.microsoft.com/office/word/2010/wordprocessingInk" xmlns:wne="http://schemas.microsoft.com/office/word/2006/wordml" xmlns:wps="http://schemas.microsoft.com/office/word/2010/wordprocessingShape" mc:Ignorable="w14 w15 wp14">
   <w:footnote w:type="separator" w:id="-1">
@@ -3955,7 +4347,7 @@
       <w:lvlText w:val="•"/>
       <w:lvlJc w:val="left"/>
       <w:pPr>
-        <w:ind w:left="400" w:hanging="200"/>
+        <w:ind w:left="720" w:hanging="360"/>
       </w:pPr>
     </w:lvl>
   </w:abstractNum>
